--- a/ws-fastapi.docx
+++ b/ws-fastapi.docx
@@ -3022,6 +3022,5265 @@
       </w:r>
     </w:p>
     <w:p/>
+    <w:p>
+      <w:r>
+        <w:t>Building a containerized Python WebSocket service for Air Force logistics is best approached as a series of engineering steps, starting with requirements and ending with deployment, security testing, and integration with logistics systems.</w:t>
+      </w:r>
+    </w:p>
+    <w:p>
+      <w:r>
+        <w:t xml:space="preserve">For your Air Force logistics data fabric use case, I recommend </w:t>
+      </w:r>
+      <w:r>
+        <w:rPr>
+          <w:b/>
+          <w:bCs/>
+        </w:rPr>
+        <w:t>12 steps organized into six phases</w:t>
+      </w:r>
+      <w:r>
+        <w:t>. This approach lets you demonstrate a working prototype early and progressively add API gateway integration, event streaming, cybersecurity, and analytics.</w:t>
+      </w:r>
+    </w:p>
+    <w:p>
+      <w:pPr>
+        <w:rPr>
+          <w:b/>
+          <w:bCs/>
+        </w:rPr>
+      </w:pPr>
+      <w:r>
+        <w:rPr>
+          <w:b/>
+          <w:bCs/>
+        </w:rPr>
+        <w:t>Air Force Logistics WebSocket Service: Development Roadmap</w:t>
+      </w:r>
+    </w:p>
+    <w:p>
+      <w:pPr>
+        <w:rPr>
+          <w:b/>
+          <w:bCs/>
+        </w:rPr>
+      </w:pPr>
+      <w:r>
+        <w:rPr>
+          <w:b/>
+          <w:bCs/>
+        </w:rPr>
+        <w:t>Overview: The 12 steps</w:t>
+      </w:r>
+    </w:p>
+    <w:tbl>
+      <w:tblPr>
+        <w:tblW w:w="0" w:type="auto"/>
+        <w:tblCellSpacing w:w="15" w:type="dxa"/>
+        <w:tblCellMar>
+          <w:top w:w="15" w:type="dxa"/>
+          <w:left w:w="15" w:type="dxa"/>
+          <w:bottom w:w="15" w:type="dxa"/>
+          <w:right w:w="15" w:type="dxa"/>
+        </w:tblCellMar>
+        <w:tblLook w:val="04A0" w:firstRow="1" w:lastRow="0" w:firstColumn="1" w:lastColumn="0" w:noHBand="0" w:noVBand="1"/>
+      </w:tblPr>
+      <w:tblGrid>
+        <w:gridCol w:w="1564"/>
+        <w:gridCol w:w="562"/>
+        <w:gridCol w:w="3694"/>
+        <w:gridCol w:w="3540"/>
+      </w:tblGrid>
+      <w:tr>
+        <w:trPr>
+          <w:tblHeader/>
+          <w:tblCellSpacing w:w="15" w:type="dxa"/>
+        </w:trPr>
+        <w:tc>
+          <w:tcPr>
+            <w:tcW w:w="0" w:type="auto"/>
+            <w:vAlign w:val="center"/>
+            <w:hideMark/>
+          </w:tcPr>
+          <w:p>
+            <w:pPr>
+              <w:rPr>
+                <w:b/>
+                <w:bCs/>
+              </w:rPr>
+            </w:pPr>
+            <w:r>
+              <w:rPr>
+                <w:b/>
+                <w:bCs/>
+              </w:rPr>
+              <w:lastRenderedPageBreak/>
+              <w:t>Phase</w:t>
+            </w:r>
+          </w:p>
+        </w:tc>
+        <w:tc>
+          <w:tcPr>
+            <w:tcW w:w="0" w:type="auto"/>
+            <w:vAlign w:val="center"/>
+            <w:hideMark/>
+          </w:tcPr>
+          <w:p>
+            <w:pPr>
+              <w:rPr>
+                <w:b/>
+                <w:bCs/>
+              </w:rPr>
+            </w:pPr>
+            <w:r>
+              <w:rPr>
+                <w:b/>
+                <w:bCs/>
+              </w:rPr>
+              <w:t>Step</w:t>
+            </w:r>
+          </w:p>
+        </w:tc>
+        <w:tc>
+          <w:tcPr>
+            <w:tcW w:w="0" w:type="auto"/>
+            <w:vAlign w:val="center"/>
+            <w:hideMark/>
+          </w:tcPr>
+          <w:p>
+            <w:pPr>
+              <w:rPr>
+                <w:b/>
+                <w:bCs/>
+              </w:rPr>
+            </w:pPr>
+            <w:r>
+              <w:rPr>
+                <w:b/>
+                <w:bCs/>
+              </w:rPr>
+              <w:t>Activity</w:t>
+            </w:r>
+          </w:p>
+        </w:tc>
+        <w:tc>
+          <w:tcPr>
+            <w:tcW w:w="0" w:type="auto"/>
+            <w:vAlign w:val="center"/>
+            <w:hideMark/>
+          </w:tcPr>
+          <w:p>
+            <w:pPr>
+              <w:rPr>
+                <w:b/>
+                <w:bCs/>
+              </w:rPr>
+            </w:pPr>
+            <w:r>
+              <w:rPr>
+                <w:b/>
+                <w:bCs/>
+              </w:rPr>
+              <w:t>Deliverable</w:t>
+            </w:r>
+          </w:p>
+        </w:tc>
+      </w:tr>
+      <w:tr>
+        <w:trPr>
+          <w:tblCellSpacing w:w="15" w:type="dxa"/>
+        </w:trPr>
+        <w:tc>
+          <w:tcPr>
+            <w:tcW w:w="0" w:type="auto"/>
+            <w:vAlign w:val="center"/>
+            <w:hideMark/>
+          </w:tcPr>
+          <w:p>
+            <w:r>
+              <w:t>1. Design</w:t>
+            </w:r>
+          </w:p>
+        </w:tc>
+        <w:tc>
+          <w:tcPr>
+            <w:tcW w:w="0" w:type="auto"/>
+            <w:vAlign w:val="center"/>
+            <w:hideMark/>
+          </w:tcPr>
+          <w:p>
+            <w:r>
+              <w:t>1</w:t>
+            </w:r>
+          </w:p>
+        </w:tc>
+        <w:tc>
+          <w:tcPr>
+            <w:tcW w:w="0" w:type="auto"/>
+            <w:vAlign w:val="center"/>
+            <w:hideMark/>
+          </w:tcPr>
+          <w:p>
+            <w:r>
+              <w:t>Define requirements and use cases</w:t>
+            </w:r>
+          </w:p>
+        </w:tc>
+        <w:tc>
+          <w:tcPr>
+            <w:tcW w:w="0" w:type="auto"/>
+            <w:vAlign w:val="center"/>
+            <w:hideMark/>
+          </w:tcPr>
+          <w:p>
+            <w:r>
+              <w:t>Requirements document</w:t>
+            </w:r>
+          </w:p>
+        </w:tc>
+      </w:tr>
+      <w:tr>
+        <w:trPr>
+          <w:tblCellSpacing w:w="15" w:type="dxa"/>
+        </w:trPr>
+        <w:tc>
+          <w:tcPr>
+            <w:tcW w:w="0" w:type="auto"/>
+            <w:vAlign w:val="center"/>
+            <w:hideMark/>
+          </w:tcPr>
+          <w:p>
+            <w:r>
+              <w:t>1. Design</w:t>
+            </w:r>
+          </w:p>
+        </w:tc>
+        <w:tc>
+          <w:tcPr>
+            <w:tcW w:w="0" w:type="auto"/>
+            <w:vAlign w:val="center"/>
+            <w:hideMark/>
+          </w:tcPr>
+          <w:p>
+            <w:r>
+              <w:t>2</w:t>
+            </w:r>
+          </w:p>
+        </w:tc>
+        <w:tc>
+          <w:tcPr>
+            <w:tcW w:w="0" w:type="auto"/>
+            <w:vAlign w:val="center"/>
+            <w:hideMark/>
+          </w:tcPr>
+          <w:p>
+            <w:r>
+              <w:t>Design the architecture</w:t>
+            </w:r>
+          </w:p>
+        </w:tc>
+        <w:tc>
+          <w:tcPr>
+            <w:tcW w:w="0" w:type="auto"/>
+            <w:vAlign w:val="center"/>
+            <w:hideMark/>
+          </w:tcPr>
+          <w:p>
+            <w:r>
+              <w:t>Architecture diagram</w:t>
+            </w:r>
+          </w:p>
+        </w:tc>
+      </w:tr>
+      <w:tr>
+        <w:trPr>
+          <w:tblCellSpacing w:w="15" w:type="dxa"/>
+        </w:trPr>
+        <w:tc>
+          <w:tcPr>
+            <w:tcW w:w="0" w:type="auto"/>
+            <w:vAlign w:val="center"/>
+            <w:hideMark/>
+          </w:tcPr>
+          <w:p>
+            <w:r>
+              <w:t>2. Develop</w:t>
+            </w:r>
+          </w:p>
+        </w:tc>
+        <w:tc>
+          <w:tcPr>
+            <w:tcW w:w="0" w:type="auto"/>
+            <w:vAlign w:val="center"/>
+            <w:hideMark/>
+          </w:tcPr>
+          <w:p>
+            <w:r>
+              <w:t>3</w:t>
+            </w:r>
+          </w:p>
+        </w:tc>
+        <w:tc>
+          <w:tcPr>
+            <w:tcW w:w="0" w:type="auto"/>
+            <w:vAlign w:val="center"/>
+            <w:hideMark/>
+          </w:tcPr>
+          <w:p>
+            <w:r>
+              <w:t>Define the logistics event schema</w:t>
+            </w:r>
+          </w:p>
+        </w:tc>
+        <w:tc>
+          <w:tcPr>
+            <w:tcW w:w="0" w:type="auto"/>
+            <w:vAlign w:val="center"/>
+            <w:hideMark/>
+          </w:tcPr>
+          <w:p>
+            <w:r>
+              <w:t>JSON event specification</w:t>
+            </w:r>
+          </w:p>
+        </w:tc>
+      </w:tr>
+      <w:tr>
+        <w:trPr>
+          <w:tblCellSpacing w:w="15" w:type="dxa"/>
+        </w:trPr>
+        <w:tc>
+          <w:tcPr>
+            <w:tcW w:w="0" w:type="auto"/>
+            <w:vAlign w:val="center"/>
+            <w:hideMark/>
+          </w:tcPr>
+          <w:p>
+            <w:r>
+              <w:t>2. Develop</w:t>
+            </w:r>
+          </w:p>
+        </w:tc>
+        <w:tc>
+          <w:tcPr>
+            <w:tcW w:w="0" w:type="auto"/>
+            <w:vAlign w:val="center"/>
+            <w:hideMark/>
+          </w:tcPr>
+          <w:p>
+            <w:r>
+              <w:t>4</w:t>
+            </w:r>
+          </w:p>
+        </w:tc>
+        <w:tc>
+          <w:tcPr>
+            <w:tcW w:w="0" w:type="auto"/>
+            <w:vAlign w:val="center"/>
+            <w:hideMark/>
+          </w:tcPr>
+          <w:p>
+            <w:r>
+              <w:t>Build the Python WebSocket service</w:t>
+            </w:r>
+          </w:p>
+        </w:tc>
+        <w:tc>
+          <w:tcPr>
+            <w:tcW w:w="0" w:type="auto"/>
+            <w:vAlign w:val="center"/>
+            <w:hideMark/>
+          </w:tcPr>
+          <w:p>
+            <w:r>
+              <w:t>Working Python application</w:t>
+            </w:r>
+          </w:p>
+        </w:tc>
+      </w:tr>
+      <w:tr>
+        <w:trPr>
+          <w:tblCellSpacing w:w="15" w:type="dxa"/>
+        </w:trPr>
+        <w:tc>
+          <w:tcPr>
+            <w:tcW w:w="0" w:type="auto"/>
+            <w:vAlign w:val="center"/>
+            <w:hideMark/>
+          </w:tcPr>
+          <w:p>
+            <w:r>
+              <w:t>3. Containerize</w:t>
+            </w:r>
+          </w:p>
+        </w:tc>
+        <w:tc>
+          <w:tcPr>
+            <w:tcW w:w="0" w:type="auto"/>
+            <w:vAlign w:val="center"/>
+            <w:hideMark/>
+          </w:tcPr>
+          <w:p>
+            <w:r>
+              <w:t>5</w:t>
+            </w:r>
+          </w:p>
+        </w:tc>
+        <w:tc>
+          <w:tcPr>
+            <w:tcW w:w="0" w:type="auto"/>
+            <w:vAlign w:val="center"/>
+            <w:hideMark/>
+          </w:tcPr>
+          <w:p>
+            <w:r>
+              <w:t>Package the service in Docker</w:t>
+            </w:r>
+          </w:p>
+        </w:tc>
+        <w:tc>
+          <w:tcPr>
+            <w:tcW w:w="0" w:type="auto"/>
+            <w:vAlign w:val="center"/>
+            <w:hideMark/>
+          </w:tcPr>
+          <w:p>
+            <w:r>
+              <w:t>Docker image</w:t>
+            </w:r>
+          </w:p>
+        </w:tc>
+      </w:tr>
+      <w:tr>
+        <w:trPr>
+          <w:tblCellSpacing w:w="15" w:type="dxa"/>
+        </w:trPr>
+        <w:tc>
+          <w:tcPr>
+            <w:tcW w:w="0" w:type="auto"/>
+            <w:vAlign w:val="center"/>
+            <w:hideMark/>
+          </w:tcPr>
+          <w:p>
+            <w:r>
+              <w:t>3. Containerize</w:t>
+            </w:r>
+          </w:p>
+        </w:tc>
+        <w:tc>
+          <w:tcPr>
+            <w:tcW w:w="0" w:type="auto"/>
+            <w:vAlign w:val="center"/>
+            <w:hideMark/>
+          </w:tcPr>
+          <w:p>
+            <w:r>
+              <w:t>6</w:t>
+            </w:r>
+          </w:p>
+        </w:tc>
+        <w:tc>
+          <w:tcPr>
+            <w:tcW w:w="0" w:type="auto"/>
+            <w:vAlign w:val="center"/>
+            <w:hideMark/>
+          </w:tcPr>
+          <w:p>
+            <w:r>
+              <w:t>Test the containerized application</w:t>
+            </w:r>
+          </w:p>
+        </w:tc>
+        <w:tc>
+          <w:tcPr>
+            <w:tcW w:w="0" w:type="auto"/>
+            <w:vAlign w:val="center"/>
+            <w:hideMark/>
+          </w:tcPr>
+          <w:p>
+            <w:r>
+              <w:t>Tested container</w:t>
+            </w:r>
+          </w:p>
+        </w:tc>
+      </w:tr>
+      <w:tr>
+        <w:trPr>
+          <w:tblCellSpacing w:w="15" w:type="dxa"/>
+        </w:trPr>
+        <w:tc>
+          <w:tcPr>
+            <w:tcW w:w="0" w:type="auto"/>
+            <w:vAlign w:val="center"/>
+            <w:hideMark/>
+          </w:tcPr>
+          <w:p>
+            <w:r>
+              <w:t>4. Integrate</w:t>
+            </w:r>
+          </w:p>
+        </w:tc>
+        <w:tc>
+          <w:tcPr>
+            <w:tcW w:w="0" w:type="auto"/>
+            <w:vAlign w:val="center"/>
+            <w:hideMark/>
+          </w:tcPr>
+          <w:p>
+            <w:r>
+              <w:t>7</w:t>
+            </w:r>
+          </w:p>
+        </w:tc>
+        <w:tc>
+          <w:tcPr>
+            <w:tcW w:w="0" w:type="auto"/>
+            <w:vAlign w:val="center"/>
+            <w:hideMark/>
+          </w:tcPr>
+          <w:p>
+            <w:r>
+              <w:t>Connect logistics data sources</w:t>
+            </w:r>
+          </w:p>
+        </w:tc>
+        <w:tc>
+          <w:tcPr>
+            <w:tcW w:w="0" w:type="auto"/>
+            <w:vAlign w:val="center"/>
+            <w:hideMark/>
+          </w:tcPr>
+          <w:p>
+            <w:r>
+              <w:t>Data adapters</w:t>
+            </w:r>
+          </w:p>
+        </w:tc>
+      </w:tr>
+      <w:tr>
+        <w:trPr>
+          <w:tblCellSpacing w:w="15" w:type="dxa"/>
+        </w:trPr>
+        <w:tc>
+          <w:tcPr>
+            <w:tcW w:w="0" w:type="auto"/>
+            <w:vAlign w:val="center"/>
+            <w:hideMark/>
+          </w:tcPr>
+          <w:p>
+            <w:r>
+              <w:t>4. Integrate</w:t>
+            </w:r>
+          </w:p>
+        </w:tc>
+        <w:tc>
+          <w:tcPr>
+            <w:tcW w:w="0" w:type="auto"/>
+            <w:vAlign w:val="center"/>
+            <w:hideMark/>
+          </w:tcPr>
+          <w:p>
+            <w:r>
+              <w:t>8</w:t>
+            </w:r>
+          </w:p>
+        </w:tc>
+        <w:tc>
+          <w:tcPr>
+            <w:tcW w:w="0" w:type="auto"/>
+            <w:vAlign w:val="center"/>
+            <w:hideMark/>
+          </w:tcPr>
+          <w:p>
+            <w:r>
+              <w:t>Add API gateway and messaging</w:t>
+            </w:r>
+          </w:p>
+        </w:tc>
+        <w:tc>
+          <w:tcPr>
+            <w:tcW w:w="0" w:type="auto"/>
+            <w:vAlign w:val="center"/>
+            <w:hideMark/>
+          </w:tcPr>
+          <w:p>
+            <w:r>
+              <w:t>Kong and messaging integration</w:t>
+            </w:r>
+          </w:p>
+        </w:tc>
+      </w:tr>
+      <w:tr>
+        <w:trPr>
+          <w:tblCellSpacing w:w="15" w:type="dxa"/>
+        </w:trPr>
+        <w:tc>
+          <w:tcPr>
+            <w:tcW w:w="0" w:type="auto"/>
+            <w:vAlign w:val="center"/>
+            <w:hideMark/>
+          </w:tcPr>
+          <w:p>
+            <w:r>
+              <w:t>5. Secure</w:t>
+            </w:r>
+          </w:p>
+        </w:tc>
+        <w:tc>
+          <w:tcPr>
+            <w:tcW w:w="0" w:type="auto"/>
+            <w:vAlign w:val="center"/>
+            <w:hideMark/>
+          </w:tcPr>
+          <w:p>
+            <w:r>
+              <w:t>9</w:t>
+            </w:r>
+          </w:p>
+        </w:tc>
+        <w:tc>
+          <w:tcPr>
+            <w:tcW w:w="0" w:type="auto"/>
+            <w:vAlign w:val="center"/>
+            <w:hideMark/>
+          </w:tcPr>
+          <w:p>
+            <w:r>
+              <w:t>Implement security controls</w:t>
+            </w:r>
+          </w:p>
+        </w:tc>
+        <w:tc>
+          <w:tcPr>
+            <w:tcW w:w="0" w:type="auto"/>
+            <w:vAlign w:val="center"/>
+            <w:hideMark/>
+          </w:tcPr>
+          <w:p>
+            <w:r>
+              <w:t>Security configuration</w:t>
+            </w:r>
+          </w:p>
+        </w:tc>
+      </w:tr>
+      <w:tr>
+        <w:trPr>
+          <w:tblCellSpacing w:w="15" w:type="dxa"/>
+        </w:trPr>
+        <w:tc>
+          <w:tcPr>
+            <w:tcW w:w="0" w:type="auto"/>
+            <w:vAlign w:val="center"/>
+            <w:hideMark/>
+          </w:tcPr>
+          <w:p>
+            <w:r>
+              <w:t>5. Secure</w:t>
+            </w:r>
+          </w:p>
+        </w:tc>
+        <w:tc>
+          <w:tcPr>
+            <w:tcW w:w="0" w:type="auto"/>
+            <w:vAlign w:val="center"/>
+            <w:hideMark/>
+          </w:tcPr>
+          <w:p>
+            <w:r>
+              <w:t>10</w:t>
+            </w:r>
+          </w:p>
+        </w:tc>
+        <w:tc>
+          <w:tcPr>
+            <w:tcW w:w="0" w:type="auto"/>
+            <w:vAlign w:val="center"/>
+            <w:hideMark/>
+          </w:tcPr>
+          <w:p>
+            <w:r>
+              <w:t>Add monitoring and logging</w:t>
+            </w:r>
+          </w:p>
+        </w:tc>
+        <w:tc>
+          <w:tcPr>
+            <w:tcW w:w="0" w:type="auto"/>
+            <w:vAlign w:val="center"/>
+            <w:hideMark/>
+          </w:tcPr>
+          <w:p>
+            <w:r>
+              <w:t>Monitoring dashboard</w:t>
+            </w:r>
+          </w:p>
+        </w:tc>
+      </w:tr>
+      <w:tr>
+        <w:trPr>
+          <w:tblCellSpacing w:w="15" w:type="dxa"/>
+        </w:trPr>
+        <w:tc>
+          <w:tcPr>
+            <w:tcW w:w="0" w:type="auto"/>
+            <w:vAlign w:val="center"/>
+            <w:hideMark/>
+          </w:tcPr>
+          <w:p>
+            <w:r>
+              <w:t>6. Validate</w:t>
+            </w:r>
+          </w:p>
+        </w:tc>
+        <w:tc>
+          <w:tcPr>
+            <w:tcW w:w="0" w:type="auto"/>
+            <w:vAlign w:val="center"/>
+            <w:hideMark/>
+          </w:tcPr>
+          <w:p>
+            <w:r>
+              <w:t>11</w:t>
+            </w:r>
+          </w:p>
+        </w:tc>
+        <w:tc>
+          <w:tcPr>
+            <w:tcW w:w="0" w:type="auto"/>
+            <w:vAlign w:val="center"/>
+            <w:hideMark/>
+          </w:tcPr>
+          <w:p>
+            <w:r>
+              <w:t>Conduct functional and performance testing</w:t>
+            </w:r>
+          </w:p>
+        </w:tc>
+        <w:tc>
+          <w:tcPr>
+            <w:tcW w:w="0" w:type="auto"/>
+            <w:vAlign w:val="center"/>
+            <w:hideMark/>
+          </w:tcPr>
+          <w:p>
+            <w:r>
+              <w:t>Test report</w:t>
+            </w:r>
+          </w:p>
+        </w:tc>
+      </w:tr>
+      <w:tr>
+        <w:trPr>
+          <w:tblCellSpacing w:w="15" w:type="dxa"/>
+        </w:trPr>
+        <w:tc>
+          <w:tcPr>
+            <w:tcW w:w="0" w:type="auto"/>
+            <w:vAlign w:val="center"/>
+            <w:hideMark/>
+          </w:tcPr>
+          <w:p>
+            <w:r>
+              <w:t>6. Deploy</w:t>
+            </w:r>
+          </w:p>
+        </w:tc>
+        <w:tc>
+          <w:tcPr>
+            <w:tcW w:w="0" w:type="auto"/>
+            <w:vAlign w:val="center"/>
+            <w:hideMark/>
+          </w:tcPr>
+          <w:p>
+            <w:r>
+              <w:t>12</w:t>
+            </w:r>
+          </w:p>
+        </w:tc>
+        <w:tc>
+          <w:tcPr>
+            <w:tcW w:w="0" w:type="auto"/>
+            <w:vAlign w:val="center"/>
+            <w:hideMark/>
+          </w:tcPr>
+          <w:p>
+            <w:r>
+              <w:t>Deploy into the target environment</w:t>
+            </w:r>
+          </w:p>
+        </w:tc>
+        <w:tc>
+          <w:tcPr>
+            <w:tcW w:w="0" w:type="auto"/>
+            <w:vAlign w:val="center"/>
+            <w:hideMark/>
+          </w:tcPr>
+          <w:p>
+            <w:r>
+              <w:t>Deployment package and documentation</w:t>
+            </w:r>
+          </w:p>
+        </w:tc>
+      </w:tr>
+    </w:tbl>
+    <w:p>
+      <w:r>
+        <w:t>Let's walk through each step.</w:t>
+      </w:r>
+    </w:p>
+    <w:p>
+      <w:r>
+        <w:pict w14:anchorId="4FCA82F4">
+          <v:rect id="_x0000_i1190" style="width:0;height:1.5pt" o:hralign="center" o:hrstd="t" o:hr="t" fillcolor="#a0a0a0" stroked="f"/>
+        </w:pict>
+      </w:r>
+    </w:p>
+    <w:p>
+      <w:pPr>
+        <w:rPr>
+          <w:b/>
+          <w:bCs/>
+        </w:rPr>
+      </w:pPr>
+      <w:r>
+        <w:rPr>
+          <w:b/>
+          <w:bCs/>
+        </w:rPr>
+        <w:t>Phase 1: Design the Service</w:t>
+      </w:r>
+    </w:p>
+    <w:p>
+      <w:pPr>
+        <w:rPr>
+          <w:b/>
+          <w:bCs/>
+        </w:rPr>
+      </w:pPr>
+      <w:r>
+        <w:rPr>
+          <w:b/>
+          <w:bCs/>
+        </w:rPr>
+        <w:t>Step 1. Define the requirements</w:t>
+      </w:r>
+    </w:p>
+    <w:p>
+      <w:r>
+        <w:t>Before writing code, identify what the service needs to accomplish.</w:t>
+      </w:r>
+    </w:p>
+    <w:p>
+      <w:r>
+        <w:t>For an Air Force logistics application, I would start with four use cases.</w:t>
+      </w:r>
+    </w:p>
+    <w:tbl>
+      <w:tblPr>
+        <w:tblW w:w="0" w:type="auto"/>
+        <w:tblCellSpacing w:w="15" w:type="dxa"/>
+        <w:tblCellMar>
+          <w:top w:w="15" w:type="dxa"/>
+          <w:left w:w="15" w:type="dxa"/>
+          <w:bottom w:w="15" w:type="dxa"/>
+          <w:right w:w="15" w:type="dxa"/>
+        </w:tblCellMar>
+        <w:tblLook w:val="04A0" w:firstRow="1" w:lastRow="0" w:firstColumn="1" w:lastColumn="0" w:noHBand="0" w:noVBand="1"/>
+      </w:tblPr>
+      <w:tblGrid>
+        <w:gridCol w:w="1888"/>
+        <w:gridCol w:w="2840"/>
+        <w:gridCol w:w="3369"/>
+      </w:tblGrid>
+      <w:tr>
+        <w:trPr>
+          <w:tblHeader/>
+          <w:tblCellSpacing w:w="15" w:type="dxa"/>
+        </w:trPr>
+        <w:tc>
+          <w:tcPr>
+            <w:tcW w:w="0" w:type="auto"/>
+            <w:vAlign w:val="center"/>
+            <w:hideMark/>
+          </w:tcPr>
+          <w:p>
+            <w:pPr>
+              <w:rPr>
+                <w:b/>
+                <w:bCs/>
+              </w:rPr>
+            </w:pPr>
+            <w:r>
+              <w:rPr>
+                <w:b/>
+                <w:bCs/>
+              </w:rPr>
+              <w:lastRenderedPageBreak/>
+              <w:t>Use case</w:t>
+            </w:r>
+          </w:p>
+        </w:tc>
+        <w:tc>
+          <w:tcPr>
+            <w:tcW w:w="0" w:type="auto"/>
+            <w:vAlign w:val="center"/>
+            <w:hideMark/>
+          </w:tcPr>
+          <w:p>
+            <w:pPr>
+              <w:rPr>
+                <w:b/>
+                <w:bCs/>
+              </w:rPr>
+            </w:pPr>
+            <w:r>
+              <w:rPr>
+                <w:b/>
+                <w:bCs/>
+              </w:rPr>
+              <w:t>Input</w:t>
+            </w:r>
+          </w:p>
+        </w:tc>
+        <w:tc>
+          <w:tcPr>
+            <w:tcW w:w="0" w:type="auto"/>
+            <w:vAlign w:val="center"/>
+            <w:hideMark/>
+          </w:tcPr>
+          <w:p>
+            <w:pPr>
+              <w:rPr>
+                <w:b/>
+                <w:bCs/>
+              </w:rPr>
+            </w:pPr>
+            <w:r>
+              <w:rPr>
+                <w:b/>
+                <w:bCs/>
+              </w:rPr>
+              <w:t>Expected output</w:t>
+            </w:r>
+          </w:p>
+        </w:tc>
+      </w:tr>
+      <w:tr>
+        <w:trPr>
+          <w:tblCellSpacing w:w="15" w:type="dxa"/>
+        </w:trPr>
+        <w:tc>
+          <w:tcPr>
+            <w:tcW w:w="0" w:type="auto"/>
+            <w:vAlign w:val="center"/>
+            <w:hideMark/>
+          </w:tcPr>
+          <w:p>
+            <w:r>
+              <w:t>Aircraft readiness</w:t>
+            </w:r>
+          </w:p>
+        </w:tc>
+        <w:tc>
+          <w:tcPr>
+            <w:tcW w:w="0" w:type="auto"/>
+            <w:vAlign w:val="center"/>
+            <w:hideMark/>
+          </w:tcPr>
+          <w:p>
+            <w:r>
+              <w:t>Aircraft readiness update</w:t>
+            </w:r>
+          </w:p>
+        </w:tc>
+        <w:tc>
+          <w:tcPr>
+            <w:tcW w:w="0" w:type="auto"/>
+            <w:vAlign w:val="center"/>
+            <w:hideMark/>
+          </w:tcPr>
+          <w:p>
+            <w:r>
+              <w:t>Real-time readiness notification</w:t>
+            </w:r>
+          </w:p>
+        </w:tc>
+      </w:tr>
+      <w:tr>
+        <w:trPr>
+          <w:tblCellSpacing w:w="15" w:type="dxa"/>
+        </w:trPr>
+        <w:tc>
+          <w:tcPr>
+            <w:tcW w:w="0" w:type="auto"/>
+            <w:vAlign w:val="center"/>
+            <w:hideMark/>
+          </w:tcPr>
+          <w:p>
+            <w:r>
+              <w:t>Spare parts</w:t>
+            </w:r>
+          </w:p>
+        </w:tc>
+        <w:tc>
+          <w:tcPr>
+            <w:tcW w:w="0" w:type="auto"/>
+            <w:vAlign w:val="center"/>
+            <w:hideMark/>
+          </w:tcPr>
+          <w:p>
+            <w:r>
+              <w:t>Inventory quantity changes</w:t>
+            </w:r>
+          </w:p>
+        </w:tc>
+        <w:tc>
+          <w:tcPr>
+            <w:tcW w:w="0" w:type="auto"/>
+            <w:vAlign w:val="center"/>
+            <w:hideMark/>
+          </w:tcPr>
+          <w:p>
+            <w:r>
+              <w:t>Low-stock notification</w:t>
+            </w:r>
+          </w:p>
+        </w:tc>
+      </w:tr>
+      <w:tr>
+        <w:trPr>
+          <w:tblCellSpacing w:w="15" w:type="dxa"/>
+        </w:trPr>
+        <w:tc>
+          <w:tcPr>
+            <w:tcW w:w="0" w:type="auto"/>
+            <w:vAlign w:val="center"/>
+            <w:hideMark/>
+          </w:tcPr>
+          <w:p>
+            <w:r>
+              <w:t>Maintenance</w:t>
+            </w:r>
+          </w:p>
+        </w:tc>
+        <w:tc>
+          <w:tcPr>
+            <w:tcW w:w="0" w:type="auto"/>
+            <w:vAlign w:val="center"/>
+            <w:hideMark/>
+          </w:tcPr>
+          <w:p>
+            <w:r>
+              <w:t>Work order status changes</w:t>
+            </w:r>
+          </w:p>
+        </w:tc>
+        <w:tc>
+          <w:tcPr>
+            <w:tcW w:w="0" w:type="auto"/>
+            <w:vAlign w:val="center"/>
+            <w:hideMark/>
+          </w:tcPr>
+          <w:p>
+            <w:r>
+              <w:t>Maintenance status update</w:t>
+            </w:r>
+          </w:p>
+        </w:tc>
+      </w:tr>
+      <w:tr>
+        <w:trPr>
+          <w:tblCellSpacing w:w="15" w:type="dxa"/>
+        </w:trPr>
+        <w:tc>
+          <w:tcPr>
+            <w:tcW w:w="0" w:type="auto"/>
+            <w:vAlign w:val="center"/>
+            <w:hideMark/>
+          </w:tcPr>
+          <w:p>
+            <w:r>
+              <w:t>Transportation</w:t>
+            </w:r>
+          </w:p>
+        </w:tc>
+        <w:tc>
+          <w:tcPr>
+            <w:tcW w:w="0" w:type="auto"/>
+            <w:vAlign w:val="center"/>
+            <w:hideMark/>
+          </w:tcPr>
+          <w:p>
+            <w:r>
+              <w:t>Shipment status changes</w:t>
+            </w:r>
+          </w:p>
+        </w:tc>
+        <w:tc>
+          <w:tcPr>
+            <w:tcW w:w="0" w:type="auto"/>
+            <w:vAlign w:val="center"/>
+            <w:hideMark/>
+          </w:tcPr>
+          <w:p>
+            <w:r>
+              <w:t>Shipment tracking notification</w:t>
+            </w:r>
+          </w:p>
+        </w:tc>
+      </w:tr>
+    </w:tbl>
+    <w:p>
+      <w:pPr>
+        <w:rPr>
+          <w:b/>
+          <w:bCs/>
+        </w:rPr>
+      </w:pPr>
+      <w:r>
+        <w:rPr>
+          <w:b/>
+          <w:bCs/>
+        </w:rPr>
+        <w:t>Define the initial requirements</w:t>
+      </w:r>
+    </w:p>
+    <w:p>
+      <w:r>
+        <w:t>For a prototype, establish measurable requirements such as:</w:t>
+      </w:r>
+    </w:p>
+    <w:p>
+      <w:pPr>
+        <w:numPr>
+          <w:ilvl w:val="0"/>
+          <w:numId w:val="3"/>
+        </w:numPr>
+      </w:pPr>
+      <w:r>
+        <w:t>Support at least four logistics event types.</w:t>
+      </w:r>
+    </w:p>
+    <w:p>
+      <w:pPr>
+        <w:numPr>
+          <w:ilvl w:val="0"/>
+          <w:numId w:val="3"/>
+        </w:numPr>
+      </w:pPr>
+      <w:r>
+        <w:t>Support multiple concurrent WebSocket clients.</w:t>
+      </w:r>
+    </w:p>
+    <w:p>
+      <w:pPr>
+        <w:numPr>
+          <w:ilvl w:val="0"/>
+          <w:numId w:val="3"/>
+        </w:numPr>
+      </w:pPr>
+      <w:r>
+        <w:t>Allow clients to subscribe to specific event categories.</w:t>
+      </w:r>
+    </w:p>
+    <w:p>
+      <w:pPr>
+        <w:numPr>
+          <w:ilvl w:val="0"/>
+          <w:numId w:val="3"/>
+        </w:numPr>
+      </w:pPr>
+      <w:r>
+        <w:t>Provide a REST endpoint for retrieving a logistics snapshot.</w:t>
+      </w:r>
+    </w:p>
+    <w:p>
+      <w:pPr>
+        <w:numPr>
+          <w:ilvl w:val="0"/>
+          <w:numId w:val="3"/>
+        </w:numPr>
+      </w:pPr>
+      <w:r>
+        <w:t>Provide a health endpoint.</w:t>
+      </w:r>
+    </w:p>
+    <w:p>
+      <w:pPr>
+        <w:numPr>
+          <w:ilvl w:val="0"/>
+          <w:numId w:val="3"/>
+        </w:numPr>
+      </w:pPr>
+      <w:r>
+        <w:t>Package the application as a Docker container.</w:t>
+      </w:r>
+    </w:p>
+    <w:p>
+      <w:pPr>
+        <w:numPr>
+          <w:ilvl w:val="0"/>
+          <w:numId w:val="3"/>
+        </w:numPr>
+      </w:pPr>
+      <w:r>
+        <w:t>Support configurable event frequency.</w:t>
+      </w:r>
+    </w:p>
+    <w:p>
+      <w:pPr>
+        <w:numPr>
+          <w:ilvl w:val="0"/>
+          <w:numId w:val="3"/>
+        </w:numPr>
+      </w:pPr>
+      <w:r>
+        <w:t>Record connection errors and application failures.</w:t>
+      </w:r>
+    </w:p>
+    <w:p>
+      <w:r>
+        <w:t>You should also define performance requirements.</w:t>
+      </w:r>
+    </w:p>
+    <w:p>
+      <w:r>
+        <w:t>For example, you might initially target a notification latency below 500 milliseconds under a specified test workload.</w:t>
+      </w:r>
+    </w:p>
+    <w:p>
+      <w:r>
+        <w:t>That is a proposed engineering target, not a demonstrated capability of the current application. Measure the actual latency during testing.</w:t>
+      </w:r>
+    </w:p>
+    <w:p>
+      <w:r>
+        <w:rPr>
+          <w:b/>
+          <w:bCs/>
+        </w:rPr>
+        <w:t>Deliverable:</w:t>
+      </w:r>
+      <w:r>
+        <w:t xml:space="preserve"> A short requirements document defining functionality, performance, security, and deployment constraints.</w:t>
+      </w:r>
+    </w:p>
+    <w:p>
+      <w:pPr>
+        <w:rPr>
+          <w:b/>
+          <w:bCs/>
+        </w:rPr>
+      </w:pPr>
+      <w:r>
+        <w:rPr>
+          <w:b/>
+          <w:bCs/>
+        </w:rPr>
+        <w:t>Step 2. Design the architecture</w:t>
+      </w:r>
+    </w:p>
+    <w:p>
+      <w:r>
+        <w:t>The architecture should separate data sources, event processing, client communication, and security.</w:t>
+      </w:r>
+    </w:p>
+    <w:p>
+      <w:r>
+        <w:t>For the initial prototype, use this design:</w:t>
+      </w:r>
+    </w:p>
+    <w:p>
+      <w:r>
+        <w:lastRenderedPageBreak/>
+        <w:drawing>
+          <wp:inline distT="0" distB="0" distL="0" distR="0" wp14:anchorId="270E9891" wp14:editId="5AAA643F">
+            <wp:extent cx="5943600" cy="3962400"/>
+            <wp:effectExtent l="0" t="0" r="0" b="0"/>
+            <wp:docPr id="1416787170" name="Picture 38" descr="Image"/>
+            <wp:cNvGraphicFramePr>
+              <a:graphicFrameLocks xmlns:a="http://schemas.openxmlformats.org/drawingml/2006/main" noChangeAspect="1"/>
+            </wp:cNvGraphicFramePr>
+            <a:graphic xmlns:a="http://schemas.openxmlformats.org/drawingml/2006/main">
+              <a:graphicData uri="http://schemas.openxmlformats.org/drawingml/2006/picture">
+                <pic:pic xmlns:pic="http://schemas.openxmlformats.org/drawingml/2006/picture">
+                  <pic:nvPicPr>
+                    <pic:cNvPr id="0" name="Picture 167" descr="Image"/>
+                    <pic:cNvPicPr>
+                      <a:picLocks noChangeAspect="1" noChangeArrowheads="1"/>
+                    </pic:cNvPicPr>
+                  </pic:nvPicPr>
+                  <pic:blipFill>
+                    <a:blip r:embed="rId17" cstate="print">
+                      <a:extLst>
+                        <a:ext uri="{28A0092B-C50C-407E-A947-70E740481C1C}">
+                          <a14:useLocalDpi xmlns:a14="http://schemas.microsoft.com/office/drawing/2010/main" val="0"/>
+                        </a:ext>
+                      </a:extLst>
+                    </a:blip>
+                    <a:srcRect/>
+                    <a:stretch>
+                      <a:fillRect/>
+                    </a:stretch>
+                  </pic:blipFill>
+                  <pic:spPr bwMode="auto">
+                    <a:xfrm>
+                      <a:off x="0" y="0"/>
+                      <a:ext cx="5943600" cy="3962400"/>
+                    </a:xfrm>
+                    <a:prstGeom prst="rect">
+                      <a:avLst/>
+                    </a:prstGeom>
+                    <a:noFill/>
+                    <a:ln>
+                      <a:noFill/>
+                    </a:ln>
+                  </pic:spPr>
+                </pic:pic>
+              </a:graphicData>
+            </a:graphic>
+          </wp:inline>
+        </w:drawing>
+      </w:r>
+    </w:p>
+    <w:p>
+      <w:r>
+        <w:drawing>
+          <wp:inline distT="0" distB="0" distL="0" distR="0" wp14:anchorId="75FFC8EA" wp14:editId="15ED0480">
+            <wp:extent cx="5943600" cy="3961130"/>
+            <wp:effectExtent l="0" t="0" r="0" b="1270"/>
+            <wp:docPr id="2095744557" name="Picture 37" descr="Image"/>
+            <wp:cNvGraphicFramePr>
+              <a:graphicFrameLocks xmlns:a="http://schemas.openxmlformats.org/drawingml/2006/main" noChangeAspect="1"/>
+            </wp:cNvGraphicFramePr>
+            <a:graphic xmlns:a="http://schemas.openxmlformats.org/drawingml/2006/main">
+              <a:graphicData uri="http://schemas.openxmlformats.org/drawingml/2006/picture">
+                <pic:pic xmlns:pic="http://schemas.openxmlformats.org/drawingml/2006/picture">
+                  <pic:nvPicPr>
+                    <pic:cNvPr id="0" name="Picture 168" descr="Image"/>
+                    <pic:cNvPicPr>
+                      <a:picLocks noChangeAspect="1" noChangeArrowheads="1"/>
+                    </pic:cNvPicPr>
+                  </pic:nvPicPr>
+                  <pic:blipFill>
+                    <a:blip r:embed="rId18">
+                      <a:extLst>
+                        <a:ext uri="{28A0092B-C50C-407E-A947-70E740481C1C}">
+                          <a14:useLocalDpi xmlns:a14="http://schemas.microsoft.com/office/drawing/2010/main" val="0"/>
+                        </a:ext>
+                      </a:extLst>
+                    </a:blip>
+                    <a:srcRect/>
+                    <a:stretch>
+                      <a:fillRect/>
+                    </a:stretch>
+                  </pic:blipFill>
+                  <pic:spPr bwMode="auto">
+                    <a:xfrm>
+                      <a:off x="0" y="0"/>
+                      <a:ext cx="5943600" cy="3961130"/>
+                    </a:xfrm>
+                    <a:prstGeom prst="rect">
+                      <a:avLst/>
+                    </a:prstGeom>
+                    <a:noFill/>
+                    <a:ln>
+                      <a:noFill/>
+                    </a:ln>
+                  </pic:spPr>
+                </pic:pic>
+              </a:graphicData>
+            </a:graphic>
+          </wp:inline>
+        </w:drawing>
+      </w:r>
+    </w:p>
+    <w:p>
+      <w:r>
+        <w:lastRenderedPageBreak/>
+        <w:drawing>
+          <wp:inline distT="0" distB="0" distL="0" distR="0" wp14:anchorId="70CBBBD4" wp14:editId="6416D305">
+            <wp:extent cx="5943600" cy="3962400"/>
+            <wp:effectExtent l="0" t="0" r="0" b="0"/>
+            <wp:docPr id="1114457335" name="Picture 36" descr="Image"/>
+            <wp:cNvGraphicFramePr>
+              <a:graphicFrameLocks xmlns:a="http://schemas.openxmlformats.org/drawingml/2006/main" noChangeAspect="1"/>
+            </wp:cNvGraphicFramePr>
+            <a:graphic xmlns:a="http://schemas.openxmlformats.org/drawingml/2006/main">
+              <a:graphicData uri="http://schemas.openxmlformats.org/drawingml/2006/picture">
+                <pic:pic xmlns:pic="http://schemas.openxmlformats.org/drawingml/2006/picture">
+                  <pic:nvPicPr>
+                    <pic:cNvPr id="0" name="Picture 169" descr="Image"/>
+                    <pic:cNvPicPr>
+                      <a:picLocks noChangeAspect="1" noChangeArrowheads="1"/>
+                    </pic:cNvPicPr>
+                  </pic:nvPicPr>
+                  <pic:blipFill>
+                    <a:blip r:embed="rId6" cstate="print">
+                      <a:extLst>
+                        <a:ext uri="{28A0092B-C50C-407E-A947-70E740481C1C}">
+                          <a14:useLocalDpi xmlns:a14="http://schemas.microsoft.com/office/drawing/2010/main" val="0"/>
+                        </a:ext>
+                      </a:extLst>
+                    </a:blip>
+                    <a:srcRect/>
+                    <a:stretch>
+                      <a:fillRect/>
+                    </a:stretch>
+                  </pic:blipFill>
+                  <pic:spPr bwMode="auto">
+                    <a:xfrm>
+                      <a:off x="0" y="0"/>
+                      <a:ext cx="5943600" cy="3962400"/>
+                    </a:xfrm>
+                    <a:prstGeom prst="rect">
+                      <a:avLst/>
+                    </a:prstGeom>
+                    <a:noFill/>
+                    <a:ln>
+                      <a:noFill/>
+                    </a:ln>
+                  </pic:spPr>
+                </pic:pic>
+              </a:graphicData>
+            </a:graphic>
+          </wp:inline>
+        </w:drawing>
+      </w:r>
+    </w:p>
+    <w:p>
+      <w:r>
+        <w:drawing>
+          <wp:inline distT="0" distB="0" distL="0" distR="0" wp14:anchorId="52F1B9E9" wp14:editId="25C3D032">
+            <wp:extent cx="5943600" cy="3962400"/>
+            <wp:effectExtent l="0" t="0" r="0" b="0"/>
+            <wp:docPr id="601149728" name="Picture 35" descr="Image"/>
+            <wp:cNvGraphicFramePr>
+              <a:graphicFrameLocks xmlns:a="http://schemas.openxmlformats.org/drawingml/2006/main" noChangeAspect="1"/>
+            </wp:cNvGraphicFramePr>
+            <a:graphic xmlns:a="http://schemas.openxmlformats.org/drawingml/2006/main">
+              <a:graphicData uri="http://schemas.openxmlformats.org/drawingml/2006/picture">
+                <pic:pic xmlns:pic="http://schemas.openxmlformats.org/drawingml/2006/picture">
+                  <pic:nvPicPr>
+                    <pic:cNvPr id="0" name="Picture 170" descr="Image"/>
+                    <pic:cNvPicPr>
+                      <a:picLocks noChangeAspect="1" noChangeArrowheads="1"/>
+                    </pic:cNvPicPr>
+                  </pic:nvPicPr>
+                  <pic:blipFill>
+                    <a:blip r:embed="rId19" cstate="print">
+                      <a:extLst>
+                        <a:ext uri="{28A0092B-C50C-407E-A947-70E740481C1C}">
+                          <a14:useLocalDpi xmlns:a14="http://schemas.microsoft.com/office/drawing/2010/main" val="0"/>
+                        </a:ext>
+                      </a:extLst>
+                    </a:blip>
+                    <a:srcRect/>
+                    <a:stretch>
+                      <a:fillRect/>
+                    </a:stretch>
+                  </pic:blipFill>
+                  <pic:spPr bwMode="auto">
+                    <a:xfrm>
+                      <a:off x="0" y="0"/>
+                      <a:ext cx="5943600" cy="3962400"/>
+                    </a:xfrm>
+                    <a:prstGeom prst="rect">
+                      <a:avLst/>
+                    </a:prstGeom>
+                    <a:noFill/>
+                    <a:ln>
+                      <a:noFill/>
+                    </a:ln>
+                  </pic:spPr>
+                </pic:pic>
+              </a:graphicData>
+            </a:graphic>
+          </wp:inline>
+        </w:drawing>
+      </w:r>
+    </w:p>
+    <w:p>
+      <w:r>
+        <w:lastRenderedPageBreak/>
+        <w:drawing>
+          <wp:inline distT="0" distB="0" distL="0" distR="0" wp14:anchorId="1E761044" wp14:editId="77698297">
+            <wp:extent cx="5943600" cy="3345180"/>
+            <wp:effectExtent l="0" t="0" r="0" b="7620"/>
+            <wp:docPr id="1511339027" name="Picture 34" descr="Image"/>
+            <wp:cNvGraphicFramePr>
+              <a:graphicFrameLocks xmlns:a="http://schemas.openxmlformats.org/drawingml/2006/main" noChangeAspect="1"/>
+            </wp:cNvGraphicFramePr>
+            <a:graphic xmlns:a="http://schemas.openxmlformats.org/drawingml/2006/main">
+              <a:graphicData uri="http://schemas.openxmlformats.org/drawingml/2006/picture">
+                <pic:pic xmlns:pic="http://schemas.openxmlformats.org/drawingml/2006/picture">
+                  <pic:nvPicPr>
+                    <pic:cNvPr id="0" name="Picture 171" descr="Image"/>
+                    <pic:cNvPicPr>
+                      <a:picLocks noChangeAspect="1" noChangeArrowheads="1"/>
+                    </pic:cNvPicPr>
+                  </pic:nvPicPr>
+                  <pic:blipFill>
+                    <a:blip r:embed="rId20" cstate="print">
+                      <a:extLst>
+                        <a:ext uri="{28A0092B-C50C-407E-A947-70E740481C1C}">
+                          <a14:useLocalDpi xmlns:a14="http://schemas.microsoft.com/office/drawing/2010/main" val="0"/>
+                        </a:ext>
+                      </a:extLst>
+                    </a:blip>
+                    <a:srcRect/>
+                    <a:stretch>
+                      <a:fillRect/>
+                    </a:stretch>
+                  </pic:blipFill>
+                  <pic:spPr bwMode="auto">
+                    <a:xfrm>
+                      <a:off x="0" y="0"/>
+                      <a:ext cx="5943600" cy="3345180"/>
+                    </a:xfrm>
+                    <a:prstGeom prst="rect">
+                      <a:avLst/>
+                    </a:prstGeom>
+                    <a:noFill/>
+                    <a:ln>
+                      <a:noFill/>
+                    </a:ln>
+                  </pic:spPr>
+                </pic:pic>
+              </a:graphicData>
+            </a:graphic>
+          </wp:inline>
+        </w:drawing>
+      </w:r>
+    </w:p>
+    <w:p>
+      <w:r>
+        <w:drawing>
+          <wp:inline distT="0" distB="0" distL="0" distR="0" wp14:anchorId="325AB468" wp14:editId="2B25384F">
+            <wp:extent cx="5943600" cy="3959860"/>
+            <wp:effectExtent l="0" t="0" r="0" b="2540"/>
+            <wp:docPr id="1822954611" name="Picture 33" descr="Image"/>
+            <wp:cNvGraphicFramePr>
+              <a:graphicFrameLocks xmlns:a="http://schemas.openxmlformats.org/drawingml/2006/main" noChangeAspect="1"/>
+            </wp:cNvGraphicFramePr>
+            <a:graphic xmlns:a="http://schemas.openxmlformats.org/drawingml/2006/main">
+              <a:graphicData uri="http://schemas.openxmlformats.org/drawingml/2006/picture">
+                <pic:pic xmlns:pic="http://schemas.openxmlformats.org/drawingml/2006/picture">
+                  <pic:nvPicPr>
+                    <pic:cNvPr id="0" name="Picture 172" descr="Image"/>
+                    <pic:cNvPicPr>
+                      <a:picLocks noChangeAspect="1" noChangeArrowheads="1"/>
+                    </pic:cNvPicPr>
+                  </pic:nvPicPr>
+                  <pic:blipFill>
+                    <a:blip r:embed="rId21">
+                      <a:extLst>
+                        <a:ext uri="{28A0092B-C50C-407E-A947-70E740481C1C}">
+                          <a14:useLocalDpi xmlns:a14="http://schemas.microsoft.com/office/drawing/2010/main" val="0"/>
+                        </a:ext>
+                      </a:extLst>
+                    </a:blip>
+                    <a:srcRect/>
+                    <a:stretch>
+                      <a:fillRect/>
+                    </a:stretch>
+                  </pic:blipFill>
+                  <pic:spPr bwMode="auto">
+                    <a:xfrm>
+                      <a:off x="0" y="0"/>
+                      <a:ext cx="5943600" cy="3959860"/>
+                    </a:xfrm>
+                    <a:prstGeom prst="rect">
+                      <a:avLst/>
+                    </a:prstGeom>
+                    <a:noFill/>
+                    <a:ln>
+                      <a:noFill/>
+                    </a:ln>
+                  </pic:spPr>
+                </pic:pic>
+              </a:graphicData>
+            </a:graphic>
+          </wp:inline>
+        </w:drawing>
+      </w:r>
+    </w:p>
+    <w:p>
+      <w:r>
+        <w:lastRenderedPageBreak/>
+        <w:drawing>
+          <wp:inline distT="0" distB="0" distL="0" distR="0" wp14:anchorId="5CC7B9FE" wp14:editId="3941046E">
+            <wp:extent cx="5943600" cy="4126865"/>
+            <wp:effectExtent l="0" t="0" r="0" b="6985"/>
+            <wp:docPr id="286794282" name="Picture 32" descr="Image"/>
+            <wp:cNvGraphicFramePr>
+              <a:graphicFrameLocks xmlns:a="http://schemas.openxmlformats.org/drawingml/2006/main" noChangeAspect="1"/>
+            </wp:cNvGraphicFramePr>
+            <a:graphic xmlns:a="http://schemas.openxmlformats.org/drawingml/2006/main">
+              <a:graphicData uri="http://schemas.openxmlformats.org/drawingml/2006/picture">
+                <pic:pic xmlns:pic="http://schemas.openxmlformats.org/drawingml/2006/picture">
+                  <pic:nvPicPr>
+                    <pic:cNvPr id="0" name="Picture 173" descr="Image"/>
+                    <pic:cNvPicPr>
+                      <a:picLocks noChangeAspect="1" noChangeArrowheads="1"/>
+                    </pic:cNvPicPr>
+                  </pic:nvPicPr>
+                  <pic:blipFill>
+                    <a:blip r:embed="rId22">
+                      <a:extLst>
+                        <a:ext uri="{28A0092B-C50C-407E-A947-70E740481C1C}">
+                          <a14:useLocalDpi xmlns:a14="http://schemas.microsoft.com/office/drawing/2010/main" val="0"/>
+                        </a:ext>
+                      </a:extLst>
+                    </a:blip>
+                    <a:srcRect/>
+                    <a:stretch>
+                      <a:fillRect/>
+                    </a:stretch>
+                  </pic:blipFill>
+                  <pic:spPr bwMode="auto">
+                    <a:xfrm>
+                      <a:off x="0" y="0"/>
+                      <a:ext cx="5943600" cy="4126865"/>
+                    </a:xfrm>
+                    <a:prstGeom prst="rect">
+                      <a:avLst/>
+                    </a:prstGeom>
+                    <a:noFill/>
+                    <a:ln>
+                      <a:noFill/>
+                    </a:ln>
+                  </pic:spPr>
+                </pic:pic>
+              </a:graphicData>
+            </a:graphic>
+          </wp:inline>
+        </w:drawing>
+      </w:r>
+    </w:p>
+    <w:p>
+      <w:r>
+        <w:lastRenderedPageBreak/>
+        <w:drawing>
+          <wp:inline distT="0" distB="0" distL="0" distR="0" wp14:anchorId="753738A9" wp14:editId="405B461E">
+            <wp:extent cx="5943600" cy="4438015"/>
+            <wp:effectExtent l="0" t="0" r="0" b="635"/>
+            <wp:docPr id="1081668615" name="Picture 31" descr="Image"/>
+            <wp:cNvGraphicFramePr>
+              <a:graphicFrameLocks xmlns:a="http://schemas.openxmlformats.org/drawingml/2006/main" noChangeAspect="1"/>
+            </wp:cNvGraphicFramePr>
+            <a:graphic xmlns:a="http://schemas.openxmlformats.org/drawingml/2006/main">
+              <a:graphicData uri="http://schemas.openxmlformats.org/drawingml/2006/picture">
+                <pic:pic xmlns:pic="http://schemas.openxmlformats.org/drawingml/2006/picture">
+                  <pic:nvPicPr>
+                    <pic:cNvPr id="0" name="Picture 174" descr="Image"/>
+                    <pic:cNvPicPr>
+                      <a:picLocks noChangeAspect="1" noChangeArrowheads="1"/>
+                    </pic:cNvPicPr>
+                  </pic:nvPicPr>
+                  <pic:blipFill>
+                    <a:blip r:embed="rId23">
+                      <a:extLst>
+                        <a:ext uri="{28A0092B-C50C-407E-A947-70E740481C1C}">
+                          <a14:useLocalDpi xmlns:a14="http://schemas.microsoft.com/office/drawing/2010/main" val="0"/>
+                        </a:ext>
+                      </a:extLst>
+                    </a:blip>
+                    <a:srcRect/>
+                    <a:stretch>
+                      <a:fillRect/>
+                    </a:stretch>
+                  </pic:blipFill>
+                  <pic:spPr bwMode="auto">
+                    <a:xfrm>
+                      <a:off x="0" y="0"/>
+                      <a:ext cx="5943600" cy="4438015"/>
+                    </a:xfrm>
+                    <a:prstGeom prst="rect">
+                      <a:avLst/>
+                    </a:prstGeom>
+                    <a:noFill/>
+                    <a:ln>
+                      <a:noFill/>
+                    </a:ln>
+                  </pic:spPr>
+                </pic:pic>
+              </a:graphicData>
+            </a:graphic>
+          </wp:inline>
+        </w:drawing>
+      </w:r>
+    </w:p>
+    <w:p>
+      <w:r>
+        <w:lastRenderedPageBreak/>
+        <w:drawing>
+          <wp:inline distT="0" distB="0" distL="0" distR="0" wp14:anchorId="6285A11B" wp14:editId="55173C1A">
+            <wp:extent cx="5943600" cy="4320540"/>
+            <wp:effectExtent l="0" t="0" r="0" b="3810"/>
+            <wp:docPr id="1438338766" name="Picture 30" descr="Image"/>
+            <wp:cNvGraphicFramePr>
+              <a:graphicFrameLocks xmlns:a="http://schemas.openxmlformats.org/drawingml/2006/main" noChangeAspect="1"/>
+            </wp:cNvGraphicFramePr>
+            <a:graphic xmlns:a="http://schemas.openxmlformats.org/drawingml/2006/main">
+              <a:graphicData uri="http://schemas.openxmlformats.org/drawingml/2006/picture">
+                <pic:pic xmlns:pic="http://schemas.openxmlformats.org/drawingml/2006/picture">
+                  <pic:nvPicPr>
+                    <pic:cNvPr id="0" name="Picture 175" descr="Image"/>
+                    <pic:cNvPicPr>
+                      <a:picLocks noChangeAspect="1" noChangeArrowheads="1"/>
+                    </pic:cNvPicPr>
+                  </pic:nvPicPr>
+                  <pic:blipFill>
+                    <a:blip r:embed="rId14" cstate="print">
+                      <a:extLst>
+                        <a:ext uri="{28A0092B-C50C-407E-A947-70E740481C1C}">
+                          <a14:useLocalDpi xmlns:a14="http://schemas.microsoft.com/office/drawing/2010/main" val="0"/>
+                        </a:ext>
+                      </a:extLst>
+                    </a:blip>
+                    <a:srcRect/>
+                    <a:stretch>
+                      <a:fillRect/>
+                    </a:stretch>
+                  </pic:blipFill>
+                  <pic:spPr bwMode="auto">
+                    <a:xfrm>
+                      <a:off x="0" y="0"/>
+                      <a:ext cx="5943600" cy="4320540"/>
+                    </a:xfrm>
+                    <a:prstGeom prst="rect">
+                      <a:avLst/>
+                    </a:prstGeom>
+                    <a:noFill/>
+                    <a:ln>
+                      <a:noFill/>
+                    </a:ln>
+                  </pic:spPr>
+                </pic:pic>
+              </a:graphicData>
+            </a:graphic>
+          </wp:inline>
+        </w:drawing>
+      </w:r>
+    </w:p>
+    <w:p>
+      <w:r>
+        <w:t xml:space="preserve">           Air Force Logistics Systems</w:t>
+      </w:r>
+    </w:p>
+    <w:p>
+      <w:r>
+        <w:t xml:space="preserve">          ┌────────</w:t>
+      </w:r>
+      <w:r>
+        <w:rPr>
+          <w:rFonts w:ascii="MS Gothic" w:eastAsia="MS Gothic" w:hAnsi="MS Gothic" w:cs="MS Gothic" w:hint="eastAsia"/>
+        </w:rPr>
+        <w:t>┬</w:t>
+      </w:r>
+      <w:r>
+        <w:rPr>
+          <w:rFonts w:ascii="Aptos" w:hAnsi="Aptos" w:cs="Aptos"/>
+        </w:rPr>
+        <w:t>─────────</w:t>
+      </w:r>
+      <w:r>
+        <w:rPr>
+          <w:rFonts w:ascii="MS Gothic" w:eastAsia="MS Gothic" w:hAnsi="MS Gothic" w:cs="MS Gothic" w:hint="eastAsia"/>
+        </w:rPr>
+        <w:t>┬</w:t>
+      </w:r>
+      <w:r>
+        <w:rPr>
+          <w:rFonts w:ascii="Aptos" w:hAnsi="Aptos" w:cs="Aptos"/>
+        </w:rPr>
+        <w:t>─────────┐</w:t>
+      </w:r>
+    </w:p>
+    <w:p>
+      <w:r>
+        <w:t xml:space="preserve">          │ Supply │ Aircraft│ </w:t>
+      </w:r>
+      <w:proofErr w:type="spellStart"/>
+      <w:r>
+        <w:t>Maint</w:t>
+      </w:r>
+      <w:proofErr w:type="spellEnd"/>
+      <w:r>
+        <w:t>.  │</w:t>
+      </w:r>
+    </w:p>
+    <w:p>
+      <w:r>
+        <w:t xml:space="preserve">          │        │ Readiness         │</w:t>
+      </w:r>
+    </w:p>
+    <w:p>
+      <w:r>
+        <w:t xml:space="preserve">          └────────</w:t>
+      </w:r>
+      <w:r>
+        <w:rPr>
+          <w:rFonts w:ascii="MS Gothic" w:eastAsia="MS Gothic" w:hAnsi="MS Gothic" w:cs="MS Gothic" w:hint="eastAsia"/>
+        </w:rPr>
+        <w:t>┴</w:t>
+      </w:r>
+      <w:r>
+        <w:rPr>
+          <w:rFonts w:ascii="Aptos" w:hAnsi="Aptos" w:cs="Aptos"/>
+        </w:rPr>
+        <w:t>─────────</w:t>
+      </w:r>
+      <w:r>
+        <w:rPr>
+          <w:rFonts w:ascii="MS Gothic" w:eastAsia="MS Gothic" w:hAnsi="MS Gothic" w:cs="MS Gothic" w:hint="eastAsia"/>
+        </w:rPr>
+        <w:t>┴</w:t>
+      </w:r>
+      <w:r>
+        <w:rPr>
+          <w:rFonts w:ascii="Aptos" w:hAnsi="Aptos" w:cs="Aptos"/>
+        </w:rPr>
+        <w:t>─────────┘</w:t>
+      </w:r>
+    </w:p>
+    <w:p>
+      <w:r>
+        <w:t xml:space="preserve">                       |</w:t>
+      </w:r>
+    </w:p>
+    <w:p>
+      <w:r>
+        <w:t xml:space="preserve">                       v</w:t>
+      </w:r>
+    </w:p>
+    <w:p>
+      <w:r>
+        <w:t xml:space="preserve">             Logistics Data Adapter</w:t>
+      </w:r>
+    </w:p>
+    <w:p>
+      <w:r>
+        <w:t xml:space="preserve">                       |</w:t>
+      </w:r>
+    </w:p>
+    <w:p>
+      <w:r>
+        <w:t xml:space="preserve">                       v</w:t>
+      </w:r>
+    </w:p>
+    <w:p>
+      <w:r>
+        <w:t xml:space="preserve">              Event Processing</w:t>
+      </w:r>
+    </w:p>
+    <w:p>
+      <w:r>
+        <w:t xml:space="preserve">                       |</w:t>
+      </w:r>
+    </w:p>
+    <w:p>
+      <w:r>
+        <w:lastRenderedPageBreak/>
+        <w:t xml:space="preserve">                       v</w:t>
+      </w:r>
+    </w:p>
+    <w:p>
+      <w:r>
+        <w:t xml:space="preserve">              Python </w:t>
+      </w:r>
+      <w:proofErr w:type="spellStart"/>
+      <w:r>
+        <w:t>FastAPI</w:t>
+      </w:r>
+      <w:proofErr w:type="spellEnd"/>
+    </w:p>
+    <w:p>
+      <w:r>
+        <w:t xml:space="preserve">              WebSocket Service</w:t>
+      </w:r>
+    </w:p>
+    <w:p>
+      <w:r>
+        <w:t xml:space="preserve">                       |</w:t>
+      </w:r>
+    </w:p>
+    <w:p>
+      <w:r>
+        <w:t xml:space="preserve">              ┌────────</w:t>
+      </w:r>
+      <w:r>
+        <w:rPr>
+          <w:rFonts w:ascii="MS Gothic" w:eastAsia="MS Gothic" w:hAnsi="MS Gothic" w:cs="MS Gothic" w:hint="eastAsia"/>
+        </w:rPr>
+        <w:t>┴</w:t>
+      </w:r>
+      <w:r>
+        <w:rPr>
+          <w:rFonts w:ascii="Aptos" w:hAnsi="Aptos" w:cs="Aptos"/>
+        </w:rPr>
+        <w:t>────────┐</w:t>
+      </w:r>
+    </w:p>
+    <w:p>
+      <w:r>
+        <w:t xml:space="preserve">              v                 </w:t>
+      </w:r>
+      <w:proofErr w:type="spellStart"/>
+      <w:r>
+        <w:t>v</w:t>
+      </w:r>
+      <w:proofErr w:type="spellEnd"/>
+    </w:p>
+    <w:p>
+      <w:r>
+        <w:t xml:space="preserve">       Logistics Dashboard   Analytics</w:t>
+      </w:r>
+    </w:p>
+    <w:p>
+      <w:r>
+        <w:t>For the first iteration, the event processor generates synthetic data instead of connecting to real systems.</w:t>
+      </w:r>
+    </w:p>
+    <w:p>
+      <w:r>
+        <w:t>Later, you can introduce a messaging platform such as Kafka and an API gateway such as Kong.</w:t>
+      </w:r>
+    </w:p>
+    <w:p>
+      <w:r>
+        <w:rPr>
+          <w:b/>
+          <w:bCs/>
+        </w:rPr>
+        <w:t>Deliverable:</w:t>
+      </w:r>
+      <w:r>
+        <w:t xml:space="preserve"> An architecture diagram and a defined interface between each component.</w:t>
+      </w:r>
+    </w:p>
+    <w:p>
+      <w:r>
+        <w:pict w14:anchorId="3B82706F">
+          <v:rect id="_x0000_i1200" style="width:0;height:1.5pt" o:hralign="center" o:hrstd="t" o:hr="t" fillcolor="#a0a0a0" stroked="f"/>
+        </w:pict>
+      </w:r>
+    </w:p>
+    <w:p>
+      <w:pPr>
+        <w:rPr>
+          <w:b/>
+          <w:bCs/>
+        </w:rPr>
+      </w:pPr>
+      <w:r>
+        <w:rPr>
+          <w:b/>
+          <w:bCs/>
+        </w:rPr>
+        <w:t>Phase 2: Develop the Python Application</w:t>
+      </w:r>
+    </w:p>
+    <w:p>
+      <w:pPr>
+        <w:rPr>
+          <w:b/>
+          <w:bCs/>
+        </w:rPr>
+      </w:pPr>
+      <w:r>
+        <w:rPr>
+          <w:b/>
+          <w:bCs/>
+        </w:rPr>
+        <w:t>Step 3. Define a common logistics event schema</w:t>
+      </w:r>
+    </w:p>
+    <w:p>
+      <w:r>
+        <w:t>Different logistics systems represent information differently.</w:t>
+      </w:r>
+    </w:p>
+    <w:p>
+      <w:r>
+        <w:t>One system might report inventory quantities, while another reports maintenance status. A common event structure makes the information easier to distribute to different consumers.</w:t>
+      </w:r>
+    </w:p>
+    <w:p>
+      <w:r>
+        <w:t>For example:</w:t>
+      </w:r>
+    </w:p>
+    <w:p>
+      <w:r>
+        <w:t>{</w:t>
+      </w:r>
+    </w:p>
+    <w:p>
+      <w:r>
+        <w:t xml:space="preserve">  "</w:t>
+      </w:r>
+      <w:proofErr w:type="spellStart"/>
+      <w:proofErr w:type="gramStart"/>
+      <w:r>
+        <w:t>event</w:t>
+      </w:r>
+      <w:proofErr w:type="gramEnd"/>
+      <w:r>
+        <w:t>_id</w:t>
+      </w:r>
+      <w:proofErr w:type="spellEnd"/>
+      <w:r>
+        <w:t>": "unique-event-id",</w:t>
+      </w:r>
+    </w:p>
+    <w:p>
+      <w:r>
+        <w:t xml:space="preserve">  "</w:t>
+      </w:r>
+      <w:proofErr w:type="spellStart"/>
+      <w:proofErr w:type="gramStart"/>
+      <w:r>
+        <w:t>event</w:t>
+      </w:r>
+      <w:proofErr w:type="gramEnd"/>
+      <w:r>
+        <w:t>_type</w:t>
+      </w:r>
+      <w:proofErr w:type="spellEnd"/>
+      <w:r>
+        <w:t>": "</w:t>
+      </w:r>
+      <w:proofErr w:type="spellStart"/>
+      <w:proofErr w:type="gramStart"/>
+      <w:r>
+        <w:t>inventory.stock</w:t>
+      </w:r>
+      <w:proofErr w:type="gramEnd"/>
+      <w:r>
+        <w:t>.updated</w:t>
+      </w:r>
+      <w:proofErr w:type="spellEnd"/>
+      <w:r>
+        <w:t>",</w:t>
+      </w:r>
+    </w:p>
+    <w:p>
+      <w:r>
+        <w:t xml:space="preserve">  "topic": "inventory",</w:t>
+      </w:r>
+    </w:p>
+    <w:p>
+      <w:r>
+        <w:t xml:space="preserve">  "timestamp": "2026-10-22T18:00:00Z",</w:t>
+      </w:r>
+    </w:p>
+    <w:p>
+      <w:r>
+        <w:t xml:space="preserve">  "classification": "</w:t>
+      </w:r>
+      <w:proofErr w:type="gramStart"/>
+      <w:r>
+        <w:t>UNCLASSIFIED//</w:t>
+      </w:r>
+      <w:proofErr w:type="gramEnd"/>
+      <w:r>
+        <w:t>SYNTHETIC DEMO DATA",</w:t>
+      </w:r>
+    </w:p>
+    <w:p>
+      <w:r>
+        <w:t xml:space="preserve">  "source": "logistics-demo",</w:t>
+      </w:r>
+    </w:p>
+    <w:p>
+      <w:r>
+        <w:t xml:space="preserve">  "data</w:t>
+      </w:r>
+      <w:proofErr w:type="gramStart"/>
+      <w:r>
+        <w:t>": {</w:t>
+      </w:r>
+      <w:proofErr w:type="gramEnd"/>
+    </w:p>
+    <w:p>
+      <w:r>
+        <w:lastRenderedPageBreak/>
+        <w:t xml:space="preserve">    "</w:t>
+      </w:r>
+      <w:proofErr w:type="spellStart"/>
+      <w:proofErr w:type="gramStart"/>
+      <w:r>
+        <w:t>part</w:t>
+      </w:r>
+      <w:proofErr w:type="gramEnd"/>
+      <w:r>
+        <w:t>_number</w:t>
+      </w:r>
+      <w:proofErr w:type="spellEnd"/>
+      <w:r>
+        <w:t>": "DEMO-PN-2002",</w:t>
+      </w:r>
+    </w:p>
+    <w:p>
+      <w:r>
+        <w:t xml:space="preserve">    "</w:t>
+      </w:r>
+      <w:proofErr w:type="spellStart"/>
+      <w:proofErr w:type="gramStart"/>
+      <w:r>
+        <w:t>on</w:t>
+      </w:r>
+      <w:proofErr w:type="gramEnd"/>
+      <w:r>
+        <w:t>_hand</w:t>
+      </w:r>
+      <w:proofErr w:type="spellEnd"/>
+      <w:r>
+        <w:t>": 3,</w:t>
+      </w:r>
+    </w:p>
+    <w:p>
+      <w:r>
+        <w:t xml:space="preserve">    "</w:t>
+      </w:r>
+      <w:proofErr w:type="spellStart"/>
+      <w:proofErr w:type="gramStart"/>
+      <w:r>
+        <w:t>reorder</w:t>
+      </w:r>
+      <w:proofErr w:type="gramEnd"/>
+      <w:r>
+        <w:t>_point</w:t>
+      </w:r>
+      <w:proofErr w:type="spellEnd"/>
+      <w:r>
+        <w:t>": 5,</w:t>
+      </w:r>
+    </w:p>
+    <w:p>
+      <w:r>
+        <w:t xml:space="preserve">    "</w:t>
+      </w:r>
+      <w:proofErr w:type="spellStart"/>
+      <w:proofErr w:type="gramStart"/>
+      <w:r>
+        <w:t>reorder</w:t>
+      </w:r>
+      <w:proofErr w:type="gramEnd"/>
+      <w:r>
+        <w:t>_recommended</w:t>
+      </w:r>
+      <w:proofErr w:type="spellEnd"/>
+      <w:r>
+        <w:t>": true</w:t>
+      </w:r>
+    </w:p>
+    <w:p>
+      <w:r>
+        <w:t xml:space="preserve">  }</w:t>
+      </w:r>
+    </w:p>
+    <w:p>
+      <w:r>
+        <w:t>}</w:t>
+      </w:r>
+    </w:p>
+    <w:p>
+      <w:r>
+        <w:t>The outer structure remains consistent across different event types, while the data field contains the specific information.</w:t>
+      </w:r>
+    </w:p>
+    <w:p>
+      <w:pPr>
+        <w:rPr>
+          <w:b/>
+          <w:bCs/>
+        </w:rPr>
+      </w:pPr>
+      <w:r>
+        <w:rPr>
+          <w:b/>
+          <w:bCs/>
+        </w:rPr>
+        <w:t>Recommended event categories</w:t>
+      </w:r>
+    </w:p>
+    <w:tbl>
+      <w:tblPr>
+        <w:tblW w:w="0" w:type="auto"/>
+        <w:tblCellSpacing w:w="15" w:type="dxa"/>
+        <w:tblCellMar>
+          <w:top w:w="15" w:type="dxa"/>
+          <w:left w:w="15" w:type="dxa"/>
+          <w:bottom w:w="15" w:type="dxa"/>
+          <w:right w:w="15" w:type="dxa"/>
+        </w:tblCellMar>
+        <w:tblLook w:val="04A0" w:firstRow="1" w:lastRow="0" w:firstColumn="1" w:lastColumn="0" w:noHBand="0" w:noVBand="1"/>
+      </w:tblPr>
+      <w:tblGrid>
+        <w:gridCol w:w="1445"/>
+        <w:gridCol w:w="3562"/>
+      </w:tblGrid>
+      <w:tr>
+        <w:trPr>
+          <w:tblHeader/>
+          <w:tblCellSpacing w:w="15" w:type="dxa"/>
+        </w:trPr>
+        <w:tc>
+          <w:tcPr>
+            <w:tcW w:w="0" w:type="auto"/>
+            <w:vAlign w:val="center"/>
+            <w:hideMark/>
+          </w:tcPr>
+          <w:p>
+            <w:pPr>
+              <w:rPr>
+                <w:b/>
+                <w:bCs/>
+              </w:rPr>
+            </w:pPr>
+            <w:r>
+              <w:rPr>
+                <w:b/>
+                <w:bCs/>
+              </w:rPr>
+              <w:t>Topic</w:t>
+            </w:r>
+          </w:p>
+        </w:tc>
+        <w:tc>
+          <w:tcPr>
+            <w:tcW w:w="0" w:type="auto"/>
+            <w:vAlign w:val="center"/>
+            <w:hideMark/>
+          </w:tcPr>
+          <w:p>
+            <w:pPr>
+              <w:rPr>
+                <w:b/>
+                <w:bCs/>
+              </w:rPr>
+            </w:pPr>
+            <w:r>
+              <w:rPr>
+                <w:b/>
+                <w:bCs/>
+              </w:rPr>
+              <w:t>Example event type</w:t>
+            </w:r>
+          </w:p>
+        </w:tc>
+      </w:tr>
+      <w:tr>
+        <w:trPr>
+          <w:tblCellSpacing w:w="15" w:type="dxa"/>
+        </w:trPr>
+        <w:tc>
+          <w:tcPr>
+            <w:tcW w:w="0" w:type="auto"/>
+            <w:vAlign w:val="center"/>
+            <w:hideMark/>
+          </w:tcPr>
+          <w:p>
+            <w:r>
+              <w:t>readiness</w:t>
+            </w:r>
+          </w:p>
+        </w:tc>
+        <w:tc>
+          <w:tcPr>
+            <w:tcW w:w="0" w:type="auto"/>
+            <w:vAlign w:val="center"/>
+            <w:hideMark/>
+          </w:tcPr>
+          <w:p>
+            <w:proofErr w:type="spellStart"/>
+            <w:proofErr w:type="gramStart"/>
+            <w:r>
+              <w:t>asset.readiness</w:t>
+            </w:r>
+            <w:proofErr w:type="gramEnd"/>
+            <w:r>
+              <w:t>.updated</w:t>
+            </w:r>
+            <w:proofErr w:type="spellEnd"/>
+          </w:p>
+        </w:tc>
+      </w:tr>
+      <w:tr>
+        <w:trPr>
+          <w:tblCellSpacing w:w="15" w:type="dxa"/>
+        </w:trPr>
+        <w:tc>
+          <w:tcPr>
+            <w:tcW w:w="0" w:type="auto"/>
+            <w:vAlign w:val="center"/>
+            <w:hideMark/>
+          </w:tcPr>
+          <w:p>
+            <w:r>
+              <w:t>inventory</w:t>
+            </w:r>
+          </w:p>
+        </w:tc>
+        <w:tc>
+          <w:tcPr>
+            <w:tcW w:w="0" w:type="auto"/>
+            <w:vAlign w:val="center"/>
+            <w:hideMark/>
+          </w:tcPr>
+          <w:p>
+            <w:proofErr w:type="spellStart"/>
+            <w:proofErr w:type="gramStart"/>
+            <w:r>
+              <w:t>inventory.stock</w:t>
+            </w:r>
+            <w:proofErr w:type="gramEnd"/>
+            <w:r>
+              <w:t>.updated</w:t>
+            </w:r>
+            <w:proofErr w:type="spellEnd"/>
+          </w:p>
+        </w:tc>
+      </w:tr>
+      <w:tr>
+        <w:trPr>
+          <w:tblCellSpacing w:w="15" w:type="dxa"/>
+        </w:trPr>
+        <w:tc>
+          <w:tcPr>
+            <w:tcW w:w="0" w:type="auto"/>
+            <w:vAlign w:val="center"/>
+            <w:hideMark/>
+          </w:tcPr>
+          <w:p>
+            <w:r>
+              <w:t>maintenance</w:t>
+            </w:r>
+          </w:p>
+        </w:tc>
+        <w:tc>
+          <w:tcPr>
+            <w:tcW w:w="0" w:type="auto"/>
+            <w:vAlign w:val="center"/>
+            <w:hideMark/>
+          </w:tcPr>
+          <w:p>
+            <w:proofErr w:type="spellStart"/>
+            <w:proofErr w:type="gramStart"/>
+            <w:r>
+              <w:t>maintenance.work</w:t>
+            </w:r>
+            <w:proofErr w:type="gramEnd"/>
+            <w:r>
+              <w:t>_</w:t>
+            </w:r>
+            <w:proofErr w:type="gramStart"/>
+            <w:r>
+              <w:t>order.updated</w:t>
+            </w:r>
+            <w:proofErr w:type="spellEnd"/>
+            <w:proofErr w:type="gramEnd"/>
+          </w:p>
+        </w:tc>
+      </w:tr>
+      <w:tr>
+        <w:trPr>
+          <w:tblCellSpacing w:w="15" w:type="dxa"/>
+        </w:trPr>
+        <w:tc>
+          <w:tcPr>
+            <w:tcW w:w="0" w:type="auto"/>
+            <w:vAlign w:val="center"/>
+            <w:hideMark/>
+          </w:tcPr>
+          <w:p>
+            <w:r>
+              <w:t>transport</w:t>
+            </w:r>
+          </w:p>
+        </w:tc>
+        <w:tc>
+          <w:tcPr>
+            <w:tcW w:w="0" w:type="auto"/>
+            <w:vAlign w:val="center"/>
+            <w:hideMark/>
+          </w:tcPr>
+          <w:p>
+            <w:proofErr w:type="spellStart"/>
+            <w:proofErr w:type="gramStart"/>
+            <w:r>
+              <w:t>transport.shipment</w:t>
+            </w:r>
+            <w:proofErr w:type="gramEnd"/>
+            <w:r>
+              <w:t>.updated</w:t>
+            </w:r>
+            <w:proofErr w:type="spellEnd"/>
+          </w:p>
+        </w:tc>
+      </w:tr>
+    </w:tbl>
+    <w:p>
+      <w:r>
+        <w:t>Define field names, data types, required fields, timestamps, event identifiers, and schema versioning.</w:t>
+      </w:r>
+    </w:p>
+    <w:p>
+      <w:r>
+        <w:t xml:space="preserve">For an operational environment, classification markings must be assigned according to the applicable data-governance rules; a label in JSON is not </w:t>
+      </w:r>
+      <w:proofErr w:type="gramStart"/>
+      <w:r>
+        <w:t>a security</w:t>
+      </w:r>
+      <w:proofErr w:type="gramEnd"/>
+      <w:r>
+        <w:t xml:space="preserve"> control.</w:t>
+      </w:r>
+    </w:p>
+    <w:p>
+      <w:r>
+        <w:rPr>
+          <w:b/>
+          <w:bCs/>
+        </w:rPr>
+        <w:t>Deliverable:</w:t>
+      </w:r>
+      <w:r>
+        <w:t xml:space="preserve"> A versioned JSON event specification.</w:t>
+      </w:r>
+    </w:p>
+    <w:p>
+      <w:pPr>
+        <w:rPr>
+          <w:b/>
+          <w:bCs/>
+        </w:rPr>
+      </w:pPr>
+      <w:r>
+        <w:rPr>
+          <w:b/>
+          <w:bCs/>
+        </w:rPr>
+        <w:t>Step 4. Build the Python WebSocket service</w:t>
+      </w:r>
+    </w:p>
+    <w:p>
+      <w:r>
+        <w:t>This is the core application.</w:t>
+      </w:r>
+    </w:p>
+    <w:p>
+      <w:r>
+        <w:t>Use:</w:t>
+      </w:r>
+    </w:p>
+    <w:p>
+      <w:pPr>
+        <w:numPr>
+          <w:ilvl w:val="0"/>
+          <w:numId w:val="4"/>
+        </w:numPr>
+      </w:pPr>
+      <w:r>
+        <w:t xml:space="preserve">Python for </w:t>
+      </w:r>
+      <w:proofErr w:type="gramStart"/>
+      <w:r>
+        <w:t>the application</w:t>
+      </w:r>
+      <w:proofErr w:type="gramEnd"/>
+      <w:r>
+        <w:t xml:space="preserve"> logic.</w:t>
+      </w:r>
+    </w:p>
+    <w:p>
+      <w:pPr>
+        <w:numPr>
+          <w:ilvl w:val="0"/>
+          <w:numId w:val="4"/>
+        </w:numPr>
+      </w:pPr>
+      <w:proofErr w:type="spellStart"/>
+      <w:r>
+        <w:t>FastAPI</w:t>
+      </w:r>
+      <w:proofErr w:type="spellEnd"/>
+      <w:r>
+        <w:t xml:space="preserve"> for the WebSocket and REST interfaces.</w:t>
+      </w:r>
+    </w:p>
+    <w:p>
+      <w:pPr>
+        <w:numPr>
+          <w:ilvl w:val="0"/>
+          <w:numId w:val="4"/>
+        </w:numPr>
+      </w:pPr>
+      <w:proofErr w:type="spellStart"/>
+      <w:r>
+        <w:t>Uvicorn</w:t>
+      </w:r>
+      <w:proofErr w:type="spellEnd"/>
+      <w:r>
+        <w:t xml:space="preserve"> to run the application.</w:t>
+      </w:r>
+    </w:p>
+    <w:p>
+      <w:pPr>
+        <w:numPr>
+          <w:ilvl w:val="0"/>
+          <w:numId w:val="4"/>
+        </w:numPr>
+      </w:pPr>
+      <w:r>
+        <w:t>JSON for the event payloads.</w:t>
+      </w:r>
+    </w:p>
+    <w:p>
+      <w:r>
+        <w:lastRenderedPageBreak/>
+        <w:t>The application should implement five main functions.</w:t>
+      </w:r>
+    </w:p>
+    <w:p>
+      <w:r>
+        <w:rPr>
+          <w:b/>
+          <w:bCs/>
+        </w:rPr>
+        <w:t>A. Event generation or ingestion</w:t>
+      </w:r>
+    </w:p>
+    <w:p>
+      <w:r>
+        <w:t>For the prototype, generate synthetic logistics events. Later, replace or supplement the generator with real data adapters.</w:t>
+      </w:r>
+    </w:p>
+    <w:p>
+      <w:r>
+        <w:rPr>
+          <w:b/>
+          <w:bCs/>
+        </w:rPr>
+        <w:t>B. WebSocket connections</w:t>
+      </w:r>
+    </w:p>
+    <w:p>
+      <w:r>
+        <w:t xml:space="preserve">Clients </w:t>
+      </w:r>
+      <w:proofErr w:type="gramStart"/>
+      <w:r>
+        <w:t>connect</w:t>
+      </w:r>
+      <w:proofErr w:type="gramEnd"/>
+      <w:r>
+        <w:t xml:space="preserve"> to:</w:t>
+      </w:r>
+    </w:p>
+    <w:p>
+      <w:r>
+        <w:t>/</w:t>
+      </w:r>
+      <w:proofErr w:type="spellStart"/>
+      <w:r>
+        <w:t>ws</w:t>
+      </w:r>
+      <w:proofErr w:type="spellEnd"/>
+      <w:r>
+        <w:t>/logistics</w:t>
+      </w:r>
+    </w:p>
+    <w:p>
+      <w:r>
+        <w:t>The server maintains persistent connections so it can send new events without requiring repeated HTTP requests.</w:t>
+      </w:r>
+    </w:p>
+    <w:p>
+      <w:r>
+        <w:rPr>
+          <w:b/>
+          <w:bCs/>
+        </w:rPr>
+        <w:t>C. Topic subscriptions</w:t>
+      </w:r>
+    </w:p>
+    <w:p>
+      <w:r>
+        <w:t>Clients specify the event categories they want to receive.</w:t>
+      </w:r>
+    </w:p>
+    <w:p>
+      <w:r>
+        <w:t>For example, a maintenance application can subscribe to inventory and maintenance events without receiving transportation updates.</w:t>
+      </w:r>
+    </w:p>
+    <w:p>
+      <w:r>
+        <w:rPr>
+          <w:b/>
+          <w:bCs/>
+        </w:rPr>
+        <w:t>D. REST endpoints</w:t>
+      </w:r>
+    </w:p>
+    <w:p>
+      <w:r>
+        <w:t>Provide conventional HTTP interfaces for service health and baseline logistics data.</w:t>
+      </w:r>
+    </w:p>
+    <w:p>
+      <w:r>
+        <w:t>GET /health</w:t>
+      </w:r>
+    </w:p>
+    <w:p>
+      <w:r>
+        <w:t>GET /</w:t>
+      </w:r>
+      <w:proofErr w:type="spellStart"/>
+      <w:r>
+        <w:t>api</w:t>
+      </w:r>
+      <w:proofErr w:type="spellEnd"/>
+      <w:r>
+        <w:t>/logistics/snapshot</w:t>
+      </w:r>
+    </w:p>
+    <w:p>
+      <w:r>
+        <w:rPr>
+          <w:b/>
+          <w:bCs/>
+        </w:rPr>
+        <w:t>E. Connection management</w:t>
+      </w:r>
+    </w:p>
+    <w:p>
+      <w:r>
+        <w:t>Handle disconnections, invalid messages, client limits, and communication errors.</w:t>
+      </w:r>
+    </w:p>
+    <w:p>
+      <w:r>
+        <w:t>The project I created already implements these basic capabilities.</w:t>
+      </w:r>
+    </w:p>
+    <w:p>
+      <w:r>
+        <w:rPr>
+          <w:b/>
+          <w:bCs/>
+        </w:rPr>
+        <w:t>Deliverable:</w:t>
+      </w:r>
+      <w:r>
+        <w:t xml:space="preserve"> A functional Python application that can stream synthetic logistics events to connected clients.</w:t>
+      </w:r>
+    </w:p>
+    <w:p>
+      <w:r>
+        <w:pict w14:anchorId="1620342F">
+          <v:rect id="_x0000_i1201" style="width:0;height:1.5pt" o:hralign="center" o:hrstd="t" o:hr="t" fillcolor="#a0a0a0" stroked="f"/>
+        </w:pict>
+      </w:r>
+    </w:p>
+    <w:p>
+      <w:pPr>
+        <w:rPr>
+          <w:b/>
+          <w:bCs/>
+        </w:rPr>
+      </w:pPr>
+      <w:r>
+        <w:rPr>
+          <w:b/>
+          <w:bCs/>
+        </w:rPr>
+        <w:t>Phase 3: Containerize the Application</w:t>
+      </w:r>
+    </w:p>
+    <w:p>
+      <w:pPr>
+        <w:rPr>
+          <w:b/>
+          <w:bCs/>
+        </w:rPr>
+      </w:pPr>
+      <w:r>
+        <w:rPr>
+          <w:b/>
+          <w:bCs/>
+        </w:rPr>
+        <w:t>Step 5. Build the Docker image</w:t>
+      </w:r>
+    </w:p>
+    <w:p>
+      <w:r>
+        <w:t>Containerization packages the Python application and its dependencies into a portable image.</w:t>
+      </w:r>
+    </w:p>
+    <w:p>
+      <w:r>
+        <w:lastRenderedPageBreak/>
+        <w:t xml:space="preserve">The project includes a </w:t>
+      </w:r>
+      <w:proofErr w:type="spellStart"/>
+      <w:r>
+        <w:t>Dockerfile</w:t>
+      </w:r>
+      <w:proofErr w:type="spellEnd"/>
+      <w:r>
+        <w:t xml:space="preserve"> that:</w:t>
+      </w:r>
+    </w:p>
+    <w:p>
+      <w:pPr>
+        <w:numPr>
+          <w:ilvl w:val="0"/>
+          <w:numId w:val="5"/>
+        </w:numPr>
+      </w:pPr>
+      <w:r>
+        <w:t xml:space="preserve">Starts </w:t>
+      </w:r>
+      <w:proofErr w:type="gramStart"/>
+      <w:r>
+        <w:t>from</w:t>
+      </w:r>
+      <w:proofErr w:type="gramEnd"/>
+      <w:r>
+        <w:t xml:space="preserve"> a Python base image.</w:t>
+      </w:r>
+    </w:p>
+    <w:p>
+      <w:pPr>
+        <w:numPr>
+          <w:ilvl w:val="0"/>
+          <w:numId w:val="5"/>
+        </w:numPr>
+      </w:pPr>
+      <w:r>
+        <w:t>Installs the application dependencies.</w:t>
+      </w:r>
+    </w:p>
+    <w:p>
+      <w:pPr>
+        <w:numPr>
+          <w:ilvl w:val="0"/>
+          <w:numId w:val="5"/>
+        </w:numPr>
+      </w:pPr>
+      <w:r>
+        <w:t>Copies the application code into the image.</w:t>
+      </w:r>
+    </w:p>
+    <w:p>
+      <w:pPr>
+        <w:numPr>
+          <w:ilvl w:val="0"/>
+          <w:numId w:val="5"/>
+        </w:numPr>
+      </w:pPr>
+      <w:r>
+        <w:t>Creates a non-root runtime user.</w:t>
+      </w:r>
+    </w:p>
+    <w:p>
+      <w:pPr>
+        <w:numPr>
+          <w:ilvl w:val="0"/>
+          <w:numId w:val="5"/>
+        </w:numPr>
+      </w:pPr>
+      <w:r>
+        <w:t>Exposes the application port.</w:t>
+      </w:r>
+    </w:p>
+    <w:p>
+      <w:pPr>
+        <w:numPr>
+          <w:ilvl w:val="0"/>
+          <w:numId w:val="5"/>
+        </w:numPr>
+      </w:pPr>
+      <w:r>
+        <w:t xml:space="preserve">Starts the </w:t>
+      </w:r>
+      <w:proofErr w:type="spellStart"/>
+      <w:r>
+        <w:t>FastAPI</w:t>
+      </w:r>
+      <w:proofErr w:type="spellEnd"/>
+      <w:r>
+        <w:t xml:space="preserve"> application using </w:t>
+      </w:r>
+      <w:proofErr w:type="spellStart"/>
+      <w:r>
+        <w:t>Uvicorn</w:t>
+      </w:r>
+      <w:proofErr w:type="spellEnd"/>
+      <w:r>
+        <w:t>.</w:t>
+      </w:r>
+    </w:p>
+    <w:p>
+      <w:r>
+        <w:t>The main dependencies are:</w:t>
+      </w:r>
+    </w:p>
+    <w:p>
+      <w:proofErr w:type="spellStart"/>
+      <w:r>
+        <w:t>fastapi</w:t>
+      </w:r>
+      <w:proofErr w:type="spellEnd"/>
+    </w:p>
+    <w:p>
+      <w:proofErr w:type="spellStart"/>
+      <w:r>
+        <w:t>uvicorn</w:t>
+      </w:r>
+      <w:proofErr w:type="spellEnd"/>
+    </w:p>
+    <w:p>
+      <w:proofErr w:type="spellStart"/>
+      <w:r>
+        <w:t>websockets</w:t>
+      </w:r>
+      <w:proofErr w:type="spellEnd"/>
+    </w:p>
+    <w:p>
+      <w:r>
+        <w:t xml:space="preserve">The </w:t>
+      </w:r>
+      <w:proofErr w:type="spellStart"/>
+      <w:r>
+        <w:t>websockets</w:t>
+      </w:r>
+      <w:proofErr w:type="spellEnd"/>
+      <w:r>
+        <w:t xml:space="preserve"> library is used by the sample client.</w:t>
+      </w:r>
+    </w:p>
+    <w:p>
+      <w:r>
+        <w:t>Build the image:</w:t>
+      </w:r>
+    </w:p>
+    <w:p>
+      <w:r>
+        <w:t>docker build -t air-force-logistics-ws:1.</w:t>
+      </w:r>
+      <w:proofErr w:type="gramStart"/>
+      <w:r>
+        <w:t>0 .</w:t>
+      </w:r>
+      <w:proofErr w:type="gramEnd"/>
+    </w:p>
+    <w:p>
+      <w:r>
+        <w:t>Check that the image exists:</w:t>
+      </w:r>
+    </w:p>
+    <w:p>
+      <w:r>
+        <w:t>docker images</w:t>
+      </w:r>
+    </w:p>
+    <w:p>
+      <w:r>
+        <w:rPr>
+          <w:b/>
+          <w:bCs/>
+        </w:rPr>
+        <w:t>Deliverable:</w:t>
+      </w:r>
+      <w:r>
+        <w:t xml:space="preserve"> A versioned Docker image containing the application.</w:t>
+      </w:r>
+    </w:p>
+    <w:p>
+      <w:pPr>
+        <w:rPr>
+          <w:b/>
+          <w:bCs/>
+        </w:rPr>
+      </w:pPr>
+      <w:r>
+        <w:rPr>
+          <w:b/>
+          <w:bCs/>
+        </w:rPr>
+        <w:t>Step 6. Run and test the container</w:t>
+      </w:r>
+    </w:p>
+    <w:p>
+      <w:r>
+        <w:t>Start the service using Docker Compose:</w:t>
+      </w:r>
+    </w:p>
+    <w:p>
+      <w:proofErr w:type="gramStart"/>
+      <w:r>
+        <w:t>docker</w:t>
+      </w:r>
+      <w:proofErr w:type="gramEnd"/>
+      <w:r>
+        <w:t xml:space="preserve"> compose up --build -d</w:t>
+      </w:r>
+    </w:p>
+    <w:p>
+      <w:r>
+        <w:t>Verify the container:</w:t>
+      </w:r>
+    </w:p>
+    <w:p>
+      <w:proofErr w:type="gramStart"/>
+      <w:r>
+        <w:t>docker</w:t>
+      </w:r>
+      <w:proofErr w:type="gramEnd"/>
+      <w:r>
+        <w:t xml:space="preserve"> compose </w:t>
+      </w:r>
+      <w:proofErr w:type="spellStart"/>
+      <w:r>
+        <w:t>ps</w:t>
+      </w:r>
+      <w:proofErr w:type="spellEnd"/>
+    </w:p>
+    <w:p>
+      <w:r>
+        <w:t>Check its logs:</w:t>
+      </w:r>
+    </w:p>
+    <w:p>
+      <w:proofErr w:type="gramStart"/>
+      <w:r>
+        <w:t>docker</w:t>
+      </w:r>
+      <w:proofErr w:type="gramEnd"/>
+      <w:r>
+        <w:t xml:space="preserve"> compose logs -f logistics-</w:t>
+      </w:r>
+      <w:proofErr w:type="spellStart"/>
+      <w:r>
+        <w:t>ws</w:t>
+      </w:r>
+      <w:proofErr w:type="spellEnd"/>
+    </w:p>
+    <w:p>
+      <w:r>
+        <w:t>Test the REST endpoint:</w:t>
+      </w:r>
+    </w:p>
+    <w:p>
+      <w:r>
+        <w:t>curl http://localhost:8000/health</w:t>
+      </w:r>
+    </w:p>
+    <w:p>
+      <w:r>
+        <w:lastRenderedPageBreak/>
+        <w:t xml:space="preserve">Then </w:t>
+      </w:r>
+      <w:proofErr w:type="gramStart"/>
+      <w:r>
+        <w:t>start</w:t>
+      </w:r>
+      <w:proofErr w:type="gramEnd"/>
+      <w:r>
+        <w:t xml:space="preserve"> the included Python client:</w:t>
+      </w:r>
+    </w:p>
+    <w:p>
+      <w:r>
+        <w:t>python client.py</w:t>
+      </w:r>
+    </w:p>
+    <w:p>
+      <w:r>
+        <w:t>You should see the initial connection message followed by generated logistics events.</w:t>
+      </w:r>
+    </w:p>
+    <w:p>
+      <w:pPr>
+        <w:rPr>
+          <w:b/>
+          <w:bCs/>
+        </w:rPr>
+      </w:pPr>
+      <w:r>
+        <w:rPr>
+          <w:b/>
+          <w:bCs/>
+        </w:rPr>
+        <w:t>What to verify</w:t>
+      </w:r>
+    </w:p>
+    <w:p>
+      <w:pPr>
+        <w:numPr>
+          <w:ilvl w:val="0"/>
+          <w:numId w:val="6"/>
+        </w:numPr>
+      </w:pPr>
+      <w:r>
+        <w:t>The container starts successfully.</w:t>
+      </w:r>
+    </w:p>
+    <w:p>
+      <w:pPr>
+        <w:numPr>
+          <w:ilvl w:val="0"/>
+          <w:numId w:val="6"/>
+        </w:numPr>
+      </w:pPr>
+      <w:r>
+        <w:t>The REST endpoints respond.</w:t>
+      </w:r>
+    </w:p>
+    <w:p>
+      <w:pPr>
+        <w:numPr>
+          <w:ilvl w:val="0"/>
+          <w:numId w:val="6"/>
+        </w:numPr>
+      </w:pPr>
+      <w:r>
+        <w:t>WebSocket connections succeed.</w:t>
+      </w:r>
+    </w:p>
+    <w:p>
+      <w:pPr>
+        <w:numPr>
+          <w:ilvl w:val="0"/>
+          <w:numId w:val="6"/>
+        </w:numPr>
+      </w:pPr>
+      <w:r>
+        <w:t>Events arrive at the client.</w:t>
+      </w:r>
+    </w:p>
+    <w:p>
+      <w:pPr>
+        <w:numPr>
+          <w:ilvl w:val="0"/>
+          <w:numId w:val="6"/>
+        </w:numPr>
+      </w:pPr>
+      <w:r>
+        <w:t>Topic subscriptions filter events correctly.</w:t>
+      </w:r>
+    </w:p>
+    <w:p>
+      <w:pPr>
+        <w:numPr>
+          <w:ilvl w:val="0"/>
+          <w:numId w:val="6"/>
+        </w:numPr>
+      </w:pPr>
+      <w:r>
+        <w:t>Disconnected clients are cleaned up.</w:t>
+      </w:r>
+    </w:p>
+    <w:p>
+      <w:pPr>
+        <w:numPr>
+          <w:ilvl w:val="0"/>
+          <w:numId w:val="6"/>
+        </w:numPr>
+      </w:pPr>
+      <w:r>
+        <w:t xml:space="preserve">The container restarts successfully after </w:t>
+      </w:r>
+      <w:proofErr w:type="gramStart"/>
+      <w:r>
+        <w:t>a failure</w:t>
+      </w:r>
+      <w:proofErr w:type="gramEnd"/>
+      <w:r>
+        <w:t>.</w:t>
+      </w:r>
+    </w:p>
+    <w:p>
+      <w:r>
+        <w:rPr>
+          <w:b/>
+          <w:bCs/>
+        </w:rPr>
+        <w:t>Deliverable:</w:t>
+      </w:r>
+      <w:r>
+        <w:t xml:space="preserve"> A tested containerized application.</w:t>
+      </w:r>
+    </w:p>
+    <w:p>
+      <w:r>
+        <w:pict w14:anchorId="6C7EAB17">
+          <v:rect id="_x0000_i1202" style="width:0;height:1.5pt" o:hralign="center" o:hrstd="t" o:hr="t" fillcolor="#a0a0a0" stroked="f"/>
+        </w:pict>
+      </w:r>
+    </w:p>
+    <w:p>
+      <w:pPr>
+        <w:rPr>
+          <w:b/>
+          <w:bCs/>
+        </w:rPr>
+      </w:pPr>
+      <w:r>
+        <w:rPr>
+          <w:b/>
+          <w:bCs/>
+        </w:rPr>
+        <w:t>Phase 4: Integrate with Logistics Systems</w:t>
+      </w:r>
+    </w:p>
+    <w:p>
+      <w:pPr>
+        <w:rPr>
+          <w:b/>
+          <w:bCs/>
+        </w:rPr>
+      </w:pPr>
+      <w:r>
+        <w:rPr>
+          <w:b/>
+          <w:bCs/>
+        </w:rPr>
+        <w:t>Step 7. Connect the application to data sources</w:t>
+      </w:r>
+    </w:p>
+    <w:p>
+      <w:r>
+        <w:t>The initial implementation generates its own synthetic events. This is where you begin transitioning from a demonstration to an integration prototype.</w:t>
+      </w:r>
+    </w:p>
+    <w:p>
+      <w:r>
+        <w:t>Potential sources include:</w:t>
+      </w:r>
+    </w:p>
+    <w:p>
+      <w:pPr>
+        <w:numPr>
+          <w:ilvl w:val="0"/>
+          <w:numId w:val="7"/>
+        </w:numPr>
+      </w:pPr>
+      <w:r>
+        <w:t>Supply and inventory databases.</w:t>
+      </w:r>
+    </w:p>
+    <w:p>
+      <w:pPr>
+        <w:numPr>
+          <w:ilvl w:val="0"/>
+          <w:numId w:val="7"/>
+        </w:numPr>
+      </w:pPr>
+      <w:r>
+        <w:t>Maintenance management applications.</w:t>
+      </w:r>
+    </w:p>
+    <w:p>
+      <w:pPr>
+        <w:numPr>
+          <w:ilvl w:val="0"/>
+          <w:numId w:val="7"/>
+        </w:numPr>
+      </w:pPr>
+      <w:r>
+        <w:t>Enterprise resource planning systems.</w:t>
+      </w:r>
+    </w:p>
+    <w:p>
+      <w:pPr>
+        <w:numPr>
+          <w:ilvl w:val="0"/>
+          <w:numId w:val="7"/>
+        </w:numPr>
+      </w:pPr>
+      <w:r>
+        <w:t>Aircraft readiness data services.</w:t>
+      </w:r>
+    </w:p>
+    <w:p>
+      <w:pPr>
+        <w:numPr>
+          <w:ilvl w:val="0"/>
+          <w:numId w:val="7"/>
+        </w:numPr>
+      </w:pPr>
+      <w:r>
+        <w:t>Existing REST or SOAP interfaces.</w:t>
+      </w:r>
+    </w:p>
+    <w:p>
+      <w:pPr>
+        <w:numPr>
+          <w:ilvl w:val="0"/>
+          <w:numId w:val="7"/>
+        </w:numPr>
+      </w:pPr>
+      <w:r>
+        <w:t>File-based transfers.</w:t>
+      </w:r>
+    </w:p>
+    <w:p>
+      <w:r>
+        <w:t>You should create a separate adapter for each source rather than embedding all source-specific logic in the WebSocket server.</w:t>
+      </w:r>
+    </w:p>
+    <w:p>
+      <w:r>
+        <w:t>For example:</w:t>
+      </w:r>
+    </w:p>
+    <w:p>
+      <w:r>
+        <w:lastRenderedPageBreak/>
+        <w:t>Inventory Database</w:t>
+      </w:r>
+    </w:p>
+    <w:p>
+      <w:r>
+        <w:t xml:space="preserve">        |</w:t>
+      </w:r>
+    </w:p>
+    <w:p>
+      <w:r>
+        <w:t xml:space="preserve">        v</w:t>
+      </w:r>
+    </w:p>
+    <w:p>
+      <w:r>
+        <w:t>Inventory Adapter</w:t>
+      </w:r>
+    </w:p>
+    <w:p>
+      <w:r>
+        <w:t xml:space="preserve">        |</w:t>
+      </w:r>
+    </w:p>
+    <w:p>
+      <w:r>
+        <w:t xml:space="preserve">        v</w:t>
+      </w:r>
+    </w:p>
+    <w:p>
+      <w:r>
+        <w:t>Normalized Inventory Event</w:t>
+      </w:r>
+    </w:p>
+    <w:p>
+      <w:r>
+        <w:t xml:space="preserve">        |</w:t>
+      </w:r>
+    </w:p>
+    <w:p>
+      <w:r>
+        <w:t xml:space="preserve">        v</w:t>
+      </w:r>
+    </w:p>
+    <w:p>
+      <w:r>
+        <w:t>WebSocket Service</w:t>
+      </w:r>
+    </w:p>
+    <w:p>
+      <w:r>
+        <w:t>An adapter should retrieve or receive updates, validate the input, translate it into the common event schema, and pass it to the distribution layer.</w:t>
+      </w:r>
+    </w:p>
+    <w:p>
+      <w:r>
+        <w:t>For file-based sources, you might use a scheduled file-ingestion process or an event-driven file watcher.</w:t>
+      </w:r>
+    </w:p>
+    <w:p>
+      <w:r>
+        <w:t>For database sources, consider change data capture or an approved integration API instead of repeatedly querying the entire database.</w:t>
+      </w:r>
+    </w:p>
+    <w:p>
+      <w:r>
+        <w:rPr>
+          <w:b/>
+          <w:bCs/>
+        </w:rPr>
+        <w:t>Deliverable:</w:t>
+      </w:r>
+      <w:r>
+        <w:t xml:space="preserve"> One or more adapters that convert source data into normalized logistics events.</w:t>
+      </w:r>
+    </w:p>
+    <w:p>
+      <w:pPr>
+        <w:rPr>
+          <w:b/>
+          <w:bCs/>
+        </w:rPr>
+      </w:pPr>
+      <w:r>
+        <w:rPr>
+          <w:b/>
+          <w:bCs/>
+        </w:rPr>
+        <w:t>Step 8. Integrate Kong and a messaging platform</w:t>
+      </w:r>
+    </w:p>
+    <w:p>
+      <w:r>
+        <w:t>For your broader Air Force API gateway use case, this is an important architectural decision.</w:t>
+      </w:r>
+    </w:p>
+    <w:p>
+      <w:r>
+        <w:t xml:space="preserve">I recommend separating </w:t>
+      </w:r>
+      <w:r>
+        <w:rPr>
+          <w:b/>
+          <w:bCs/>
+        </w:rPr>
+        <w:t>API access</w:t>
+      </w:r>
+      <w:r>
+        <w:t xml:space="preserve"> from </w:t>
+      </w:r>
+      <w:r>
+        <w:rPr>
+          <w:b/>
+          <w:bCs/>
+        </w:rPr>
+        <w:t>event distribution</w:t>
+      </w:r>
+      <w:r>
+        <w:t>.</w:t>
+      </w:r>
+    </w:p>
+    <w:p>
+      <w:pPr>
+        <w:rPr>
+          <w:b/>
+          <w:bCs/>
+        </w:rPr>
+      </w:pPr>
+      <w:r>
+        <w:rPr>
+          <w:b/>
+          <w:bCs/>
+        </w:rPr>
+        <w:t>A. Kong API gateway</w:t>
+      </w:r>
+    </w:p>
+    <w:p>
+      <w:r>
+        <w:t>Kong can provide a managed entry point for supported HTTP APIs and, with an appropriately configured deployment, WebSocket connections.</w:t>
+      </w:r>
+    </w:p>
+    <w:p>
+      <w:r>
+        <w:t>Potential responsibilities include:</w:t>
+      </w:r>
+    </w:p>
+    <w:p>
+      <w:pPr>
+        <w:numPr>
+          <w:ilvl w:val="0"/>
+          <w:numId w:val="8"/>
+        </w:numPr>
+      </w:pPr>
+      <w:r>
+        <w:t>Routing requests.</w:t>
+      </w:r>
+    </w:p>
+    <w:p>
+      <w:pPr>
+        <w:numPr>
+          <w:ilvl w:val="0"/>
+          <w:numId w:val="8"/>
+        </w:numPr>
+      </w:pPr>
+      <w:r>
+        <w:t>Applying authentication and access policies.</w:t>
+      </w:r>
+    </w:p>
+    <w:p>
+      <w:pPr>
+        <w:numPr>
+          <w:ilvl w:val="0"/>
+          <w:numId w:val="8"/>
+        </w:numPr>
+      </w:pPr>
+      <w:r>
+        <w:lastRenderedPageBreak/>
+        <w:t>Enforcing supported rate limits.</w:t>
+      </w:r>
+    </w:p>
+    <w:p>
+      <w:pPr>
+        <w:numPr>
+          <w:ilvl w:val="0"/>
+          <w:numId w:val="8"/>
+        </w:numPr>
+      </w:pPr>
+      <w:r>
+        <w:t>Managing API access.</w:t>
+      </w:r>
+    </w:p>
+    <w:p>
+      <w:pPr>
+        <w:numPr>
+          <w:ilvl w:val="0"/>
+          <w:numId w:val="8"/>
+        </w:numPr>
+      </w:pPr>
+      <w:r>
+        <w:t>Producing gateway-level observability data.</w:t>
+      </w:r>
+    </w:p>
+    <w:p>
+      <w:r>
+        <w:t>WebSocket-specific routing, authentication behavior, connection timeouts, and plugin compatibility must be tested with your selected Kong version and configuration.</w:t>
+      </w:r>
+    </w:p>
+    <w:p>
+      <w:r>
+        <w:t>Kong does not replace the application’s authorization logic.</w:t>
+      </w:r>
+    </w:p>
+    <w:p>
+      <w:pPr>
+        <w:rPr>
+          <w:b/>
+          <w:bCs/>
+        </w:rPr>
+      </w:pPr>
+      <w:r>
+        <w:rPr>
+          <w:b/>
+          <w:bCs/>
+        </w:rPr>
+        <w:t>B. Messaging platform</w:t>
+      </w:r>
+    </w:p>
+    <w:p>
+      <w:r>
+        <w:t>Introduce a broker such as Kafka when you need durable event distribution, replay, buffering, or multiple independent consumers.</w:t>
+      </w:r>
+    </w:p>
+    <w:p>
+      <w:r>
+        <w:t>The architecture becomes:</w:t>
+      </w:r>
+    </w:p>
+    <w:p>
+      <w:r>
+        <w:t>Logistics Source Systems</w:t>
+      </w:r>
+    </w:p>
+    <w:p>
+      <w:r>
+        <w:t xml:space="preserve">          |</w:t>
+      </w:r>
+    </w:p>
+    <w:p>
+      <w:r>
+        <w:t xml:space="preserve">          v</w:t>
+      </w:r>
+    </w:p>
+    <w:p>
+      <w:r>
+        <w:t xml:space="preserve">     Data Adapters</w:t>
+      </w:r>
+    </w:p>
+    <w:p>
+      <w:r>
+        <w:t xml:space="preserve">          |</w:t>
+      </w:r>
+    </w:p>
+    <w:p>
+      <w:r>
+        <w:t xml:space="preserve">          v</w:t>
+      </w:r>
+    </w:p>
+    <w:p>
+      <w:r>
+        <w:t xml:space="preserve">   Kafka / Event Broker</w:t>
+      </w:r>
+    </w:p>
+    <w:p>
+      <w:r>
+        <w:t xml:space="preserve">          |</w:t>
+      </w:r>
+    </w:p>
+    <w:p>
+      <w:r>
+        <w:t xml:space="preserve">          v</w:t>
+      </w:r>
+    </w:p>
+    <w:p>
+      <w:r>
+        <w:t xml:space="preserve"> Python WebSocket Service</w:t>
+      </w:r>
+    </w:p>
+    <w:p>
+      <w:r>
+        <w:t xml:space="preserve">          |</w:t>
+      </w:r>
+    </w:p>
+    <w:p>
+      <w:r>
+        <w:t xml:space="preserve">          v</w:t>
+      </w:r>
+    </w:p>
+    <w:p>
+      <w:r>
+        <w:t xml:space="preserve">    Kong / Gateway</w:t>
+      </w:r>
+    </w:p>
+    <w:p>
+      <w:r>
+        <w:t xml:space="preserve">          |</w:t>
+      </w:r>
+    </w:p>
+    <w:p>
+      <w:r>
+        <w:t xml:space="preserve">          v</w:t>
+      </w:r>
+    </w:p>
+    <w:p>
+      <w:r>
+        <w:t xml:space="preserve">   Authorized Clients</w:t>
+      </w:r>
+    </w:p>
+    <w:p>
+      <w:r>
+        <w:lastRenderedPageBreak/>
+        <w:t>The gateway can instead sit in front of the WebSocket endpoint, with Kafka remaining an internal messaging component.</w:t>
+      </w:r>
+    </w:p>
+    <w:p>
+      <w:r>
+        <w:t>The correct placement depends on your network boundaries and access model.</w:t>
+      </w:r>
+    </w:p>
+    <w:p>
+      <w:r>
+        <w:rPr>
+          <w:b/>
+          <w:bCs/>
+        </w:rPr>
+        <w:t>Important distinction:</w:t>
+      </w:r>
+      <w:r>
+        <w:t xml:space="preserve"> Kafka and WebSocket serve different purposes. Kafka distributes events between services; WebSocket delivers events to connected client applications.</w:t>
+      </w:r>
+    </w:p>
+    <w:p>
+      <w:r>
+        <w:rPr>
+          <w:b/>
+          <w:bCs/>
+        </w:rPr>
+        <w:t>Deliverable:</w:t>
+      </w:r>
+      <w:r>
+        <w:t xml:space="preserve"> A design and working integration for the event broker and API gateway.</w:t>
+      </w:r>
+    </w:p>
+    <w:p>
+      <w:r>
+        <w:pict w14:anchorId="52767E27">
+          <v:rect id="_x0000_i1203" style="width:0;height:1.5pt" o:hralign="center" o:hrstd="t" o:hr="t" fillcolor="#a0a0a0" stroked="f"/>
+        </w:pict>
+      </w:r>
+    </w:p>
+    <w:p>
+      <w:pPr>
+        <w:rPr>
+          <w:b/>
+          <w:bCs/>
+        </w:rPr>
+      </w:pPr>
+      <w:r>
+        <w:rPr>
+          <w:b/>
+          <w:bCs/>
+        </w:rPr>
+        <w:t>Phase 5: Implement Security and Observability</w:t>
+      </w:r>
+    </w:p>
+    <w:p>
+      <w:pPr>
+        <w:rPr>
+          <w:b/>
+          <w:bCs/>
+        </w:rPr>
+      </w:pPr>
+      <w:r>
+        <w:rPr>
+          <w:b/>
+          <w:bCs/>
+        </w:rPr>
+        <w:t>Step 9. Implement security controls</w:t>
+      </w:r>
+    </w:p>
+    <w:p>
+      <w:r>
+        <w:t>For an Air Force environment, security should be part of the design from the beginning rather than added after the application is complete.</w:t>
+      </w:r>
+    </w:p>
+    <w:p>
+      <w:r>
+        <w:t>I would address the following areas.</w:t>
+      </w:r>
+    </w:p>
+    <w:tbl>
+      <w:tblPr>
+        <w:tblW w:w="0" w:type="auto"/>
+        <w:tblCellSpacing w:w="15" w:type="dxa"/>
+        <w:tblCellMar>
+          <w:top w:w="15" w:type="dxa"/>
+          <w:left w:w="15" w:type="dxa"/>
+          <w:bottom w:w="15" w:type="dxa"/>
+          <w:right w:w="15" w:type="dxa"/>
+        </w:tblCellMar>
+        <w:tblLook w:val="04A0" w:firstRow="1" w:lastRow="0" w:firstColumn="1" w:lastColumn="0" w:noHBand="0" w:noVBand="1"/>
+      </w:tblPr>
+      <w:tblGrid>
+        <w:gridCol w:w="1691"/>
+        <w:gridCol w:w="7243"/>
+      </w:tblGrid>
+      <w:tr>
+        <w:trPr>
+          <w:tblHeader/>
+          <w:tblCellSpacing w:w="15" w:type="dxa"/>
+        </w:trPr>
+        <w:tc>
+          <w:tcPr>
+            <w:tcW w:w="0" w:type="auto"/>
+            <w:vAlign w:val="center"/>
+            <w:hideMark/>
+          </w:tcPr>
+          <w:p>
+            <w:pPr>
+              <w:rPr>
+                <w:b/>
+                <w:bCs/>
+              </w:rPr>
+            </w:pPr>
+            <w:r>
+              <w:rPr>
+                <w:b/>
+                <w:bCs/>
+              </w:rPr>
+              <w:t>Area</w:t>
+            </w:r>
+          </w:p>
+        </w:tc>
+        <w:tc>
+          <w:tcPr>
+            <w:tcW w:w="0" w:type="auto"/>
+            <w:vAlign w:val="center"/>
+            <w:hideMark/>
+          </w:tcPr>
+          <w:p>
+            <w:pPr>
+              <w:rPr>
+                <w:b/>
+                <w:bCs/>
+              </w:rPr>
+            </w:pPr>
+            <w:r>
+              <w:rPr>
+                <w:b/>
+                <w:bCs/>
+              </w:rPr>
+              <w:t>Recommended implementation</w:t>
+            </w:r>
+          </w:p>
+        </w:tc>
+      </w:tr>
+      <w:tr>
+        <w:trPr>
+          <w:tblCellSpacing w:w="15" w:type="dxa"/>
+        </w:trPr>
+        <w:tc>
+          <w:tcPr>
+            <w:tcW w:w="0" w:type="auto"/>
+            <w:vAlign w:val="center"/>
+            <w:hideMark/>
+          </w:tcPr>
+          <w:p>
+            <w:r>
+              <w:t>Identity</w:t>
+            </w:r>
+          </w:p>
+        </w:tc>
+        <w:tc>
+          <w:tcPr>
+            <w:tcW w:w="0" w:type="auto"/>
+            <w:vAlign w:val="center"/>
+            <w:hideMark/>
+          </w:tcPr>
+          <w:p>
+            <w:r>
+              <w:t>Integrate with the approved identity and access management solution</w:t>
+            </w:r>
+          </w:p>
+        </w:tc>
+      </w:tr>
+      <w:tr>
+        <w:trPr>
+          <w:tblCellSpacing w:w="15" w:type="dxa"/>
+        </w:trPr>
+        <w:tc>
+          <w:tcPr>
+            <w:tcW w:w="0" w:type="auto"/>
+            <w:vAlign w:val="center"/>
+            <w:hideMark/>
+          </w:tcPr>
+          <w:p>
+            <w:r>
+              <w:t>Authentication</w:t>
+            </w:r>
+          </w:p>
+        </w:tc>
+        <w:tc>
+          <w:tcPr>
+            <w:tcW w:w="0" w:type="auto"/>
+            <w:vAlign w:val="center"/>
+            <w:hideMark/>
+          </w:tcPr>
+          <w:p>
+            <w:r>
+              <w:t>Validate client identity and credentials</w:t>
+            </w:r>
+          </w:p>
+        </w:tc>
+      </w:tr>
+      <w:tr>
+        <w:trPr>
+          <w:tblCellSpacing w:w="15" w:type="dxa"/>
+        </w:trPr>
+        <w:tc>
+          <w:tcPr>
+            <w:tcW w:w="0" w:type="auto"/>
+            <w:vAlign w:val="center"/>
+            <w:hideMark/>
+          </w:tcPr>
+          <w:p>
+            <w:r>
+              <w:t>Authorization</w:t>
+            </w:r>
+          </w:p>
+        </w:tc>
+        <w:tc>
+          <w:tcPr>
+            <w:tcW w:w="0" w:type="auto"/>
+            <w:vAlign w:val="center"/>
+            <w:hideMark/>
+          </w:tcPr>
+          <w:p>
+            <w:r>
+              <w:t>Enforce access to specific logistics data and topics</w:t>
+            </w:r>
+          </w:p>
+        </w:tc>
+      </w:tr>
+      <w:tr>
+        <w:trPr>
+          <w:tblCellSpacing w:w="15" w:type="dxa"/>
+        </w:trPr>
+        <w:tc>
+          <w:tcPr>
+            <w:tcW w:w="0" w:type="auto"/>
+            <w:vAlign w:val="center"/>
+            <w:hideMark/>
+          </w:tcPr>
+          <w:p>
+            <w:r>
+              <w:t>Transport</w:t>
+            </w:r>
+          </w:p>
+        </w:tc>
+        <w:tc>
+          <w:tcPr>
+            <w:tcW w:w="0" w:type="auto"/>
+            <w:vAlign w:val="center"/>
+            <w:hideMark/>
+          </w:tcPr>
+          <w:p>
+            <w:r>
+              <w:t>Use TLS for deployed connections</w:t>
+            </w:r>
+          </w:p>
+        </w:tc>
+      </w:tr>
+      <w:tr>
+        <w:trPr>
+          <w:tblCellSpacing w:w="15" w:type="dxa"/>
+        </w:trPr>
+        <w:tc>
+          <w:tcPr>
+            <w:tcW w:w="0" w:type="auto"/>
+            <w:vAlign w:val="center"/>
+            <w:hideMark/>
+          </w:tcPr>
+          <w:p>
+            <w:r>
+              <w:t>Secrets</w:t>
+            </w:r>
+          </w:p>
+        </w:tc>
+        <w:tc>
+          <w:tcPr>
+            <w:tcW w:w="0" w:type="auto"/>
+            <w:vAlign w:val="center"/>
+            <w:hideMark/>
+          </w:tcPr>
+          <w:p>
+            <w:r>
+              <w:t>Use an approved secrets-management mechanism</w:t>
+            </w:r>
+          </w:p>
+        </w:tc>
+      </w:tr>
+      <w:tr>
+        <w:trPr>
+          <w:tblCellSpacing w:w="15" w:type="dxa"/>
+        </w:trPr>
+        <w:tc>
+          <w:tcPr>
+            <w:tcW w:w="0" w:type="auto"/>
+            <w:vAlign w:val="center"/>
+            <w:hideMark/>
+          </w:tcPr>
+          <w:p>
+            <w:r>
+              <w:t>Container</w:t>
+            </w:r>
+          </w:p>
+        </w:tc>
+        <w:tc>
+          <w:tcPr>
+            <w:tcW w:w="0" w:type="auto"/>
+            <w:vAlign w:val="center"/>
+            <w:hideMark/>
+          </w:tcPr>
+          <w:p>
+            <w:r>
+              <w:t>Use a non-root user and minimize privileges</w:t>
+            </w:r>
+          </w:p>
+        </w:tc>
+      </w:tr>
+      <w:tr>
+        <w:trPr>
+          <w:tblCellSpacing w:w="15" w:type="dxa"/>
+        </w:trPr>
+        <w:tc>
+          <w:tcPr>
+            <w:tcW w:w="0" w:type="auto"/>
+            <w:vAlign w:val="center"/>
+            <w:hideMark/>
+          </w:tcPr>
+          <w:p>
+            <w:r>
+              <w:t>Logging</w:t>
+            </w:r>
+          </w:p>
+        </w:tc>
+        <w:tc>
+          <w:tcPr>
+            <w:tcW w:w="0" w:type="auto"/>
+            <w:vAlign w:val="center"/>
+            <w:hideMark/>
+          </w:tcPr>
+          <w:p>
+            <w:r>
+              <w:t>Record authentication failures and relevant security events</w:t>
+            </w:r>
+          </w:p>
+        </w:tc>
+      </w:tr>
+      <w:tr>
+        <w:trPr>
+          <w:tblCellSpacing w:w="15" w:type="dxa"/>
+        </w:trPr>
+        <w:tc>
+          <w:tcPr>
+            <w:tcW w:w="0" w:type="auto"/>
+            <w:vAlign w:val="center"/>
+            <w:hideMark/>
+          </w:tcPr>
+          <w:p>
+            <w:r>
+              <w:t>Data protection</w:t>
+            </w:r>
+          </w:p>
+        </w:tc>
+        <w:tc>
+          <w:tcPr>
+            <w:tcW w:w="0" w:type="auto"/>
+            <w:vAlign w:val="center"/>
+            <w:hideMark/>
+          </w:tcPr>
+          <w:p>
+            <w:r>
+              <w:t>Apply approved data-handling and classification requirements</w:t>
+            </w:r>
+          </w:p>
+        </w:tc>
+      </w:tr>
+      <w:tr>
+        <w:trPr>
+          <w:tblCellSpacing w:w="15" w:type="dxa"/>
+        </w:trPr>
+        <w:tc>
+          <w:tcPr>
+            <w:tcW w:w="0" w:type="auto"/>
+            <w:vAlign w:val="center"/>
+            <w:hideMark/>
+          </w:tcPr>
+          <w:p>
+            <w:r>
+              <w:t>Network</w:t>
+            </w:r>
+          </w:p>
+        </w:tc>
+        <w:tc>
+          <w:tcPr>
+            <w:tcW w:w="0" w:type="auto"/>
+            <w:vAlign w:val="center"/>
+            <w:hideMark/>
+          </w:tcPr>
+          <w:p>
+            <w:r>
+              <w:t>Restrict connectivity to approved sources and consumers</w:t>
+            </w:r>
+          </w:p>
+        </w:tc>
+      </w:tr>
+      <w:tr>
+        <w:trPr>
+          <w:tblCellSpacing w:w="15" w:type="dxa"/>
+        </w:trPr>
+        <w:tc>
+          <w:tcPr>
+            <w:tcW w:w="0" w:type="auto"/>
+            <w:vAlign w:val="center"/>
+            <w:hideMark/>
+          </w:tcPr>
+          <w:p>
+            <w:r>
+              <w:t>Supply chain</w:t>
+            </w:r>
+          </w:p>
+        </w:tc>
+        <w:tc>
+          <w:tcPr>
+            <w:tcW w:w="0" w:type="auto"/>
+            <w:vAlign w:val="center"/>
+            <w:hideMark/>
+          </w:tcPr>
+          <w:p>
+            <w:r>
+              <w:t>Scan images and dependencies and track versions</w:t>
+            </w:r>
+          </w:p>
+        </w:tc>
+      </w:tr>
+    </w:tbl>
+    <w:p>
+      <w:r>
+        <w:t>The current sample has an optional shared-token check, but it does not implement enterprise ICAM, per-user authorization, or topic-level access policies.</w:t>
+      </w:r>
+    </w:p>
+    <w:p>
+      <w:r>
+        <w:lastRenderedPageBreak/>
+        <w:t>For example, authenticating a user does not automatically authorize that user to receive every inventory or readiness event.</w:t>
+      </w:r>
+    </w:p>
+    <w:p>
+      <w:r>
+        <w:t>The authorization decision must be enforced server-side.</w:t>
+      </w:r>
+    </w:p>
+    <w:p>
+      <w:r>
+        <w:t xml:space="preserve">For a DoD deployment, the specific security requirements and approval path depend on the target environment, data classification, system boundary, and applicable RMF controls. Docker hardening alone does not establish an ATO or </w:t>
+      </w:r>
+      <w:proofErr w:type="spellStart"/>
+      <w:r>
+        <w:t>cATO</w:t>
+      </w:r>
+      <w:proofErr w:type="spellEnd"/>
+      <w:r>
+        <w:t>.</w:t>
+      </w:r>
+    </w:p>
+    <w:p>
+      <w:r>
+        <w:rPr>
+          <w:b/>
+          <w:bCs/>
+        </w:rPr>
+        <w:t>Deliverable:</w:t>
+      </w:r>
+      <w:r>
+        <w:t xml:space="preserve"> A security design, implemented controls, and a security test plan.</w:t>
+      </w:r>
+    </w:p>
+    <w:p>
+      <w:pPr>
+        <w:rPr>
+          <w:b/>
+          <w:bCs/>
+        </w:rPr>
+      </w:pPr>
+      <w:r>
+        <w:rPr>
+          <w:b/>
+          <w:bCs/>
+        </w:rPr>
+        <w:t>Step 10. Add Prometheus and Grafana monitoring</w:t>
+      </w:r>
+    </w:p>
+    <w:p>
+      <w:r>
+        <w:t>Monitoring is especially valuable when the service supports multiple clients and streams frequent updates.</w:t>
+      </w:r>
+    </w:p>
+    <w:p>
+      <w:r>
+        <w:t>I would monitor the following metrics:</w:t>
+      </w:r>
+    </w:p>
+    <w:tbl>
+      <w:tblPr>
+        <w:tblW w:w="0" w:type="auto"/>
+        <w:tblCellSpacing w:w="15" w:type="dxa"/>
+        <w:tblCellMar>
+          <w:top w:w="15" w:type="dxa"/>
+          <w:left w:w="15" w:type="dxa"/>
+          <w:bottom w:w="15" w:type="dxa"/>
+          <w:right w:w="15" w:type="dxa"/>
+        </w:tblCellMar>
+        <w:tblLook w:val="04A0" w:firstRow="1" w:lastRow="0" w:firstColumn="1" w:lastColumn="0" w:noHBand="0" w:noVBand="1"/>
+      </w:tblPr>
+      <w:tblGrid>
+        <w:gridCol w:w="3281"/>
+        <w:gridCol w:w="4515"/>
+      </w:tblGrid>
+      <w:tr>
+        <w:trPr>
+          <w:tblHeader/>
+          <w:tblCellSpacing w:w="15" w:type="dxa"/>
+        </w:trPr>
+        <w:tc>
+          <w:tcPr>
+            <w:tcW w:w="0" w:type="auto"/>
+            <w:vAlign w:val="center"/>
+            <w:hideMark/>
+          </w:tcPr>
+          <w:p>
+            <w:pPr>
+              <w:rPr>
+                <w:b/>
+                <w:bCs/>
+              </w:rPr>
+            </w:pPr>
+            <w:r>
+              <w:rPr>
+                <w:b/>
+                <w:bCs/>
+              </w:rPr>
+              <w:t>Metric</w:t>
+            </w:r>
+          </w:p>
+        </w:tc>
+        <w:tc>
+          <w:tcPr>
+            <w:tcW w:w="0" w:type="auto"/>
+            <w:vAlign w:val="center"/>
+            <w:hideMark/>
+          </w:tcPr>
+          <w:p>
+            <w:pPr>
+              <w:rPr>
+                <w:b/>
+                <w:bCs/>
+              </w:rPr>
+            </w:pPr>
+            <w:r>
+              <w:rPr>
+                <w:b/>
+                <w:bCs/>
+              </w:rPr>
+              <w:t>Why it matters</w:t>
+            </w:r>
+          </w:p>
+        </w:tc>
+      </w:tr>
+      <w:tr>
+        <w:trPr>
+          <w:tblCellSpacing w:w="15" w:type="dxa"/>
+        </w:trPr>
+        <w:tc>
+          <w:tcPr>
+            <w:tcW w:w="0" w:type="auto"/>
+            <w:vAlign w:val="center"/>
+            <w:hideMark/>
+          </w:tcPr>
+          <w:p>
+            <w:r>
+              <w:t>Active WebSocket connections</w:t>
+            </w:r>
+          </w:p>
+        </w:tc>
+        <w:tc>
+          <w:tcPr>
+            <w:tcW w:w="0" w:type="auto"/>
+            <w:vAlign w:val="center"/>
+            <w:hideMark/>
+          </w:tcPr>
+          <w:p>
+            <w:r>
+              <w:t>Measures current client load</w:t>
+            </w:r>
+          </w:p>
+        </w:tc>
+      </w:tr>
+      <w:tr>
+        <w:trPr>
+          <w:tblCellSpacing w:w="15" w:type="dxa"/>
+        </w:trPr>
+        <w:tc>
+          <w:tcPr>
+            <w:tcW w:w="0" w:type="auto"/>
+            <w:vAlign w:val="center"/>
+            <w:hideMark/>
+          </w:tcPr>
+          <w:p>
+            <w:r>
+              <w:t>Events generated per second</w:t>
+            </w:r>
+          </w:p>
+        </w:tc>
+        <w:tc>
+          <w:tcPr>
+            <w:tcW w:w="0" w:type="auto"/>
+            <w:vAlign w:val="center"/>
+            <w:hideMark/>
+          </w:tcPr>
+          <w:p>
+            <w:r>
+              <w:t>Measures event production</w:t>
+            </w:r>
+          </w:p>
+        </w:tc>
+      </w:tr>
+      <w:tr>
+        <w:trPr>
+          <w:tblCellSpacing w:w="15" w:type="dxa"/>
+        </w:trPr>
+        <w:tc>
+          <w:tcPr>
+            <w:tcW w:w="0" w:type="auto"/>
+            <w:vAlign w:val="center"/>
+            <w:hideMark/>
+          </w:tcPr>
+          <w:p>
+            <w:r>
+              <w:t>Events delivered per second</w:t>
+            </w:r>
+          </w:p>
+        </w:tc>
+        <w:tc>
+          <w:tcPr>
+            <w:tcW w:w="0" w:type="auto"/>
+            <w:vAlign w:val="center"/>
+            <w:hideMark/>
+          </w:tcPr>
+          <w:p>
+            <w:r>
+              <w:t>Measures distribution throughput</w:t>
+            </w:r>
+          </w:p>
+        </w:tc>
+      </w:tr>
+      <w:tr>
+        <w:trPr>
+          <w:tblCellSpacing w:w="15" w:type="dxa"/>
+        </w:trPr>
+        <w:tc>
+          <w:tcPr>
+            <w:tcW w:w="0" w:type="auto"/>
+            <w:vAlign w:val="center"/>
+            <w:hideMark/>
+          </w:tcPr>
+          <w:p>
+            <w:r>
+              <w:t>End-to-end event latency</w:t>
+            </w:r>
+          </w:p>
+        </w:tc>
+        <w:tc>
+          <w:tcPr>
+            <w:tcW w:w="0" w:type="auto"/>
+            <w:vAlign w:val="center"/>
+            <w:hideMark/>
+          </w:tcPr>
+          <w:p>
+            <w:r>
+              <w:t>Measures timeliness</w:t>
+            </w:r>
+          </w:p>
+        </w:tc>
+      </w:tr>
+      <w:tr>
+        <w:trPr>
+          <w:tblCellSpacing w:w="15" w:type="dxa"/>
+        </w:trPr>
+        <w:tc>
+          <w:tcPr>
+            <w:tcW w:w="0" w:type="auto"/>
+            <w:vAlign w:val="center"/>
+            <w:hideMark/>
+          </w:tcPr>
+          <w:p>
+            <w:r>
+              <w:t>Connection failures</w:t>
+            </w:r>
+          </w:p>
+        </w:tc>
+        <w:tc>
+          <w:tcPr>
+            <w:tcW w:w="0" w:type="auto"/>
+            <w:vAlign w:val="center"/>
+            <w:hideMark/>
+          </w:tcPr>
+          <w:p>
+            <w:r>
+              <w:t>Identifies connectivity problems</w:t>
+            </w:r>
+          </w:p>
+        </w:tc>
+      </w:tr>
+      <w:tr>
+        <w:trPr>
+          <w:tblCellSpacing w:w="15" w:type="dxa"/>
+        </w:trPr>
+        <w:tc>
+          <w:tcPr>
+            <w:tcW w:w="0" w:type="auto"/>
+            <w:vAlign w:val="center"/>
+            <w:hideMark/>
+          </w:tcPr>
+          <w:p>
+            <w:r>
+              <w:t>Invalid client messages</w:t>
+            </w:r>
+          </w:p>
+        </w:tc>
+        <w:tc>
+          <w:tcPr>
+            <w:tcW w:w="0" w:type="auto"/>
+            <w:vAlign w:val="center"/>
+            <w:hideMark/>
+          </w:tcPr>
+          <w:p>
+            <w:r>
+              <w:t>Identifies protocol errors or misuse</w:t>
+            </w:r>
+          </w:p>
+        </w:tc>
+      </w:tr>
+      <w:tr>
+        <w:trPr>
+          <w:tblCellSpacing w:w="15" w:type="dxa"/>
+        </w:trPr>
+        <w:tc>
+          <w:tcPr>
+            <w:tcW w:w="0" w:type="auto"/>
+            <w:vAlign w:val="center"/>
+            <w:hideMark/>
+          </w:tcPr>
+          <w:p>
+            <w:r>
+              <w:t>CPU and memory usage</w:t>
+            </w:r>
+          </w:p>
+        </w:tc>
+        <w:tc>
+          <w:tcPr>
+            <w:tcW w:w="0" w:type="auto"/>
+            <w:vAlign w:val="center"/>
+            <w:hideMark/>
+          </w:tcPr>
+          <w:p>
+            <w:r>
+              <w:t>Measures container resource consumption</w:t>
+            </w:r>
+          </w:p>
+        </w:tc>
+      </w:tr>
+      <w:tr>
+        <w:trPr>
+          <w:tblCellSpacing w:w="15" w:type="dxa"/>
+        </w:trPr>
+        <w:tc>
+          <w:tcPr>
+            <w:tcW w:w="0" w:type="auto"/>
+            <w:vAlign w:val="center"/>
+            <w:hideMark/>
+          </w:tcPr>
+          <w:p>
+            <w:r>
+              <w:t>Broker lag, if applicable</w:t>
+            </w:r>
+          </w:p>
+        </w:tc>
+        <w:tc>
+          <w:tcPr>
+            <w:tcW w:w="0" w:type="auto"/>
+            <w:vAlign w:val="center"/>
+            <w:hideMark/>
+          </w:tcPr>
+          <w:p>
+            <w:r>
+              <w:t>Identifies delayed event processing</w:t>
+            </w:r>
+          </w:p>
+        </w:tc>
+      </w:tr>
+    </w:tbl>
+    <w:p>
+      <w:r>
+        <w:t>A useful dashboard could display:</w:t>
+      </w:r>
+    </w:p>
+    <w:p>
+      <w:pPr>
+        <w:numPr>
+          <w:ilvl w:val="0"/>
+          <w:numId w:val="9"/>
+        </w:numPr>
+      </w:pPr>
+      <w:r>
+        <w:t>Current connected clients.</w:t>
+      </w:r>
+    </w:p>
+    <w:p>
+      <w:pPr>
+        <w:numPr>
+          <w:ilvl w:val="0"/>
+          <w:numId w:val="9"/>
+        </w:numPr>
+      </w:pPr>
+      <w:r>
+        <w:t>Event volume by topic.</w:t>
+      </w:r>
+    </w:p>
+    <w:p>
+      <w:pPr>
+        <w:numPr>
+          <w:ilvl w:val="0"/>
+          <w:numId w:val="9"/>
+        </w:numPr>
+      </w:pPr>
+      <w:r>
+        <w:t>Average and high-percentile delivery latency.</w:t>
+      </w:r>
+    </w:p>
+    <w:p>
+      <w:pPr>
+        <w:numPr>
+          <w:ilvl w:val="0"/>
+          <w:numId w:val="9"/>
+        </w:numPr>
+      </w:pPr>
+      <w:r>
+        <w:t>Failed connections.</w:t>
+      </w:r>
+    </w:p>
+    <w:p>
+      <w:pPr>
+        <w:numPr>
+          <w:ilvl w:val="0"/>
+          <w:numId w:val="9"/>
+        </w:numPr>
+      </w:pPr>
+      <w:r>
+        <w:t>Container CPU and memory.</w:t>
+      </w:r>
+    </w:p>
+    <w:p>
+      <w:pPr>
+        <w:numPr>
+          <w:ilvl w:val="0"/>
+          <w:numId w:val="9"/>
+        </w:numPr>
+      </w:pPr>
+      <w:r>
+        <w:lastRenderedPageBreak/>
+        <w:t>Broker processing delays.</w:t>
+      </w:r>
+    </w:p>
+    <w:p>
+      <w:r>
+        <w:t>Prometheus collects metrics, while Grafana visualizes them.</w:t>
+      </w:r>
+    </w:p>
+    <w:p>
+      <w:r>
+        <w:t>If Kong is also used, its metrics can help distinguish gateway-level problems from application-level problems.</w:t>
+      </w:r>
+    </w:p>
+    <w:p>
+      <w:r>
+        <w:rPr>
+          <w:b/>
+          <w:bCs/>
+        </w:rPr>
+        <w:t>Deliverable:</w:t>
+      </w:r>
+      <w:r>
+        <w:t xml:space="preserve"> A monitoring dashboard and operational alerts.</w:t>
+      </w:r>
+    </w:p>
+    <w:p>
+      <w:r>
+        <w:pict w14:anchorId="26D26E1E">
+          <v:rect id="_x0000_i1204" style="width:0;height:1.5pt" o:hralign="center" o:hrstd="t" o:hr="t" fillcolor="#a0a0a0" stroked="f"/>
+        </w:pict>
+      </w:r>
+    </w:p>
+    <w:p>
+      <w:pPr>
+        <w:rPr>
+          <w:b/>
+          <w:bCs/>
+        </w:rPr>
+      </w:pPr>
+      <w:r>
+        <w:rPr>
+          <w:b/>
+          <w:bCs/>
+        </w:rPr>
+        <w:t>Phase 6: Validate and Deploy</w:t>
+      </w:r>
+    </w:p>
+    <w:p>
+      <w:pPr>
+        <w:rPr>
+          <w:b/>
+          <w:bCs/>
+        </w:rPr>
+      </w:pPr>
+      <w:r>
+        <w:rPr>
+          <w:b/>
+          <w:bCs/>
+        </w:rPr>
+        <w:t>Step 11. Conduct functional, performance, and security testing</w:t>
+      </w:r>
+    </w:p>
+    <w:p>
+      <w:r>
+        <w:t>Do not assume that a service works at scale just because it works with one client.</w:t>
+      </w:r>
+    </w:p>
+    <w:p>
+      <w:r>
+        <w:t>I recommend four types of testing.</w:t>
+      </w:r>
+    </w:p>
+    <w:p>
+      <w:pPr>
+        <w:rPr>
+          <w:b/>
+          <w:bCs/>
+        </w:rPr>
+      </w:pPr>
+      <w:r>
+        <w:rPr>
+          <w:b/>
+          <w:bCs/>
+        </w:rPr>
+        <w:t>A. Functional testing</w:t>
+      </w:r>
+    </w:p>
+    <w:p>
+      <w:r>
+        <w:t>Verify:</w:t>
+      </w:r>
+    </w:p>
+    <w:p>
+      <w:pPr>
+        <w:numPr>
+          <w:ilvl w:val="0"/>
+          <w:numId w:val="10"/>
+        </w:numPr>
+      </w:pPr>
+      <w:r>
+        <w:t>All four event categories work.</w:t>
+      </w:r>
+    </w:p>
+    <w:p>
+      <w:pPr>
+        <w:numPr>
+          <w:ilvl w:val="0"/>
+          <w:numId w:val="10"/>
+        </w:numPr>
+      </w:pPr>
+      <w:r>
+        <w:t>Subscriptions filter the correct topics.</w:t>
+      </w:r>
+    </w:p>
+    <w:p>
+      <w:pPr>
+        <w:numPr>
+          <w:ilvl w:val="0"/>
+          <w:numId w:val="10"/>
+        </w:numPr>
+      </w:pPr>
+      <w:r>
+        <w:t>Invalid messages are rejected.</w:t>
+      </w:r>
+    </w:p>
+    <w:p>
+      <w:pPr>
+        <w:numPr>
+          <w:ilvl w:val="0"/>
+          <w:numId w:val="10"/>
+        </w:numPr>
+      </w:pPr>
+      <w:r>
+        <w:t>Health checks work.</w:t>
+      </w:r>
+    </w:p>
+    <w:p>
+      <w:pPr>
+        <w:numPr>
+          <w:ilvl w:val="0"/>
+          <w:numId w:val="10"/>
+        </w:numPr>
+      </w:pPr>
+      <w:r>
+        <w:t>Clients can disconnect and reconnect.</w:t>
+      </w:r>
+    </w:p>
+    <w:p>
+      <w:pPr>
+        <w:rPr>
+          <w:b/>
+          <w:bCs/>
+        </w:rPr>
+      </w:pPr>
+      <w:r>
+        <w:rPr>
+          <w:b/>
+          <w:bCs/>
+        </w:rPr>
+        <w:t>B. Performance testing</w:t>
+      </w:r>
+    </w:p>
+    <w:p>
+      <w:r>
+        <w:t>Measure:</w:t>
+      </w:r>
+    </w:p>
+    <w:p>
+      <w:pPr>
+        <w:numPr>
+          <w:ilvl w:val="0"/>
+          <w:numId w:val="11"/>
+        </w:numPr>
+      </w:pPr>
+      <w:r>
+        <w:t>Maximum sustainable concurrent connections.</w:t>
+      </w:r>
+    </w:p>
+    <w:p>
+      <w:pPr>
+        <w:numPr>
+          <w:ilvl w:val="0"/>
+          <w:numId w:val="11"/>
+        </w:numPr>
+      </w:pPr>
+      <w:r>
+        <w:t>Event delivery latency.</w:t>
+      </w:r>
+    </w:p>
+    <w:p>
+      <w:pPr>
+        <w:numPr>
+          <w:ilvl w:val="0"/>
+          <w:numId w:val="11"/>
+        </w:numPr>
+      </w:pPr>
+      <w:r>
+        <w:t>Events delivered per second.</w:t>
+      </w:r>
+    </w:p>
+    <w:p>
+      <w:pPr>
+        <w:numPr>
+          <w:ilvl w:val="0"/>
+          <w:numId w:val="11"/>
+        </w:numPr>
+      </w:pPr>
+      <w:r>
+        <w:t>CPU and memory consumption.</w:t>
+      </w:r>
+    </w:p>
+    <w:p>
+      <w:pPr>
+        <w:numPr>
+          <w:ilvl w:val="0"/>
+          <w:numId w:val="11"/>
+        </w:numPr>
+      </w:pPr>
+      <w:r>
+        <w:t>Behavior under bursts of incoming events.</w:t>
+      </w:r>
+    </w:p>
+    <w:p>
+      <w:r>
+        <w:t>For example, start with 10, 50, and 100 concurrent clients, then increase the load according to your requirements.</w:t>
+      </w:r>
+    </w:p>
+    <w:p>
+      <w:r>
+        <w:t>These are proposed test points, not claims about the current service's capacity.</w:t>
+      </w:r>
+    </w:p>
+    <w:p>
+      <w:pPr>
+        <w:rPr>
+          <w:b/>
+          <w:bCs/>
+        </w:rPr>
+      </w:pPr>
+      <w:r>
+        <w:rPr>
+          <w:b/>
+          <w:bCs/>
+        </w:rPr>
+        <w:lastRenderedPageBreak/>
+        <w:t>C. Resilience testing</w:t>
+      </w:r>
+    </w:p>
+    <w:p>
+      <w:r>
+        <w:t>Test what happens when:</w:t>
+      </w:r>
+    </w:p>
+    <w:p>
+      <w:pPr>
+        <w:numPr>
+          <w:ilvl w:val="0"/>
+          <w:numId w:val="12"/>
+        </w:numPr>
+      </w:pPr>
+      <w:r>
+        <w:t>The application container restarts.</w:t>
+      </w:r>
+    </w:p>
+    <w:p>
+      <w:pPr>
+        <w:numPr>
+          <w:ilvl w:val="0"/>
+          <w:numId w:val="12"/>
+        </w:numPr>
+      </w:pPr>
+      <w:r>
+        <w:t>A client loses connectivity.</w:t>
+      </w:r>
+    </w:p>
+    <w:p>
+      <w:pPr>
+        <w:numPr>
+          <w:ilvl w:val="0"/>
+          <w:numId w:val="12"/>
+        </w:numPr>
+      </w:pPr>
+      <w:r>
+        <w:t>The event broker becomes unavailable.</w:t>
+      </w:r>
+    </w:p>
+    <w:p>
+      <w:pPr>
+        <w:numPr>
+          <w:ilvl w:val="0"/>
+          <w:numId w:val="12"/>
+        </w:numPr>
+      </w:pPr>
+      <w:r>
+        <w:t>Events arrive faster than the service can deliver them.</w:t>
+      </w:r>
+    </w:p>
+    <w:p>
+      <w:pPr>
+        <w:numPr>
+          <w:ilvl w:val="0"/>
+          <w:numId w:val="12"/>
+        </w:numPr>
+      </w:pPr>
+      <w:r>
+        <w:t>A downstream client stops reading messages.</w:t>
+      </w:r>
+    </w:p>
+    <w:p>
+      <w:r>
+        <w:t>The current implementation does not persist events or replay them after a disconnect. If guaranteed delivery or recovery is required, test those capabilities after introducing durable messaging.</w:t>
+      </w:r>
+    </w:p>
+    <w:p>
+      <w:pPr>
+        <w:rPr>
+          <w:b/>
+          <w:bCs/>
+        </w:rPr>
+      </w:pPr>
+      <w:r>
+        <w:rPr>
+          <w:b/>
+          <w:bCs/>
+        </w:rPr>
+        <w:t>D. Security testing</w:t>
+      </w:r>
+    </w:p>
+    <w:p>
+      <w:r>
+        <w:t>Validate authentication, authorization, access restrictions, input handling, TLS configuration, dependency vulnerabilities, container configuration, and audit logging.</w:t>
+      </w:r>
+    </w:p>
+    <w:p>
+      <w:r>
+        <w:rPr>
+          <w:b/>
+          <w:bCs/>
+        </w:rPr>
+        <w:t>Deliverable:</w:t>
+      </w:r>
+      <w:r>
+        <w:t xml:space="preserve"> A test report documenting the test conditions, results, defects, and limitations.</w:t>
+      </w:r>
+    </w:p>
+    <w:p>
+      <w:pPr>
+        <w:rPr>
+          <w:b/>
+          <w:bCs/>
+        </w:rPr>
+      </w:pPr>
+      <w:r>
+        <w:rPr>
+          <w:b/>
+          <w:bCs/>
+        </w:rPr>
+        <w:t>Step 12. Deploy to the target environment</w:t>
+      </w:r>
+    </w:p>
+    <w:p>
+      <w:r>
+        <w:t>The final step is to move the validated application into the intended environment.</w:t>
+      </w:r>
+    </w:p>
+    <w:p>
+      <w:r>
+        <w:t>The deployment process should include:</w:t>
+      </w:r>
+    </w:p>
+    <w:p>
+      <w:pPr>
+        <w:numPr>
+          <w:ilvl w:val="0"/>
+          <w:numId w:val="13"/>
+        </w:numPr>
+      </w:pPr>
+      <w:r>
+        <w:t>Build and version the image.</w:t>
+      </w:r>
+    </w:p>
+    <w:p>
+      <w:pPr>
+        <w:numPr>
+          <w:ilvl w:val="0"/>
+          <w:numId w:val="13"/>
+        </w:numPr>
+      </w:pPr>
+      <w:r>
+        <w:t>Scan the image and dependencies.</w:t>
+      </w:r>
+    </w:p>
+    <w:p>
+      <w:pPr>
+        <w:numPr>
+          <w:ilvl w:val="0"/>
+          <w:numId w:val="13"/>
+        </w:numPr>
+      </w:pPr>
+      <w:r>
+        <w:t>Store the approved image in the authorized container registry.</w:t>
+      </w:r>
+    </w:p>
+    <w:p>
+      <w:pPr>
+        <w:numPr>
+          <w:ilvl w:val="0"/>
+          <w:numId w:val="13"/>
+        </w:numPr>
+      </w:pPr>
+      <w:r>
+        <w:t>Apply the target environment's configuration and secrets.</w:t>
+      </w:r>
+    </w:p>
+    <w:p>
+      <w:pPr>
+        <w:numPr>
+          <w:ilvl w:val="0"/>
+          <w:numId w:val="13"/>
+        </w:numPr>
+      </w:pPr>
+      <w:r>
+        <w:t>Configure network connectivity and TLS.</w:t>
+      </w:r>
+    </w:p>
+    <w:p>
+      <w:pPr>
+        <w:numPr>
+          <w:ilvl w:val="0"/>
+          <w:numId w:val="13"/>
+        </w:numPr>
+      </w:pPr>
+      <w:r>
+        <w:t>Deploy the service.</w:t>
+      </w:r>
+    </w:p>
+    <w:p>
+      <w:pPr>
+        <w:numPr>
+          <w:ilvl w:val="0"/>
+          <w:numId w:val="13"/>
+        </w:numPr>
+      </w:pPr>
+      <w:r>
+        <w:t>Run health checks and integration tests.</w:t>
+      </w:r>
+    </w:p>
+    <w:p>
+      <w:pPr>
+        <w:numPr>
+          <w:ilvl w:val="0"/>
+          <w:numId w:val="13"/>
+        </w:numPr>
+      </w:pPr>
+      <w:r>
+        <w:t>Verify monitoring and audit logging.</w:t>
+      </w:r>
+    </w:p>
+    <w:p>
+      <w:pPr>
+        <w:numPr>
+          <w:ilvl w:val="0"/>
+          <w:numId w:val="13"/>
+        </w:numPr>
+      </w:pPr>
+      <w:r>
+        <w:t>Document rollback and recovery procedures.</w:t>
+      </w:r>
+    </w:p>
+    <w:p>
+      <w:r>
+        <w:lastRenderedPageBreak/>
+        <w:t>For an isolated or air-gapped environment, you would additionally need an approved process to transfer images, dependencies, configuration artifacts, and supporting documentation into that environment.</w:t>
+      </w:r>
+    </w:p>
+    <w:p>
+      <w:r>
+        <w:t>If your target is RHEL 8 with Docker and no Internet access, the image build and dependency acquisition process should be designed around those constraints.</w:t>
+      </w:r>
+    </w:p>
+    <w:p>
+      <w:r>
+        <w:rPr>
+          <w:b/>
+          <w:bCs/>
+        </w:rPr>
+        <w:t>Deliverable:</w:t>
+      </w:r>
+      <w:r>
+        <w:t xml:space="preserve"> A deployable, versioned application package and operating instructions.</w:t>
+      </w:r>
+    </w:p>
+    <w:p>
+      <w:r>
+        <w:pict w14:anchorId="71D74777">
+          <v:rect id="_x0000_i1205" style="width:0;height:1.5pt" o:hralign="center" o:hrstd="t" o:hr="t" fillcolor="#a0a0a0" stroked="f"/>
+        </w:pict>
+      </w:r>
+    </w:p>
+    <w:p>
+      <w:pPr>
+        <w:rPr>
+          <w:b/>
+          <w:bCs/>
+        </w:rPr>
+      </w:pPr>
+      <w:r>
+        <w:rPr>
+          <w:b/>
+          <w:bCs/>
+        </w:rPr>
+        <w:t>Recommended Implementation Sequence</w:t>
+      </w:r>
+    </w:p>
+    <w:p>
+      <w:r>
+        <w:t>I would not build all 12 steps at once.</w:t>
+      </w:r>
+    </w:p>
+    <w:p>
+      <w:r>
+        <w:t>Instead, use three development increments.</w:t>
+      </w:r>
+    </w:p>
+    <w:tbl>
+      <w:tblPr>
+        <w:tblW w:w="0" w:type="auto"/>
+        <w:tblCellSpacing w:w="15" w:type="dxa"/>
+        <w:tblCellMar>
+          <w:top w:w="15" w:type="dxa"/>
+          <w:left w:w="15" w:type="dxa"/>
+          <w:bottom w:w="15" w:type="dxa"/>
+          <w:right w:w="15" w:type="dxa"/>
+        </w:tblCellMar>
+        <w:tblLook w:val="04A0" w:firstRow="1" w:lastRow="0" w:firstColumn="1" w:lastColumn="0" w:noHBand="0" w:noVBand="1"/>
+      </w:tblPr>
+      <w:tblGrid>
+        <w:gridCol w:w="2209"/>
+        <w:gridCol w:w="1012"/>
+        <w:gridCol w:w="6139"/>
+      </w:tblGrid>
+      <w:tr>
+        <w:trPr>
+          <w:tblHeader/>
+          <w:tblCellSpacing w:w="15" w:type="dxa"/>
+        </w:trPr>
+        <w:tc>
+          <w:tcPr>
+            <w:tcW w:w="0" w:type="auto"/>
+            <w:vAlign w:val="center"/>
+            <w:hideMark/>
+          </w:tcPr>
+          <w:p>
+            <w:pPr>
+              <w:rPr>
+                <w:b/>
+                <w:bCs/>
+              </w:rPr>
+            </w:pPr>
+            <w:r>
+              <w:rPr>
+                <w:b/>
+                <w:bCs/>
+              </w:rPr>
+              <w:t>Increment</w:t>
+            </w:r>
+          </w:p>
+        </w:tc>
+        <w:tc>
+          <w:tcPr>
+            <w:tcW w:w="0" w:type="auto"/>
+            <w:vAlign w:val="center"/>
+            <w:hideMark/>
+          </w:tcPr>
+          <w:p>
+            <w:pPr>
+              <w:rPr>
+                <w:b/>
+                <w:bCs/>
+              </w:rPr>
+            </w:pPr>
+            <w:r>
+              <w:rPr>
+                <w:b/>
+                <w:bCs/>
+              </w:rPr>
+              <w:t>Scope</w:t>
+            </w:r>
+          </w:p>
+        </w:tc>
+        <w:tc>
+          <w:tcPr>
+            <w:tcW w:w="0" w:type="auto"/>
+            <w:vAlign w:val="center"/>
+            <w:hideMark/>
+          </w:tcPr>
+          <w:p>
+            <w:pPr>
+              <w:rPr>
+                <w:b/>
+                <w:bCs/>
+              </w:rPr>
+            </w:pPr>
+            <w:r>
+              <w:rPr>
+                <w:b/>
+                <w:bCs/>
+              </w:rPr>
+              <w:t>Exit criterion</w:t>
+            </w:r>
+          </w:p>
+        </w:tc>
+      </w:tr>
+      <w:tr>
+        <w:trPr>
+          <w:tblCellSpacing w:w="15" w:type="dxa"/>
+        </w:trPr>
+        <w:tc>
+          <w:tcPr>
+            <w:tcW w:w="0" w:type="auto"/>
+            <w:vAlign w:val="center"/>
+            <w:hideMark/>
+          </w:tcPr>
+          <w:p>
+            <w:r>
+              <w:rPr>
+                <w:b/>
+                <w:bCs/>
+              </w:rPr>
+              <w:t>1. Working prototype</w:t>
+            </w:r>
+          </w:p>
+        </w:tc>
+        <w:tc>
+          <w:tcPr>
+            <w:tcW w:w="0" w:type="auto"/>
+            <w:vAlign w:val="center"/>
+            <w:hideMark/>
+          </w:tcPr>
+          <w:p>
+            <w:r>
+              <w:t>Steps 1–6</w:t>
+            </w:r>
+          </w:p>
+        </w:tc>
+        <w:tc>
+          <w:tcPr>
+            <w:tcW w:w="0" w:type="auto"/>
+            <w:vAlign w:val="center"/>
+            <w:hideMark/>
+          </w:tcPr>
+          <w:p>
+            <w:r>
+              <w:t>Container runs and streams synthetic logistics events</w:t>
+            </w:r>
+          </w:p>
+        </w:tc>
+      </w:tr>
+      <w:tr>
+        <w:trPr>
+          <w:tblCellSpacing w:w="15" w:type="dxa"/>
+        </w:trPr>
+        <w:tc>
+          <w:tcPr>
+            <w:tcW w:w="0" w:type="auto"/>
+            <w:vAlign w:val="center"/>
+            <w:hideMark/>
+          </w:tcPr>
+          <w:p>
+            <w:r>
+              <w:rPr>
+                <w:b/>
+                <w:bCs/>
+              </w:rPr>
+              <w:t>2. Integration prototype</w:t>
+            </w:r>
+          </w:p>
+        </w:tc>
+        <w:tc>
+          <w:tcPr>
+            <w:tcW w:w="0" w:type="auto"/>
+            <w:vAlign w:val="center"/>
+            <w:hideMark/>
+          </w:tcPr>
+          <w:p>
+            <w:r>
+              <w:t>Steps 7–8</w:t>
+            </w:r>
+          </w:p>
+        </w:tc>
+        <w:tc>
+          <w:tcPr>
+            <w:tcW w:w="0" w:type="auto"/>
+            <w:vAlign w:val="center"/>
+            <w:hideMark/>
+          </w:tcPr>
+          <w:p>
+            <w:r>
+              <w:t>At least one data source publishes events through the integration architecture</w:t>
+            </w:r>
+          </w:p>
+        </w:tc>
+      </w:tr>
+      <w:tr>
+        <w:trPr>
+          <w:tblCellSpacing w:w="15" w:type="dxa"/>
+        </w:trPr>
+        <w:tc>
+          <w:tcPr>
+            <w:tcW w:w="0" w:type="auto"/>
+            <w:vAlign w:val="center"/>
+            <w:hideMark/>
+          </w:tcPr>
+          <w:p>
+            <w:r>
+              <w:rPr>
+                <w:b/>
+                <w:bCs/>
+              </w:rPr>
+              <w:t>3. Operational prototype</w:t>
+            </w:r>
+          </w:p>
+        </w:tc>
+        <w:tc>
+          <w:tcPr>
+            <w:tcW w:w="0" w:type="auto"/>
+            <w:vAlign w:val="center"/>
+            <w:hideMark/>
+          </w:tcPr>
+          <w:p>
+            <w:r>
+              <w:t>Steps 9–12</w:t>
+            </w:r>
+          </w:p>
+        </w:tc>
+        <w:tc>
+          <w:tcPr>
+            <w:tcW w:w="0" w:type="auto"/>
+            <w:vAlign w:val="center"/>
+            <w:hideMark/>
+          </w:tcPr>
+          <w:p>
+            <w:r>
+              <w:t>Security, monitoring, performance, resilience, and deployment requirements are tested</w:t>
+            </w:r>
+          </w:p>
+        </w:tc>
+      </w:tr>
+    </w:tbl>
+    <w:p>
+      <w:r>
+        <w:t>This approach gives you an early demonstration while preserving a path toward a more complete logistics event service.</w:t>
+      </w:r>
+    </w:p>
+    <w:p>
+      <w:pPr>
+        <w:rPr>
+          <w:b/>
+          <w:bCs/>
+        </w:rPr>
+      </w:pPr>
+      <w:r>
+        <w:rPr>
+          <w:b/>
+          <w:bCs/>
+        </w:rPr>
+        <w:t>My recommendation for your environment</w:t>
+      </w:r>
+    </w:p>
+    <w:p>
+      <w:r>
+        <w:t>Given your interest in Air Force logistics data integration, API gateways, and containerized services, I would start with the existing Python application and then implement these three enhancements in order:</w:t>
+      </w:r>
+    </w:p>
+    <w:p>
+      <w:pPr>
+        <w:numPr>
+          <w:ilvl w:val="0"/>
+          <w:numId w:val="14"/>
+        </w:numPr>
+      </w:pPr>
+      <w:r>
+        <w:rPr>
+          <w:b/>
+          <w:bCs/>
+        </w:rPr>
+        <w:t>Kafka integration:</w:t>
+      </w:r>
+      <w:r>
+        <w:t xml:space="preserve"> Replace synthetic-only event distribution with a broker-backed architecture.</w:t>
+      </w:r>
+    </w:p>
+    <w:p>
+      <w:pPr>
+        <w:numPr>
+          <w:ilvl w:val="0"/>
+          <w:numId w:val="14"/>
+        </w:numPr>
+      </w:pPr>
+      <w:r>
+        <w:rPr>
+          <w:b/>
+          <w:bCs/>
+        </w:rPr>
+        <w:t>Kong integration:</w:t>
+      </w:r>
+      <w:r>
+        <w:t xml:space="preserve"> Provide a controlled access point for authorized WebSocket clients and supporting REST APIs.</w:t>
+      </w:r>
+    </w:p>
+    <w:p>
+      <w:pPr>
+        <w:numPr>
+          <w:ilvl w:val="0"/>
+          <w:numId w:val="14"/>
+        </w:numPr>
+      </w:pPr>
+      <w:r>
+        <w:rPr>
+          <w:b/>
+          <w:bCs/>
+        </w:rPr>
+        <w:t>Prometheus/Grafana:</w:t>
+      </w:r>
+      <w:r>
+        <w:t xml:space="preserve"> Measure event latency, throughput, connections, and service health.</w:t>
+      </w:r>
+    </w:p>
+    <w:p>
+      <w:r>
+        <w:lastRenderedPageBreak/>
+        <w:t>Then connect one representative logistics data source.</w:t>
+      </w:r>
+    </w:p>
+    <w:p>
+      <w:r>
+        <w:rPr>
+          <w:b/>
+          <w:bCs/>
+        </w:rPr>
+        <w:t>The key architectural principle is to keep source-system integration, event distribution, and client communication separate.</w:t>
+      </w:r>
+      <w:r>
+        <w:t xml:space="preserve"> That makes it easier to add new logistics systems and consumers without redesigning the entire application.</w:t>
+      </w:r>
+    </w:p>
+    <w:p/>
     <w:sectPr>
       <w:pgSz w:w="12240" w:h="15840"/>
       <w:pgMar w:top="1440" w:right="1440" w:bottom="1440" w:left="1440" w:header="720" w:footer="720" w:gutter="0"/>
@@ -3035,6 +8294,119 @@
 <file path=word/numbering.xml><?xml version="1.0" encoding="utf-8"?>
 <w:numbering xmlns:wpc="http://schemas.microsoft.com/office/word/2010/wordprocessingCanvas" xmlns:cx="http://schemas.microsoft.com/office/drawing/2014/chartex" xmlns:cx1="http://schemas.microsoft.com/office/drawing/2015/9/8/chartex" xmlns:cx2="http://schemas.microsoft.com/office/drawing/2015/10/21/chartex" xmlns:cx3="http://schemas.microsoft.com/office/drawing/2016/5/9/chartex" xmlns:cx4="http://schemas.microsoft.com/office/drawing/2016/5/10/chartex" xmlns:cx5="http://schemas.microsoft.com/office/drawing/2016/5/11/chartex" xmlns:cx6="http://schemas.microsoft.com/office/drawing/2016/5/12/chartex" xmlns:cx7="http://schemas.microsoft.com/office/drawing/2016/5/13/chartex" xmlns:cx8="http://schemas.microsoft.com/office/drawing/2016/5/14/chartex" xmlns:mc="http://schemas.openxmlformats.org/markup-compatibility/2006" xmlns:aink="http://schemas.microsoft.com/office/drawing/2016/ink" xmlns:am3d="http://schemas.microsoft.com/office/drawing/2017/model3d" xmlns:o="urn:schemas-microsoft-com:office:office" xmlns:oel="http://schemas.microsoft.com/office/2019/extlst" xmlns:r="http://schemas.openxmlformats.org/officeDocument/2006/relationships" xmlns:m="http://schemas.openxmlformats.org/officeDocument/2006/math" xmlns:v="urn:schemas-microsoft-com:vml" xmlns:wp14="http://schemas.microsoft.com/office/word/2010/wordprocessingDrawing" xmlns:wp="http://schemas.openxmlformats.org/drawingml/2006/wordprocessingDrawing" xmlns:w10="urn:schemas-microsoft-com:office:word" xmlns:w="http://schemas.openxmlformats.org/wordprocessingml/2006/main" xmlns:w14="http://schemas.microsoft.com/office/word/2010/wordml" xmlns:w15="http://schemas.microsoft.com/office/word/2012/wordml" xmlns:w16cex="http://schemas.microsoft.com/office/word/2018/wordml/cex" xmlns:w16cid="http://schemas.microsoft.com/office/word/2016/wordml/cid" xmlns:w16="http://schemas.microsoft.com/office/word/2018/wordml" xmlns:w16du="http://schemas.microsoft.com/office/word/2023/wordml/word16du" xmlns:w16sdtdh="http://schemas.microsoft.com/office/word/2020/wordml/sdtdatahash" xmlns:w16sdtfl="http://schemas.microsoft.com/office/word/2024/wordml/sdtformatlock" xmlns:w16se="http://schemas.microsoft.com/office/word/2015/wordml/symex" xmlns:wpg="http://schemas.microsoft.com/office/word/2010/wordprocessingGroup" xmlns:wpi="http://schemas.microsoft.com/office/word/2010/wordprocessingInk" xmlns:wne="http://schemas.microsoft.com/office/word/2006/wordml" xmlns:wps="http://schemas.microsoft.com/office/word/2010/wordprocessingShape" mc:Ignorable="w14 w15 w16se w16cid w16 w16cex w16sdtdh w16sdtfl w16du wp14">
   <w:abstractNum w:abstractNumId="0" w15:restartNumberingAfterBreak="0">
+    <w:nsid w:val="02383B53"/>
+    <w:multiLevelType w:val="multilevel"/>
+    <w:tmpl w:val="251C2608"/>
+    <w:lvl w:ilvl="0">
+      <w:start w:val="1"/>
+      <w:numFmt w:val="decimal"/>
+      <w:lvlText w:val="%1."/>
+      <w:lvlJc w:val="left"/>
+      <w:pPr>
+        <w:tabs>
+          <w:tab w:val="num" w:pos="720"/>
+        </w:tabs>
+        <w:ind w:left="720" w:hanging="360"/>
+      </w:pPr>
+    </w:lvl>
+    <w:lvl w:ilvl="1" w:tentative="1">
+      <w:start w:val="1"/>
+      <w:numFmt w:val="decimal"/>
+      <w:lvlText w:val="%2."/>
+      <w:lvlJc w:val="left"/>
+      <w:pPr>
+        <w:tabs>
+          <w:tab w:val="num" w:pos="1440"/>
+        </w:tabs>
+        <w:ind w:left="1440" w:hanging="360"/>
+      </w:pPr>
+    </w:lvl>
+    <w:lvl w:ilvl="2" w:tentative="1">
+      <w:start w:val="1"/>
+      <w:numFmt w:val="decimal"/>
+      <w:lvlText w:val="%3."/>
+      <w:lvlJc w:val="left"/>
+      <w:pPr>
+        <w:tabs>
+          <w:tab w:val="num" w:pos="2160"/>
+        </w:tabs>
+        <w:ind w:left="2160" w:hanging="360"/>
+      </w:pPr>
+    </w:lvl>
+    <w:lvl w:ilvl="3" w:tentative="1">
+      <w:start w:val="1"/>
+      <w:numFmt w:val="decimal"/>
+      <w:lvlText w:val="%4."/>
+      <w:lvlJc w:val="left"/>
+      <w:pPr>
+        <w:tabs>
+          <w:tab w:val="num" w:pos="2880"/>
+        </w:tabs>
+        <w:ind w:left="2880" w:hanging="360"/>
+      </w:pPr>
+    </w:lvl>
+    <w:lvl w:ilvl="4" w:tentative="1">
+      <w:start w:val="1"/>
+      <w:numFmt w:val="decimal"/>
+      <w:lvlText w:val="%5."/>
+      <w:lvlJc w:val="left"/>
+      <w:pPr>
+        <w:tabs>
+          <w:tab w:val="num" w:pos="3600"/>
+        </w:tabs>
+        <w:ind w:left="3600" w:hanging="360"/>
+      </w:pPr>
+    </w:lvl>
+    <w:lvl w:ilvl="5" w:tentative="1">
+      <w:start w:val="1"/>
+      <w:numFmt w:val="decimal"/>
+      <w:lvlText w:val="%6."/>
+      <w:lvlJc w:val="left"/>
+      <w:pPr>
+        <w:tabs>
+          <w:tab w:val="num" w:pos="4320"/>
+        </w:tabs>
+        <w:ind w:left="4320" w:hanging="360"/>
+      </w:pPr>
+    </w:lvl>
+    <w:lvl w:ilvl="6" w:tentative="1">
+      <w:start w:val="1"/>
+      <w:numFmt w:val="decimal"/>
+      <w:lvlText w:val="%7."/>
+      <w:lvlJc w:val="left"/>
+      <w:pPr>
+        <w:tabs>
+          <w:tab w:val="num" w:pos="5040"/>
+        </w:tabs>
+        <w:ind w:left="5040" w:hanging="360"/>
+      </w:pPr>
+    </w:lvl>
+    <w:lvl w:ilvl="7" w:tentative="1">
+      <w:start w:val="1"/>
+      <w:numFmt w:val="decimal"/>
+      <w:lvlText w:val="%8."/>
+      <w:lvlJc w:val="left"/>
+      <w:pPr>
+        <w:tabs>
+          <w:tab w:val="num" w:pos="5760"/>
+        </w:tabs>
+        <w:ind w:left="5760" w:hanging="360"/>
+      </w:pPr>
+    </w:lvl>
+    <w:lvl w:ilvl="8" w:tentative="1">
+      <w:start w:val="1"/>
+      <w:numFmt w:val="decimal"/>
+      <w:lvlText w:val="%9."/>
+      <w:lvlJc w:val="left"/>
+      <w:pPr>
+        <w:tabs>
+          <w:tab w:val="num" w:pos="6480"/>
+        </w:tabs>
+        <w:ind w:left="6480" w:hanging="360"/>
+      </w:pPr>
+    </w:lvl>
+  </w:abstractNum>
+  <w:abstractNum w:abstractNumId="1" w15:restartNumberingAfterBreak="0">
     <w:nsid w:val="16B2510C"/>
     <w:multiLevelType w:val="multilevel"/>
     <w:tmpl w:val="1D92D002"/>
@@ -3183,7 +8555,454 @@
       </w:rPr>
     </w:lvl>
   </w:abstractNum>
-  <w:abstractNum w:abstractNumId="1" w15:restartNumberingAfterBreak="0">
+  <w:abstractNum w:abstractNumId="2" w15:restartNumberingAfterBreak="0">
+    <w:nsid w:val="188A100E"/>
+    <w:multiLevelType w:val="multilevel"/>
+    <w:tmpl w:val="125A8B30"/>
+    <w:lvl w:ilvl="0">
+      <w:start w:val="1"/>
+      <w:numFmt w:val="bullet"/>
+      <w:lvlText w:val=""/>
+      <w:lvlJc w:val="left"/>
+      <w:pPr>
+        <w:tabs>
+          <w:tab w:val="num" w:pos="720"/>
+        </w:tabs>
+        <w:ind w:left="720" w:hanging="360"/>
+      </w:pPr>
+      <w:rPr>
+        <w:rFonts w:ascii="Symbol" w:hAnsi="Symbol" w:hint="default"/>
+        <w:sz w:val="20"/>
+      </w:rPr>
+    </w:lvl>
+    <w:lvl w:ilvl="1" w:tentative="1">
+      <w:start w:val="1"/>
+      <w:numFmt w:val="bullet"/>
+      <w:lvlText w:val="o"/>
+      <w:lvlJc w:val="left"/>
+      <w:pPr>
+        <w:tabs>
+          <w:tab w:val="num" w:pos="1440"/>
+        </w:tabs>
+        <w:ind w:left="1440" w:hanging="360"/>
+      </w:pPr>
+      <w:rPr>
+        <w:rFonts w:ascii="Courier New" w:hAnsi="Courier New" w:hint="default"/>
+        <w:sz w:val="20"/>
+      </w:rPr>
+    </w:lvl>
+    <w:lvl w:ilvl="2" w:tentative="1">
+      <w:start w:val="1"/>
+      <w:numFmt w:val="bullet"/>
+      <w:lvlText w:val=""/>
+      <w:lvlJc w:val="left"/>
+      <w:pPr>
+        <w:tabs>
+          <w:tab w:val="num" w:pos="2160"/>
+        </w:tabs>
+        <w:ind w:left="2160" w:hanging="360"/>
+      </w:pPr>
+      <w:rPr>
+        <w:rFonts w:ascii="Wingdings" w:hAnsi="Wingdings" w:hint="default"/>
+        <w:sz w:val="20"/>
+      </w:rPr>
+    </w:lvl>
+    <w:lvl w:ilvl="3" w:tentative="1">
+      <w:start w:val="1"/>
+      <w:numFmt w:val="bullet"/>
+      <w:lvlText w:val=""/>
+      <w:lvlJc w:val="left"/>
+      <w:pPr>
+        <w:tabs>
+          <w:tab w:val="num" w:pos="2880"/>
+        </w:tabs>
+        <w:ind w:left="2880" w:hanging="360"/>
+      </w:pPr>
+      <w:rPr>
+        <w:rFonts w:ascii="Wingdings" w:hAnsi="Wingdings" w:hint="default"/>
+        <w:sz w:val="20"/>
+      </w:rPr>
+    </w:lvl>
+    <w:lvl w:ilvl="4" w:tentative="1">
+      <w:start w:val="1"/>
+      <w:numFmt w:val="bullet"/>
+      <w:lvlText w:val=""/>
+      <w:lvlJc w:val="left"/>
+      <w:pPr>
+        <w:tabs>
+          <w:tab w:val="num" w:pos="3600"/>
+        </w:tabs>
+        <w:ind w:left="3600" w:hanging="360"/>
+      </w:pPr>
+      <w:rPr>
+        <w:rFonts w:ascii="Wingdings" w:hAnsi="Wingdings" w:hint="default"/>
+        <w:sz w:val="20"/>
+      </w:rPr>
+    </w:lvl>
+    <w:lvl w:ilvl="5" w:tentative="1">
+      <w:start w:val="1"/>
+      <w:numFmt w:val="bullet"/>
+      <w:lvlText w:val=""/>
+      <w:lvlJc w:val="left"/>
+      <w:pPr>
+        <w:tabs>
+          <w:tab w:val="num" w:pos="4320"/>
+        </w:tabs>
+        <w:ind w:left="4320" w:hanging="360"/>
+      </w:pPr>
+      <w:rPr>
+        <w:rFonts w:ascii="Wingdings" w:hAnsi="Wingdings" w:hint="default"/>
+        <w:sz w:val="20"/>
+      </w:rPr>
+    </w:lvl>
+    <w:lvl w:ilvl="6" w:tentative="1">
+      <w:start w:val="1"/>
+      <w:numFmt w:val="bullet"/>
+      <w:lvlText w:val=""/>
+      <w:lvlJc w:val="left"/>
+      <w:pPr>
+        <w:tabs>
+          <w:tab w:val="num" w:pos="5040"/>
+        </w:tabs>
+        <w:ind w:left="5040" w:hanging="360"/>
+      </w:pPr>
+      <w:rPr>
+        <w:rFonts w:ascii="Wingdings" w:hAnsi="Wingdings" w:hint="default"/>
+        <w:sz w:val="20"/>
+      </w:rPr>
+    </w:lvl>
+    <w:lvl w:ilvl="7" w:tentative="1">
+      <w:start w:val="1"/>
+      <w:numFmt w:val="bullet"/>
+      <w:lvlText w:val=""/>
+      <w:lvlJc w:val="left"/>
+      <w:pPr>
+        <w:tabs>
+          <w:tab w:val="num" w:pos="5760"/>
+        </w:tabs>
+        <w:ind w:left="5760" w:hanging="360"/>
+      </w:pPr>
+      <w:rPr>
+        <w:rFonts w:ascii="Wingdings" w:hAnsi="Wingdings" w:hint="default"/>
+        <w:sz w:val="20"/>
+      </w:rPr>
+    </w:lvl>
+    <w:lvl w:ilvl="8" w:tentative="1">
+      <w:start w:val="1"/>
+      <w:numFmt w:val="bullet"/>
+      <w:lvlText w:val=""/>
+      <w:lvlJc w:val="left"/>
+      <w:pPr>
+        <w:tabs>
+          <w:tab w:val="num" w:pos="6480"/>
+        </w:tabs>
+        <w:ind w:left="6480" w:hanging="360"/>
+      </w:pPr>
+      <w:rPr>
+        <w:rFonts w:ascii="Wingdings" w:hAnsi="Wingdings" w:hint="default"/>
+        <w:sz w:val="20"/>
+      </w:rPr>
+    </w:lvl>
+  </w:abstractNum>
+  <w:abstractNum w:abstractNumId="3" w15:restartNumberingAfterBreak="0">
+    <w:nsid w:val="1CDF4EF3"/>
+    <w:multiLevelType w:val="multilevel"/>
+    <w:tmpl w:val="FA44A0DE"/>
+    <w:lvl w:ilvl="0">
+      <w:start w:val="1"/>
+      <w:numFmt w:val="bullet"/>
+      <w:lvlText w:val=""/>
+      <w:lvlJc w:val="left"/>
+      <w:pPr>
+        <w:tabs>
+          <w:tab w:val="num" w:pos="720"/>
+        </w:tabs>
+        <w:ind w:left="720" w:hanging="360"/>
+      </w:pPr>
+      <w:rPr>
+        <w:rFonts w:ascii="Symbol" w:hAnsi="Symbol" w:hint="default"/>
+        <w:sz w:val="20"/>
+      </w:rPr>
+    </w:lvl>
+    <w:lvl w:ilvl="1" w:tentative="1">
+      <w:start w:val="1"/>
+      <w:numFmt w:val="bullet"/>
+      <w:lvlText w:val="o"/>
+      <w:lvlJc w:val="left"/>
+      <w:pPr>
+        <w:tabs>
+          <w:tab w:val="num" w:pos="1440"/>
+        </w:tabs>
+        <w:ind w:left="1440" w:hanging="360"/>
+      </w:pPr>
+      <w:rPr>
+        <w:rFonts w:ascii="Courier New" w:hAnsi="Courier New" w:hint="default"/>
+        <w:sz w:val="20"/>
+      </w:rPr>
+    </w:lvl>
+    <w:lvl w:ilvl="2" w:tentative="1">
+      <w:start w:val="1"/>
+      <w:numFmt w:val="bullet"/>
+      <w:lvlText w:val=""/>
+      <w:lvlJc w:val="left"/>
+      <w:pPr>
+        <w:tabs>
+          <w:tab w:val="num" w:pos="2160"/>
+        </w:tabs>
+        <w:ind w:left="2160" w:hanging="360"/>
+      </w:pPr>
+      <w:rPr>
+        <w:rFonts w:ascii="Wingdings" w:hAnsi="Wingdings" w:hint="default"/>
+        <w:sz w:val="20"/>
+      </w:rPr>
+    </w:lvl>
+    <w:lvl w:ilvl="3" w:tentative="1">
+      <w:start w:val="1"/>
+      <w:numFmt w:val="bullet"/>
+      <w:lvlText w:val=""/>
+      <w:lvlJc w:val="left"/>
+      <w:pPr>
+        <w:tabs>
+          <w:tab w:val="num" w:pos="2880"/>
+        </w:tabs>
+        <w:ind w:left="2880" w:hanging="360"/>
+      </w:pPr>
+      <w:rPr>
+        <w:rFonts w:ascii="Wingdings" w:hAnsi="Wingdings" w:hint="default"/>
+        <w:sz w:val="20"/>
+      </w:rPr>
+    </w:lvl>
+    <w:lvl w:ilvl="4" w:tentative="1">
+      <w:start w:val="1"/>
+      <w:numFmt w:val="bullet"/>
+      <w:lvlText w:val=""/>
+      <w:lvlJc w:val="left"/>
+      <w:pPr>
+        <w:tabs>
+          <w:tab w:val="num" w:pos="3600"/>
+        </w:tabs>
+        <w:ind w:left="3600" w:hanging="360"/>
+      </w:pPr>
+      <w:rPr>
+        <w:rFonts w:ascii="Wingdings" w:hAnsi="Wingdings" w:hint="default"/>
+        <w:sz w:val="20"/>
+      </w:rPr>
+    </w:lvl>
+    <w:lvl w:ilvl="5" w:tentative="1">
+      <w:start w:val="1"/>
+      <w:numFmt w:val="bullet"/>
+      <w:lvlText w:val=""/>
+      <w:lvlJc w:val="left"/>
+      <w:pPr>
+        <w:tabs>
+          <w:tab w:val="num" w:pos="4320"/>
+        </w:tabs>
+        <w:ind w:left="4320" w:hanging="360"/>
+      </w:pPr>
+      <w:rPr>
+        <w:rFonts w:ascii="Wingdings" w:hAnsi="Wingdings" w:hint="default"/>
+        <w:sz w:val="20"/>
+      </w:rPr>
+    </w:lvl>
+    <w:lvl w:ilvl="6" w:tentative="1">
+      <w:start w:val="1"/>
+      <w:numFmt w:val="bullet"/>
+      <w:lvlText w:val=""/>
+      <w:lvlJc w:val="left"/>
+      <w:pPr>
+        <w:tabs>
+          <w:tab w:val="num" w:pos="5040"/>
+        </w:tabs>
+        <w:ind w:left="5040" w:hanging="360"/>
+      </w:pPr>
+      <w:rPr>
+        <w:rFonts w:ascii="Wingdings" w:hAnsi="Wingdings" w:hint="default"/>
+        <w:sz w:val="20"/>
+      </w:rPr>
+    </w:lvl>
+    <w:lvl w:ilvl="7" w:tentative="1">
+      <w:start w:val="1"/>
+      <w:numFmt w:val="bullet"/>
+      <w:lvlText w:val=""/>
+      <w:lvlJc w:val="left"/>
+      <w:pPr>
+        <w:tabs>
+          <w:tab w:val="num" w:pos="5760"/>
+        </w:tabs>
+        <w:ind w:left="5760" w:hanging="360"/>
+      </w:pPr>
+      <w:rPr>
+        <w:rFonts w:ascii="Wingdings" w:hAnsi="Wingdings" w:hint="default"/>
+        <w:sz w:val="20"/>
+      </w:rPr>
+    </w:lvl>
+    <w:lvl w:ilvl="8" w:tentative="1">
+      <w:start w:val="1"/>
+      <w:numFmt w:val="bullet"/>
+      <w:lvlText w:val=""/>
+      <w:lvlJc w:val="left"/>
+      <w:pPr>
+        <w:tabs>
+          <w:tab w:val="num" w:pos="6480"/>
+        </w:tabs>
+        <w:ind w:left="6480" w:hanging="360"/>
+      </w:pPr>
+      <w:rPr>
+        <w:rFonts w:ascii="Wingdings" w:hAnsi="Wingdings" w:hint="default"/>
+        <w:sz w:val="20"/>
+      </w:rPr>
+    </w:lvl>
+  </w:abstractNum>
+  <w:abstractNum w:abstractNumId="4" w15:restartNumberingAfterBreak="0">
+    <w:nsid w:val="1FCA4B30"/>
+    <w:multiLevelType w:val="multilevel"/>
+    <w:tmpl w:val="7EEC98C0"/>
+    <w:lvl w:ilvl="0">
+      <w:start w:val="1"/>
+      <w:numFmt w:val="bullet"/>
+      <w:lvlText w:val=""/>
+      <w:lvlJc w:val="left"/>
+      <w:pPr>
+        <w:tabs>
+          <w:tab w:val="num" w:pos="720"/>
+        </w:tabs>
+        <w:ind w:left="720" w:hanging="360"/>
+      </w:pPr>
+      <w:rPr>
+        <w:rFonts w:ascii="Symbol" w:hAnsi="Symbol" w:hint="default"/>
+        <w:sz w:val="20"/>
+      </w:rPr>
+    </w:lvl>
+    <w:lvl w:ilvl="1" w:tentative="1">
+      <w:start w:val="1"/>
+      <w:numFmt w:val="bullet"/>
+      <w:lvlText w:val="o"/>
+      <w:lvlJc w:val="left"/>
+      <w:pPr>
+        <w:tabs>
+          <w:tab w:val="num" w:pos="1440"/>
+        </w:tabs>
+        <w:ind w:left="1440" w:hanging="360"/>
+      </w:pPr>
+      <w:rPr>
+        <w:rFonts w:ascii="Courier New" w:hAnsi="Courier New" w:hint="default"/>
+        <w:sz w:val="20"/>
+      </w:rPr>
+    </w:lvl>
+    <w:lvl w:ilvl="2" w:tentative="1">
+      <w:start w:val="1"/>
+      <w:numFmt w:val="bullet"/>
+      <w:lvlText w:val=""/>
+      <w:lvlJc w:val="left"/>
+      <w:pPr>
+        <w:tabs>
+          <w:tab w:val="num" w:pos="2160"/>
+        </w:tabs>
+        <w:ind w:left="2160" w:hanging="360"/>
+      </w:pPr>
+      <w:rPr>
+        <w:rFonts w:ascii="Wingdings" w:hAnsi="Wingdings" w:hint="default"/>
+        <w:sz w:val="20"/>
+      </w:rPr>
+    </w:lvl>
+    <w:lvl w:ilvl="3" w:tentative="1">
+      <w:start w:val="1"/>
+      <w:numFmt w:val="bullet"/>
+      <w:lvlText w:val=""/>
+      <w:lvlJc w:val="left"/>
+      <w:pPr>
+        <w:tabs>
+          <w:tab w:val="num" w:pos="2880"/>
+        </w:tabs>
+        <w:ind w:left="2880" w:hanging="360"/>
+      </w:pPr>
+      <w:rPr>
+        <w:rFonts w:ascii="Wingdings" w:hAnsi="Wingdings" w:hint="default"/>
+        <w:sz w:val="20"/>
+      </w:rPr>
+    </w:lvl>
+    <w:lvl w:ilvl="4" w:tentative="1">
+      <w:start w:val="1"/>
+      <w:numFmt w:val="bullet"/>
+      <w:lvlText w:val=""/>
+      <w:lvlJc w:val="left"/>
+      <w:pPr>
+        <w:tabs>
+          <w:tab w:val="num" w:pos="3600"/>
+        </w:tabs>
+        <w:ind w:left="3600" w:hanging="360"/>
+      </w:pPr>
+      <w:rPr>
+        <w:rFonts w:ascii="Wingdings" w:hAnsi="Wingdings" w:hint="default"/>
+        <w:sz w:val="20"/>
+      </w:rPr>
+    </w:lvl>
+    <w:lvl w:ilvl="5" w:tentative="1">
+      <w:start w:val="1"/>
+      <w:numFmt w:val="bullet"/>
+      <w:lvlText w:val=""/>
+      <w:lvlJc w:val="left"/>
+      <w:pPr>
+        <w:tabs>
+          <w:tab w:val="num" w:pos="4320"/>
+        </w:tabs>
+        <w:ind w:left="4320" w:hanging="360"/>
+      </w:pPr>
+      <w:rPr>
+        <w:rFonts w:ascii="Wingdings" w:hAnsi="Wingdings" w:hint="default"/>
+        <w:sz w:val="20"/>
+      </w:rPr>
+    </w:lvl>
+    <w:lvl w:ilvl="6" w:tentative="1">
+      <w:start w:val="1"/>
+      <w:numFmt w:val="bullet"/>
+      <w:lvlText w:val=""/>
+      <w:lvlJc w:val="left"/>
+      <w:pPr>
+        <w:tabs>
+          <w:tab w:val="num" w:pos="5040"/>
+        </w:tabs>
+        <w:ind w:left="5040" w:hanging="360"/>
+      </w:pPr>
+      <w:rPr>
+        <w:rFonts w:ascii="Wingdings" w:hAnsi="Wingdings" w:hint="default"/>
+        <w:sz w:val="20"/>
+      </w:rPr>
+    </w:lvl>
+    <w:lvl w:ilvl="7" w:tentative="1">
+      <w:start w:val="1"/>
+      <w:numFmt w:val="bullet"/>
+      <w:lvlText w:val=""/>
+      <w:lvlJc w:val="left"/>
+      <w:pPr>
+        <w:tabs>
+          <w:tab w:val="num" w:pos="5760"/>
+        </w:tabs>
+        <w:ind w:left="5760" w:hanging="360"/>
+      </w:pPr>
+      <w:rPr>
+        <w:rFonts w:ascii="Wingdings" w:hAnsi="Wingdings" w:hint="default"/>
+        <w:sz w:val="20"/>
+      </w:rPr>
+    </w:lvl>
+    <w:lvl w:ilvl="8" w:tentative="1">
+      <w:start w:val="1"/>
+      <w:numFmt w:val="bullet"/>
+      <w:lvlText w:val=""/>
+      <w:lvlJc w:val="left"/>
+      <w:pPr>
+        <w:tabs>
+          <w:tab w:val="num" w:pos="6480"/>
+        </w:tabs>
+        <w:ind w:left="6480" w:hanging="360"/>
+      </w:pPr>
+      <w:rPr>
+        <w:rFonts w:ascii="Wingdings" w:hAnsi="Wingdings" w:hint="default"/>
+        <w:sz w:val="20"/>
+      </w:rPr>
+    </w:lvl>
+  </w:abstractNum>
+  <w:abstractNum w:abstractNumId="5" w15:restartNumberingAfterBreak="0">
     <w:nsid w:val="30FA17D7"/>
     <w:multiLevelType w:val="multilevel"/>
     <w:tmpl w:val="9754F736"/>
@@ -3296,10 +9115,1166 @@
       </w:pPr>
     </w:lvl>
   </w:abstractNum>
+  <w:abstractNum w:abstractNumId="6" w15:restartNumberingAfterBreak="0">
+    <w:nsid w:val="37DD5963"/>
+    <w:multiLevelType w:val="multilevel"/>
+    <w:tmpl w:val="D5048930"/>
+    <w:lvl w:ilvl="0">
+      <w:start w:val="1"/>
+      <w:numFmt w:val="bullet"/>
+      <w:lvlText w:val=""/>
+      <w:lvlJc w:val="left"/>
+      <w:pPr>
+        <w:tabs>
+          <w:tab w:val="num" w:pos="720"/>
+        </w:tabs>
+        <w:ind w:left="720" w:hanging="360"/>
+      </w:pPr>
+      <w:rPr>
+        <w:rFonts w:ascii="Symbol" w:hAnsi="Symbol" w:hint="default"/>
+        <w:sz w:val="20"/>
+      </w:rPr>
+    </w:lvl>
+    <w:lvl w:ilvl="1" w:tentative="1">
+      <w:start w:val="1"/>
+      <w:numFmt w:val="bullet"/>
+      <w:lvlText w:val="o"/>
+      <w:lvlJc w:val="left"/>
+      <w:pPr>
+        <w:tabs>
+          <w:tab w:val="num" w:pos="1440"/>
+        </w:tabs>
+        <w:ind w:left="1440" w:hanging="360"/>
+      </w:pPr>
+      <w:rPr>
+        <w:rFonts w:ascii="Courier New" w:hAnsi="Courier New" w:hint="default"/>
+        <w:sz w:val="20"/>
+      </w:rPr>
+    </w:lvl>
+    <w:lvl w:ilvl="2" w:tentative="1">
+      <w:start w:val="1"/>
+      <w:numFmt w:val="bullet"/>
+      <w:lvlText w:val=""/>
+      <w:lvlJc w:val="left"/>
+      <w:pPr>
+        <w:tabs>
+          <w:tab w:val="num" w:pos="2160"/>
+        </w:tabs>
+        <w:ind w:left="2160" w:hanging="360"/>
+      </w:pPr>
+      <w:rPr>
+        <w:rFonts w:ascii="Wingdings" w:hAnsi="Wingdings" w:hint="default"/>
+        <w:sz w:val="20"/>
+      </w:rPr>
+    </w:lvl>
+    <w:lvl w:ilvl="3" w:tentative="1">
+      <w:start w:val="1"/>
+      <w:numFmt w:val="bullet"/>
+      <w:lvlText w:val=""/>
+      <w:lvlJc w:val="left"/>
+      <w:pPr>
+        <w:tabs>
+          <w:tab w:val="num" w:pos="2880"/>
+        </w:tabs>
+        <w:ind w:left="2880" w:hanging="360"/>
+      </w:pPr>
+      <w:rPr>
+        <w:rFonts w:ascii="Wingdings" w:hAnsi="Wingdings" w:hint="default"/>
+        <w:sz w:val="20"/>
+      </w:rPr>
+    </w:lvl>
+    <w:lvl w:ilvl="4" w:tentative="1">
+      <w:start w:val="1"/>
+      <w:numFmt w:val="bullet"/>
+      <w:lvlText w:val=""/>
+      <w:lvlJc w:val="left"/>
+      <w:pPr>
+        <w:tabs>
+          <w:tab w:val="num" w:pos="3600"/>
+        </w:tabs>
+        <w:ind w:left="3600" w:hanging="360"/>
+      </w:pPr>
+      <w:rPr>
+        <w:rFonts w:ascii="Wingdings" w:hAnsi="Wingdings" w:hint="default"/>
+        <w:sz w:val="20"/>
+      </w:rPr>
+    </w:lvl>
+    <w:lvl w:ilvl="5" w:tentative="1">
+      <w:start w:val="1"/>
+      <w:numFmt w:val="bullet"/>
+      <w:lvlText w:val=""/>
+      <w:lvlJc w:val="left"/>
+      <w:pPr>
+        <w:tabs>
+          <w:tab w:val="num" w:pos="4320"/>
+        </w:tabs>
+        <w:ind w:left="4320" w:hanging="360"/>
+      </w:pPr>
+      <w:rPr>
+        <w:rFonts w:ascii="Wingdings" w:hAnsi="Wingdings" w:hint="default"/>
+        <w:sz w:val="20"/>
+      </w:rPr>
+    </w:lvl>
+    <w:lvl w:ilvl="6" w:tentative="1">
+      <w:start w:val="1"/>
+      <w:numFmt w:val="bullet"/>
+      <w:lvlText w:val=""/>
+      <w:lvlJc w:val="left"/>
+      <w:pPr>
+        <w:tabs>
+          <w:tab w:val="num" w:pos="5040"/>
+        </w:tabs>
+        <w:ind w:left="5040" w:hanging="360"/>
+      </w:pPr>
+      <w:rPr>
+        <w:rFonts w:ascii="Wingdings" w:hAnsi="Wingdings" w:hint="default"/>
+        <w:sz w:val="20"/>
+      </w:rPr>
+    </w:lvl>
+    <w:lvl w:ilvl="7" w:tentative="1">
+      <w:start w:val="1"/>
+      <w:numFmt w:val="bullet"/>
+      <w:lvlText w:val=""/>
+      <w:lvlJc w:val="left"/>
+      <w:pPr>
+        <w:tabs>
+          <w:tab w:val="num" w:pos="5760"/>
+        </w:tabs>
+        <w:ind w:left="5760" w:hanging="360"/>
+      </w:pPr>
+      <w:rPr>
+        <w:rFonts w:ascii="Wingdings" w:hAnsi="Wingdings" w:hint="default"/>
+        <w:sz w:val="20"/>
+      </w:rPr>
+    </w:lvl>
+    <w:lvl w:ilvl="8" w:tentative="1">
+      <w:start w:val="1"/>
+      <w:numFmt w:val="bullet"/>
+      <w:lvlText w:val=""/>
+      <w:lvlJc w:val="left"/>
+      <w:pPr>
+        <w:tabs>
+          <w:tab w:val="num" w:pos="6480"/>
+        </w:tabs>
+        <w:ind w:left="6480" w:hanging="360"/>
+      </w:pPr>
+      <w:rPr>
+        <w:rFonts w:ascii="Wingdings" w:hAnsi="Wingdings" w:hint="default"/>
+        <w:sz w:val="20"/>
+      </w:rPr>
+    </w:lvl>
+  </w:abstractNum>
+  <w:abstractNum w:abstractNumId="7" w15:restartNumberingAfterBreak="0">
+    <w:nsid w:val="381C395A"/>
+    <w:multiLevelType w:val="multilevel"/>
+    <w:tmpl w:val="C6320640"/>
+    <w:lvl w:ilvl="0">
+      <w:start w:val="1"/>
+      <w:numFmt w:val="bullet"/>
+      <w:lvlText w:val=""/>
+      <w:lvlJc w:val="left"/>
+      <w:pPr>
+        <w:tabs>
+          <w:tab w:val="num" w:pos="720"/>
+        </w:tabs>
+        <w:ind w:left="720" w:hanging="360"/>
+      </w:pPr>
+      <w:rPr>
+        <w:rFonts w:ascii="Symbol" w:hAnsi="Symbol" w:hint="default"/>
+        <w:sz w:val="20"/>
+      </w:rPr>
+    </w:lvl>
+    <w:lvl w:ilvl="1" w:tentative="1">
+      <w:start w:val="1"/>
+      <w:numFmt w:val="bullet"/>
+      <w:lvlText w:val="o"/>
+      <w:lvlJc w:val="left"/>
+      <w:pPr>
+        <w:tabs>
+          <w:tab w:val="num" w:pos="1440"/>
+        </w:tabs>
+        <w:ind w:left="1440" w:hanging="360"/>
+      </w:pPr>
+      <w:rPr>
+        <w:rFonts w:ascii="Courier New" w:hAnsi="Courier New" w:hint="default"/>
+        <w:sz w:val="20"/>
+      </w:rPr>
+    </w:lvl>
+    <w:lvl w:ilvl="2" w:tentative="1">
+      <w:start w:val="1"/>
+      <w:numFmt w:val="bullet"/>
+      <w:lvlText w:val=""/>
+      <w:lvlJc w:val="left"/>
+      <w:pPr>
+        <w:tabs>
+          <w:tab w:val="num" w:pos="2160"/>
+        </w:tabs>
+        <w:ind w:left="2160" w:hanging="360"/>
+      </w:pPr>
+      <w:rPr>
+        <w:rFonts w:ascii="Wingdings" w:hAnsi="Wingdings" w:hint="default"/>
+        <w:sz w:val="20"/>
+      </w:rPr>
+    </w:lvl>
+    <w:lvl w:ilvl="3" w:tentative="1">
+      <w:start w:val="1"/>
+      <w:numFmt w:val="bullet"/>
+      <w:lvlText w:val=""/>
+      <w:lvlJc w:val="left"/>
+      <w:pPr>
+        <w:tabs>
+          <w:tab w:val="num" w:pos="2880"/>
+        </w:tabs>
+        <w:ind w:left="2880" w:hanging="360"/>
+      </w:pPr>
+      <w:rPr>
+        <w:rFonts w:ascii="Wingdings" w:hAnsi="Wingdings" w:hint="default"/>
+        <w:sz w:val="20"/>
+      </w:rPr>
+    </w:lvl>
+    <w:lvl w:ilvl="4" w:tentative="1">
+      <w:start w:val="1"/>
+      <w:numFmt w:val="bullet"/>
+      <w:lvlText w:val=""/>
+      <w:lvlJc w:val="left"/>
+      <w:pPr>
+        <w:tabs>
+          <w:tab w:val="num" w:pos="3600"/>
+        </w:tabs>
+        <w:ind w:left="3600" w:hanging="360"/>
+      </w:pPr>
+      <w:rPr>
+        <w:rFonts w:ascii="Wingdings" w:hAnsi="Wingdings" w:hint="default"/>
+        <w:sz w:val="20"/>
+      </w:rPr>
+    </w:lvl>
+    <w:lvl w:ilvl="5" w:tentative="1">
+      <w:start w:val="1"/>
+      <w:numFmt w:val="bullet"/>
+      <w:lvlText w:val=""/>
+      <w:lvlJc w:val="left"/>
+      <w:pPr>
+        <w:tabs>
+          <w:tab w:val="num" w:pos="4320"/>
+        </w:tabs>
+        <w:ind w:left="4320" w:hanging="360"/>
+      </w:pPr>
+      <w:rPr>
+        <w:rFonts w:ascii="Wingdings" w:hAnsi="Wingdings" w:hint="default"/>
+        <w:sz w:val="20"/>
+      </w:rPr>
+    </w:lvl>
+    <w:lvl w:ilvl="6" w:tentative="1">
+      <w:start w:val="1"/>
+      <w:numFmt w:val="bullet"/>
+      <w:lvlText w:val=""/>
+      <w:lvlJc w:val="left"/>
+      <w:pPr>
+        <w:tabs>
+          <w:tab w:val="num" w:pos="5040"/>
+        </w:tabs>
+        <w:ind w:left="5040" w:hanging="360"/>
+      </w:pPr>
+      <w:rPr>
+        <w:rFonts w:ascii="Wingdings" w:hAnsi="Wingdings" w:hint="default"/>
+        <w:sz w:val="20"/>
+      </w:rPr>
+    </w:lvl>
+    <w:lvl w:ilvl="7" w:tentative="1">
+      <w:start w:val="1"/>
+      <w:numFmt w:val="bullet"/>
+      <w:lvlText w:val=""/>
+      <w:lvlJc w:val="left"/>
+      <w:pPr>
+        <w:tabs>
+          <w:tab w:val="num" w:pos="5760"/>
+        </w:tabs>
+        <w:ind w:left="5760" w:hanging="360"/>
+      </w:pPr>
+      <w:rPr>
+        <w:rFonts w:ascii="Wingdings" w:hAnsi="Wingdings" w:hint="default"/>
+        <w:sz w:val="20"/>
+      </w:rPr>
+    </w:lvl>
+    <w:lvl w:ilvl="8" w:tentative="1">
+      <w:start w:val="1"/>
+      <w:numFmt w:val="bullet"/>
+      <w:lvlText w:val=""/>
+      <w:lvlJc w:val="left"/>
+      <w:pPr>
+        <w:tabs>
+          <w:tab w:val="num" w:pos="6480"/>
+        </w:tabs>
+        <w:ind w:left="6480" w:hanging="360"/>
+      </w:pPr>
+      <w:rPr>
+        <w:rFonts w:ascii="Wingdings" w:hAnsi="Wingdings" w:hint="default"/>
+        <w:sz w:val="20"/>
+      </w:rPr>
+    </w:lvl>
+  </w:abstractNum>
+  <w:abstractNum w:abstractNumId="8" w15:restartNumberingAfterBreak="0">
+    <w:nsid w:val="39DB5182"/>
+    <w:multiLevelType w:val="multilevel"/>
+    <w:tmpl w:val="77D45F2A"/>
+    <w:lvl w:ilvl="0">
+      <w:start w:val="1"/>
+      <w:numFmt w:val="bullet"/>
+      <w:lvlText w:val=""/>
+      <w:lvlJc w:val="left"/>
+      <w:pPr>
+        <w:tabs>
+          <w:tab w:val="num" w:pos="720"/>
+        </w:tabs>
+        <w:ind w:left="720" w:hanging="360"/>
+      </w:pPr>
+      <w:rPr>
+        <w:rFonts w:ascii="Symbol" w:hAnsi="Symbol" w:hint="default"/>
+        <w:sz w:val="20"/>
+      </w:rPr>
+    </w:lvl>
+    <w:lvl w:ilvl="1" w:tentative="1">
+      <w:start w:val="1"/>
+      <w:numFmt w:val="bullet"/>
+      <w:lvlText w:val="o"/>
+      <w:lvlJc w:val="left"/>
+      <w:pPr>
+        <w:tabs>
+          <w:tab w:val="num" w:pos="1440"/>
+        </w:tabs>
+        <w:ind w:left="1440" w:hanging="360"/>
+      </w:pPr>
+      <w:rPr>
+        <w:rFonts w:ascii="Courier New" w:hAnsi="Courier New" w:hint="default"/>
+        <w:sz w:val="20"/>
+      </w:rPr>
+    </w:lvl>
+    <w:lvl w:ilvl="2" w:tentative="1">
+      <w:start w:val="1"/>
+      <w:numFmt w:val="bullet"/>
+      <w:lvlText w:val=""/>
+      <w:lvlJc w:val="left"/>
+      <w:pPr>
+        <w:tabs>
+          <w:tab w:val="num" w:pos="2160"/>
+        </w:tabs>
+        <w:ind w:left="2160" w:hanging="360"/>
+      </w:pPr>
+      <w:rPr>
+        <w:rFonts w:ascii="Wingdings" w:hAnsi="Wingdings" w:hint="default"/>
+        <w:sz w:val="20"/>
+      </w:rPr>
+    </w:lvl>
+    <w:lvl w:ilvl="3" w:tentative="1">
+      <w:start w:val="1"/>
+      <w:numFmt w:val="bullet"/>
+      <w:lvlText w:val=""/>
+      <w:lvlJc w:val="left"/>
+      <w:pPr>
+        <w:tabs>
+          <w:tab w:val="num" w:pos="2880"/>
+        </w:tabs>
+        <w:ind w:left="2880" w:hanging="360"/>
+      </w:pPr>
+      <w:rPr>
+        <w:rFonts w:ascii="Wingdings" w:hAnsi="Wingdings" w:hint="default"/>
+        <w:sz w:val="20"/>
+      </w:rPr>
+    </w:lvl>
+    <w:lvl w:ilvl="4" w:tentative="1">
+      <w:start w:val="1"/>
+      <w:numFmt w:val="bullet"/>
+      <w:lvlText w:val=""/>
+      <w:lvlJc w:val="left"/>
+      <w:pPr>
+        <w:tabs>
+          <w:tab w:val="num" w:pos="3600"/>
+        </w:tabs>
+        <w:ind w:left="3600" w:hanging="360"/>
+      </w:pPr>
+      <w:rPr>
+        <w:rFonts w:ascii="Wingdings" w:hAnsi="Wingdings" w:hint="default"/>
+        <w:sz w:val="20"/>
+      </w:rPr>
+    </w:lvl>
+    <w:lvl w:ilvl="5" w:tentative="1">
+      <w:start w:val="1"/>
+      <w:numFmt w:val="bullet"/>
+      <w:lvlText w:val=""/>
+      <w:lvlJc w:val="left"/>
+      <w:pPr>
+        <w:tabs>
+          <w:tab w:val="num" w:pos="4320"/>
+        </w:tabs>
+        <w:ind w:left="4320" w:hanging="360"/>
+      </w:pPr>
+      <w:rPr>
+        <w:rFonts w:ascii="Wingdings" w:hAnsi="Wingdings" w:hint="default"/>
+        <w:sz w:val="20"/>
+      </w:rPr>
+    </w:lvl>
+    <w:lvl w:ilvl="6" w:tentative="1">
+      <w:start w:val="1"/>
+      <w:numFmt w:val="bullet"/>
+      <w:lvlText w:val=""/>
+      <w:lvlJc w:val="left"/>
+      <w:pPr>
+        <w:tabs>
+          <w:tab w:val="num" w:pos="5040"/>
+        </w:tabs>
+        <w:ind w:left="5040" w:hanging="360"/>
+      </w:pPr>
+      <w:rPr>
+        <w:rFonts w:ascii="Wingdings" w:hAnsi="Wingdings" w:hint="default"/>
+        <w:sz w:val="20"/>
+      </w:rPr>
+    </w:lvl>
+    <w:lvl w:ilvl="7" w:tentative="1">
+      <w:start w:val="1"/>
+      <w:numFmt w:val="bullet"/>
+      <w:lvlText w:val=""/>
+      <w:lvlJc w:val="left"/>
+      <w:pPr>
+        <w:tabs>
+          <w:tab w:val="num" w:pos="5760"/>
+        </w:tabs>
+        <w:ind w:left="5760" w:hanging="360"/>
+      </w:pPr>
+      <w:rPr>
+        <w:rFonts w:ascii="Wingdings" w:hAnsi="Wingdings" w:hint="default"/>
+        <w:sz w:val="20"/>
+      </w:rPr>
+    </w:lvl>
+    <w:lvl w:ilvl="8" w:tentative="1">
+      <w:start w:val="1"/>
+      <w:numFmt w:val="bullet"/>
+      <w:lvlText w:val=""/>
+      <w:lvlJc w:val="left"/>
+      <w:pPr>
+        <w:tabs>
+          <w:tab w:val="num" w:pos="6480"/>
+        </w:tabs>
+        <w:ind w:left="6480" w:hanging="360"/>
+      </w:pPr>
+      <w:rPr>
+        <w:rFonts w:ascii="Wingdings" w:hAnsi="Wingdings" w:hint="default"/>
+        <w:sz w:val="20"/>
+      </w:rPr>
+    </w:lvl>
+  </w:abstractNum>
+  <w:abstractNum w:abstractNumId="9" w15:restartNumberingAfterBreak="0">
+    <w:nsid w:val="47555E48"/>
+    <w:multiLevelType w:val="multilevel"/>
+    <w:tmpl w:val="82103922"/>
+    <w:lvl w:ilvl="0">
+      <w:start w:val="1"/>
+      <w:numFmt w:val="bullet"/>
+      <w:lvlText w:val=""/>
+      <w:lvlJc w:val="left"/>
+      <w:pPr>
+        <w:tabs>
+          <w:tab w:val="num" w:pos="720"/>
+        </w:tabs>
+        <w:ind w:left="720" w:hanging="360"/>
+      </w:pPr>
+      <w:rPr>
+        <w:rFonts w:ascii="Symbol" w:hAnsi="Symbol" w:hint="default"/>
+        <w:sz w:val="20"/>
+      </w:rPr>
+    </w:lvl>
+    <w:lvl w:ilvl="1" w:tentative="1">
+      <w:start w:val="1"/>
+      <w:numFmt w:val="bullet"/>
+      <w:lvlText w:val="o"/>
+      <w:lvlJc w:val="left"/>
+      <w:pPr>
+        <w:tabs>
+          <w:tab w:val="num" w:pos="1440"/>
+        </w:tabs>
+        <w:ind w:left="1440" w:hanging="360"/>
+      </w:pPr>
+      <w:rPr>
+        <w:rFonts w:ascii="Courier New" w:hAnsi="Courier New" w:hint="default"/>
+        <w:sz w:val="20"/>
+      </w:rPr>
+    </w:lvl>
+    <w:lvl w:ilvl="2" w:tentative="1">
+      <w:start w:val="1"/>
+      <w:numFmt w:val="bullet"/>
+      <w:lvlText w:val=""/>
+      <w:lvlJc w:val="left"/>
+      <w:pPr>
+        <w:tabs>
+          <w:tab w:val="num" w:pos="2160"/>
+        </w:tabs>
+        <w:ind w:left="2160" w:hanging="360"/>
+      </w:pPr>
+      <w:rPr>
+        <w:rFonts w:ascii="Wingdings" w:hAnsi="Wingdings" w:hint="default"/>
+        <w:sz w:val="20"/>
+      </w:rPr>
+    </w:lvl>
+    <w:lvl w:ilvl="3" w:tentative="1">
+      <w:start w:val="1"/>
+      <w:numFmt w:val="bullet"/>
+      <w:lvlText w:val=""/>
+      <w:lvlJc w:val="left"/>
+      <w:pPr>
+        <w:tabs>
+          <w:tab w:val="num" w:pos="2880"/>
+        </w:tabs>
+        <w:ind w:left="2880" w:hanging="360"/>
+      </w:pPr>
+      <w:rPr>
+        <w:rFonts w:ascii="Wingdings" w:hAnsi="Wingdings" w:hint="default"/>
+        <w:sz w:val="20"/>
+      </w:rPr>
+    </w:lvl>
+    <w:lvl w:ilvl="4" w:tentative="1">
+      <w:start w:val="1"/>
+      <w:numFmt w:val="bullet"/>
+      <w:lvlText w:val=""/>
+      <w:lvlJc w:val="left"/>
+      <w:pPr>
+        <w:tabs>
+          <w:tab w:val="num" w:pos="3600"/>
+        </w:tabs>
+        <w:ind w:left="3600" w:hanging="360"/>
+      </w:pPr>
+      <w:rPr>
+        <w:rFonts w:ascii="Wingdings" w:hAnsi="Wingdings" w:hint="default"/>
+        <w:sz w:val="20"/>
+      </w:rPr>
+    </w:lvl>
+    <w:lvl w:ilvl="5" w:tentative="1">
+      <w:start w:val="1"/>
+      <w:numFmt w:val="bullet"/>
+      <w:lvlText w:val=""/>
+      <w:lvlJc w:val="left"/>
+      <w:pPr>
+        <w:tabs>
+          <w:tab w:val="num" w:pos="4320"/>
+        </w:tabs>
+        <w:ind w:left="4320" w:hanging="360"/>
+      </w:pPr>
+      <w:rPr>
+        <w:rFonts w:ascii="Wingdings" w:hAnsi="Wingdings" w:hint="default"/>
+        <w:sz w:val="20"/>
+      </w:rPr>
+    </w:lvl>
+    <w:lvl w:ilvl="6" w:tentative="1">
+      <w:start w:val="1"/>
+      <w:numFmt w:val="bullet"/>
+      <w:lvlText w:val=""/>
+      <w:lvlJc w:val="left"/>
+      <w:pPr>
+        <w:tabs>
+          <w:tab w:val="num" w:pos="5040"/>
+        </w:tabs>
+        <w:ind w:left="5040" w:hanging="360"/>
+      </w:pPr>
+      <w:rPr>
+        <w:rFonts w:ascii="Wingdings" w:hAnsi="Wingdings" w:hint="default"/>
+        <w:sz w:val="20"/>
+      </w:rPr>
+    </w:lvl>
+    <w:lvl w:ilvl="7" w:tentative="1">
+      <w:start w:val="1"/>
+      <w:numFmt w:val="bullet"/>
+      <w:lvlText w:val=""/>
+      <w:lvlJc w:val="left"/>
+      <w:pPr>
+        <w:tabs>
+          <w:tab w:val="num" w:pos="5760"/>
+        </w:tabs>
+        <w:ind w:left="5760" w:hanging="360"/>
+      </w:pPr>
+      <w:rPr>
+        <w:rFonts w:ascii="Wingdings" w:hAnsi="Wingdings" w:hint="default"/>
+        <w:sz w:val="20"/>
+      </w:rPr>
+    </w:lvl>
+    <w:lvl w:ilvl="8" w:tentative="1">
+      <w:start w:val="1"/>
+      <w:numFmt w:val="bullet"/>
+      <w:lvlText w:val=""/>
+      <w:lvlJc w:val="left"/>
+      <w:pPr>
+        <w:tabs>
+          <w:tab w:val="num" w:pos="6480"/>
+        </w:tabs>
+        <w:ind w:left="6480" w:hanging="360"/>
+      </w:pPr>
+      <w:rPr>
+        <w:rFonts w:ascii="Wingdings" w:hAnsi="Wingdings" w:hint="default"/>
+        <w:sz w:val="20"/>
+      </w:rPr>
+    </w:lvl>
+  </w:abstractNum>
+  <w:abstractNum w:abstractNumId="10" w15:restartNumberingAfterBreak="0">
+    <w:nsid w:val="567D43E5"/>
+    <w:multiLevelType w:val="multilevel"/>
+    <w:tmpl w:val="ED2AEA48"/>
+    <w:lvl w:ilvl="0">
+      <w:start w:val="1"/>
+      <w:numFmt w:val="decimal"/>
+      <w:lvlText w:val="%1."/>
+      <w:lvlJc w:val="left"/>
+      <w:pPr>
+        <w:tabs>
+          <w:tab w:val="num" w:pos="720"/>
+        </w:tabs>
+        <w:ind w:left="720" w:hanging="360"/>
+      </w:pPr>
+    </w:lvl>
+    <w:lvl w:ilvl="1" w:tentative="1">
+      <w:start w:val="1"/>
+      <w:numFmt w:val="decimal"/>
+      <w:lvlText w:val="%2."/>
+      <w:lvlJc w:val="left"/>
+      <w:pPr>
+        <w:tabs>
+          <w:tab w:val="num" w:pos="1440"/>
+        </w:tabs>
+        <w:ind w:left="1440" w:hanging="360"/>
+      </w:pPr>
+    </w:lvl>
+    <w:lvl w:ilvl="2" w:tentative="1">
+      <w:start w:val="1"/>
+      <w:numFmt w:val="decimal"/>
+      <w:lvlText w:val="%3."/>
+      <w:lvlJc w:val="left"/>
+      <w:pPr>
+        <w:tabs>
+          <w:tab w:val="num" w:pos="2160"/>
+        </w:tabs>
+        <w:ind w:left="2160" w:hanging="360"/>
+      </w:pPr>
+    </w:lvl>
+    <w:lvl w:ilvl="3" w:tentative="1">
+      <w:start w:val="1"/>
+      <w:numFmt w:val="decimal"/>
+      <w:lvlText w:val="%4."/>
+      <w:lvlJc w:val="left"/>
+      <w:pPr>
+        <w:tabs>
+          <w:tab w:val="num" w:pos="2880"/>
+        </w:tabs>
+        <w:ind w:left="2880" w:hanging="360"/>
+      </w:pPr>
+    </w:lvl>
+    <w:lvl w:ilvl="4" w:tentative="1">
+      <w:start w:val="1"/>
+      <w:numFmt w:val="decimal"/>
+      <w:lvlText w:val="%5."/>
+      <w:lvlJc w:val="left"/>
+      <w:pPr>
+        <w:tabs>
+          <w:tab w:val="num" w:pos="3600"/>
+        </w:tabs>
+        <w:ind w:left="3600" w:hanging="360"/>
+      </w:pPr>
+    </w:lvl>
+    <w:lvl w:ilvl="5" w:tentative="1">
+      <w:start w:val="1"/>
+      <w:numFmt w:val="decimal"/>
+      <w:lvlText w:val="%6."/>
+      <w:lvlJc w:val="left"/>
+      <w:pPr>
+        <w:tabs>
+          <w:tab w:val="num" w:pos="4320"/>
+        </w:tabs>
+        <w:ind w:left="4320" w:hanging="360"/>
+      </w:pPr>
+    </w:lvl>
+    <w:lvl w:ilvl="6" w:tentative="1">
+      <w:start w:val="1"/>
+      <w:numFmt w:val="decimal"/>
+      <w:lvlText w:val="%7."/>
+      <w:lvlJc w:val="left"/>
+      <w:pPr>
+        <w:tabs>
+          <w:tab w:val="num" w:pos="5040"/>
+        </w:tabs>
+        <w:ind w:left="5040" w:hanging="360"/>
+      </w:pPr>
+    </w:lvl>
+    <w:lvl w:ilvl="7" w:tentative="1">
+      <w:start w:val="1"/>
+      <w:numFmt w:val="decimal"/>
+      <w:lvlText w:val="%8."/>
+      <w:lvlJc w:val="left"/>
+      <w:pPr>
+        <w:tabs>
+          <w:tab w:val="num" w:pos="5760"/>
+        </w:tabs>
+        <w:ind w:left="5760" w:hanging="360"/>
+      </w:pPr>
+    </w:lvl>
+    <w:lvl w:ilvl="8" w:tentative="1">
+      <w:start w:val="1"/>
+      <w:numFmt w:val="decimal"/>
+      <w:lvlText w:val="%9."/>
+      <w:lvlJc w:val="left"/>
+      <w:pPr>
+        <w:tabs>
+          <w:tab w:val="num" w:pos="6480"/>
+        </w:tabs>
+        <w:ind w:left="6480" w:hanging="360"/>
+      </w:pPr>
+    </w:lvl>
+  </w:abstractNum>
+  <w:abstractNum w:abstractNumId="11" w15:restartNumberingAfterBreak="0">
+    <w:nsid w:val="5D2A6E2B"/>
+    <w:multiLevelType w:val="multilevel"/>
+    <w:tmpl w:val="80FCA8D0"/>
+    <w:lvl w:ilvl="0">
+      <w:start w:val="1"/>
+      <w:numFmt w:val="bullet"/>
+      <w:lvlText w:val=""/>
+      <w:lvlJc w:val="left"/>
+      <w:pPr>
+        <w:tabs>
+          <w:tab w:val="num" w:pos="720"/>
+        </w:tabs>
+        <w:ind w:left="720" w:hanging="360"/>
+      </w:pPr>
+      <w:rPr>
+        <w:rFonts w:ascii="Symbol" w:hAnsi="Symbol" w:hint="default"/>
+        <w:sz w:val="20"/>
+      </w:rPr>
+    </w:lvl>
+    <w:lvl w:ilvl="1" w:tentative="1">
+      <w:start w:val="1"/>
+      <w:numFmt w:val="bullet"/>
+      <w:lvlText w:val="o"/>
+      <w:lvlJc w:val="left"/>
+      <w:pPr>
+        <w:tabs>
+          <w:tab w:val="num" w:pos="1440"/>
+        </w:tabs>
+        <w:ind w:left="1440" w:hanging="360"/>
+      </w:pPr>
+      <w:rPr>
+        <w:rFonts w:ascii="Courier New" w:hAnsi="Courier New" w:hint="default"/>
+        <w:sz w:val="20"/>
+      </w:rPr>
+    </w:lvl>
+    <w:lvl w:ilvl="2" w:tentative="1">
+      <w:start w:val="1"/>
+      <w:numFmt w:val="bullet"/>
+      <w:lvlText w:val=""/>
+      <w:lvlJc w:val="left"/>
+      <w:pPr>
+        <w:tabs>
+          <w:tab w:val="num" w:pos="2160"/>
+        </w:tabs>
+        <w:ind w:left="2160" w:hanging="360"/>
+      </w:pPr>
+      <w:rPr>
+        <w:rFonts w:ascii="Wingdings" w:hAnsi="Wingdings" w:hint="default"/>
+        <w:sz w:val="20"/>
+      </w:rPr>
+    </w:lvl>
+    <w:lvl w:ilvl="3" w:tentative="1">
+      <w:start w:val="1"/>
+      <w:numFmt w:val="bullet"/>
+      <w:lvlText w:val=""/>
+      <w:lvlJc w:val="left"/>
+      <w:pPr>
+        <w:tabs>
+          <w:tab w:val="num" w:pos="2880"/>
+        </w:tabs>
+        <w:ind w:left="2880" w:hanging="360"/>
+      </w:pPr>
+      <w:rPr>
+        <w:rFonts w:ascii="Wingdings" w:hAnsi="Wingdings" w:hint="default"/>
+        <w:sz w:val="20"/>
+      </w:rPr>
+    </w:lvl>
+    <w:lvl w:ilvl="4" w:tentative="1">
+      <w:start w:val="1"/>
+      <w:numFmt w:val="bullet"/>
+      <w:lvlText w:val=""/>
+      <w:lvlJc w:val="left"/>
+      <w:pPr>
+        <w:tabs>
+          <w:tab w:val="num" w:pos="3600"/>
+        </w:tabs>
+        <w:ind w:left="3600" w:hanging="360"/>
+      </w:pPr>
+      <w:rPr>
+        <w:rFonts w:ascii="Wingdings" w:hAnsi="Wingdings" w:hint="default"/>
+        <w:sz w:val="20"/>
+      </w:rPr>
+    </w:lvl>
+    <w:lvl w:ilvl="5" w:tentative="1">
+      <w:start w:val="1"/>
+      <w:numFmt w:val="bullet"/>
+      <w:lvlText w:val=""/>
+      <w:lvlJc w:val="left"/>
+      <w:pPr>
+        <w:tabs>
+          <w:tab w:val="num" w:pos="4320"/>
+        </w:tabs>
+        <w:ind w:left="4320" w:hanging="360"/>
+      </w:pPr>
+      <w:rPr>
+        <w:rFonts w:ascii="Wingdings" w:hAnsi="Wingdings" w:hint="default"/>
+        <w:sz w:val="20"/>
+      </w:rPr>
+    </w:lvl>
+    <w:lvl w:ilvl="6" w:tentative="1">
+      <w:start w:val="1"/>
+      <w:numFmt w:val="bullet"/>
+      <w:lvlText w:val=""/>
+      <w:lvlJc w:val="left"/>
+      <w:pPr>
+        <w:tabs>
+          <w:tab w:val="num" w:pos="5040"/>
+        </w:tabs>
+        <w:ind w:left="5040" w:hanging="360"/>
+      </w:pPr>
+      <w:rPr>
+        <w:rFonts w:ascii="Wingdings" w:hAnsi="Wingdings" w:hint="default"/>
+        <w:sz w:val="20"/>
+      </w:rPr>
+    </w:lvl>
+    <w:lvl w:ilvl="7" w:tentative="1">
+      <w:start w:val="1"/>
+      <w:numFmt w:val="bullet"/>
+      <w:lvlText w:val=""/>
+      <w:lvlJc w:val="left"/>
+      <w:pPr>
+        <w:tabs>
+          <w:tab w:val="num" w:pos="5760"/>
+        </w:tabs>
+        <w:ind w:left="5760" w:hanging="360"/>
+      </w:pPr>
+      <w:rPr>
+        <w:rFonts w:ascii="Wingdings" w:hAnsi="Wingdings" w:hint="default"/>
+        <w:sz w:val="20"/>
+      </w:rPr>
+    </w:lvl>
+    <w:lvl w:ilvl="8" w:tentative="1">
+      <w:start w:val="1"/>
+      <w:numFmt w:val="bullet"/>
+      <w:lvlText w:val=""/>
+      <w:lvlJc w:val="left"/>
+      <w:pPr>
+        <w:tabs>
+          <w:tab w:val="num" w:pos="6480"/>
+        </w:tabs>
+        <w:ind w:left="6480" w:hanging="360"/>
+      </w:pPr>
+      <w:rPr>
+        <w:rFonts w:ascii="Wingdings" w:hAnsi="Wingdings" w:hint="default"/>
+        <w:sz w:val="20"/>
+      </w:rPr>
+    </w:lvl>
+  </w:abstractNum>
+  <w:abstractNum w:abstractNumId="12" w15:restartNumberingAfterBreak="0">
+    <w:nsid w:val="6408415A"/>
+    <w:multiLevelType w:val="multilevel"/>
+    <w:tmpl w:val="DA30F018"/>
+    <w:lvl w:ilvl="0">
+      <w:start w:val="1"/>
+      <w:numFmt w:val="bullet"/>
+      <w:lvlText w:val=""/>
+      <w:lvlJc w:val="left"/>
+      <w:pPr>
+        <w:tabs>
+          <w:tab w:val="num" w:pos="720"/>
+        </w:tabs>
+        <w:ind w:left="720" w:hanging="360"/>
+      </w:pPr>
+      <w:rPr>
+        <w:rFonts w:ascii="Symbol" w:hAnsi="Symbol" w:hint="default"/>
+        <w:sz w:val="20"/>
+      </w:rPr>
+    </w:lvl>
+    <w:lvl w:ilvl="1" w:tentative="1">
+      <w:start w:val="1"/>
+      <w:numFmt w:val="bullet"/>
+      <w:lvlText w:val="o"/>
+      <w:lvlJc w:val="left"/>
+      <w:pPr>
+        <w:tabs>
+          <w:tab w:val="num" w:pos="1440"/>
+        </w:tabs>
+        <w:ind w:left="1440" w:hanging="360"/>
+      </w:pPr>
+      <w:rPr>
+        <w:rFonts w:ascii="Courier New" w:hAnsi="Courier New" w:hint="default"/>
+        <w:sz w:val="20"/>
+      </w:rPr>
+    </w:lvl>
+    <w:lvl w:ilvl="2" w:tentative="1">
+      <w:start w:val="1"/>
+      <w:numFmt w:val="bullet"/>
+      <w:lvlText w:val=""/>
+      <w:lvlJc w:val="left"/>
+      <w:pPr>
+        <w:tabs>
+          <w:tab w:val="num" w:pos="2160"/>
+        </w:tabs>
+        <w:ind w:left="2160" w:hanging="360"/>
+      </w:pPr>
+      <w:rPr>
+        <w:rFonts w:ascii="Wingdings" w:hAnsi="Wingdings" w:hint="default"/>
+        <w:sz w:val="20"/>
+      </w:rPr>
+    </w:lvl>
+    <w:lvl w:ilvl="3" w:tentative="1">
+      <w:start w:val="1"/>
+      <w:numFmt w:val="bullet"/>
+      <w:lvlText w:val=""/>
+      <w:lvlJc w:val="left"/>
+      <w:pPr>
+        <w:tabs>
+          <w:tab w:val="num" w:pos="2880"/>
+        </w:tabs>
+        <w:ind w:left="2880" w:hanging="360"/>
+      </w:pPr>
+      <w:rPr>
+        <w:rFonts w:ascii="Wingdings" w:hAnsi="Wingdings" w:hint="default"/>
+        <w:sz w:val="20"/>
+      </w:rPr>
+    </w:lvl>
+    <w:lvl w:ilvl="4" w:tentative="1">
+      <w:start w:val="1"/>
+      <w:numFmt w:val="bullet"/>
+      <w:lvlText w:val=""/>
+      <w:lvlJc w:val="left"/>
+      <w:pPr>
+        <w:tabs>
+          <w:tab w:val="num" w:pos="3600"/>
+        </w:tabs>
+        <w:ind w:left="3600" w:hanging="360"/>
+      </w:pPr>
+      <w:rPr>
+        <w:rFonts w:ascii="Wingdings" w:hAnsi="Wingdings" w:hint="default"/>
+        <w:sz w:val="20"/>
+      </w:rPr>
+    </w:lvl>
+    <w:lvl w:ilvl="5" w:tentative="1">
+      <w:start w:val="1"/>
+      <w:numFmt w:val="bullet"/>
+      <w:lvlText w:val=""/>
+      <w:lvlJc w:val="left"/>
+      <w:pPr>
+        <w:tabs>
+          <w:tab w:val="num" w:pos="4320"/>
+        </w:tabs>
+        <w:ind w:left="4320" w:hanging="360"/>
+      </w:pPr>
+      <w:rPr>
+        <w:rFonts w:ascii="Wingdings" w:hAnsi="Wingdings" w:hint="default"/>
+        <w:sz w:val="20"/>
+      </w:rPr>
+    </w:lvl>
+    <w:lvl w:ilvl="6" w:tentative="1">
+      <w:start w:val="1"/>
+      <w:numFmt w:val="bullet"/>
+      <w:lvlText w:val=""/>
+      <w:lvlJc w:val="left"/>
+      <w:pPr>
+        <w:tabs>
+          <w:tab w:val="num" w:pos="5040"/>
+        </w:tabs>
+        <w:ind w:left="5040" w:hanging="360"/>
+      </w:pPr>
+      <w:rPr>
+        <w:rFonts w:ascii="Wingdings" w:hAnsi="Wingdings" w:hint="default"/>
+        <w:sz w:val="20"/>
+      </w:rPr>
+    </w:lvl>
+    <w:lvl w:ilvl="7" w:tentative="1">
+      <w:start w:val="1"/>
+      <w:numFmt w:val="bullet"/>
+      <w:lvlText w:val=""/>
+      <w:lvlJc w:val="left"/>
+      <w:pPr>
+        <w:tabs>
+          <w:tab w:val="num" w:pos="5760"/>
+        </w:tabs>
+        <w:ind w:left="5760" w:hanging="360"/>
+      </w:pPr>
+      <w:rPr>
+        <w:rFonts w:ascii="Wingdings" w:hAnsi="Wingdings" w:hint="default"/>
+        <w:sz w:val="20"/>
+      </w:rPr>
+    </w:lvl>
+    <w:lvl w:ilvl="8" w:tentative="1">
+      <w:start w:val="1"/>
+      <w:numFmt w:val="bullet"/>
+      <w:lvlText w:val=""/>
+      <w:lvlJc w:val="left"/>
+      <w:pPr>
+        <w:tabs>
+          <w:tab w:val="num" w:pos="6480"/>
+        </w:tabs>
+        <w:ind w:left="6480" w:hanging="360"/>
+      </w:pPr>
+      <w:rPr>
+        <w:rFonts w:ascii="Wingdings" w:hAnsi="Wingdings" w:hint="default"/>
+        <w:sz w:val="20"/>
+      </w:rPr>
+    </w:lvl>
+  </w:abstractNum>
+  <w:abstractNum w:abstractNumId="13" w15:restartNumberingAfterBreak="0">
+    <w:nsid w:val="6A785191"/>
+    <w:multiLevelType w:val="multilevel"/>
+    <w:tmpl w:val="C7800006"/>
+    <w:lvl w:ilvl="0">
+      <w:start w:val="1"/>
+      <w:numFmt w:val="decimal"/>
+      <w:lvlText w:val="%1."/>
+      <w:lvlJc w:val="left"/>
+      <w:pPr>
+        <w:tabs>
+          <w:tab w:val="num" w:pos="720"/>
+        </w:tabs>
+        <w:ind w:left="720" w:hanging="360"/>
+      </w:pPr>
+    </w:lvl>
+    <w:lvl w:ilvl="1" w:tentative="1">
+      <w:start w:val="1"/>
+      <w:numFmt w:val="decimal"/>
+      <w:lvlText w:val="%2."/>
+      <w:lvlJc w:val="left"/>
+      <w:pPr>
+        <w:tabs>
+          <w:tab w:val="num" w:pos="1440"/>
+        </w:tabs>
+        <w:ind w:left="1440" w:hanging="360"/>
+      </w:pPr>
+    </w:lvl>
+    <w:lvl w:ilvl="2" w:tentative="1">
+      <w:start w:val="1"/>
+      <w:numFmt w:val="decimal"/>
+      <w:lvlText w:val="%3."/>
+      <w:lvlJc w:val="left"/>
+      <w:pPr>
+        <w:tabs>
+          <w:tab w:val="num" w:pos="2160"/>
+        </w:tabs>
+        <w:ind w:left="2160" w:hanging="360"/>
+      </w:pPr>
+    </w:lvl>
+    <w:lvl w:ilvl="3" w:tentative="1">
+      <w:start w:val="1"/>
+      <w:numFmt w:val="decimal"/>
+      <w:lvlText w:val="%4."/>
+      <w:lvlJc w:val="left"/>
+      <w:pPr>
+        <w:tabs>
+          <w:tab w:val="num" w:pos="2880"/>
+        </w:tabs>
+        <w:ind w:left="2880" w:hanging="360"/>
+      </w:pPr>
+    </w:lvl>
+    <w:lvl w:ilvl="4" w:tentative="1">
+      <w:start w:val="1"/>
+      <w:numFmt w:val="decimal"/>
+      <w:lvlText w:val="%5."/>
+      <w:lvlJc w:val="left"/>
+      <w:pPr>
+        <w:tabs>
+          <w:tab w:val="num" w:pos="3600"/>
+        </w:tabs>
+        <w:ind w:left="3600" w:hanging="360"/>
+      </w:pPr>
+    </w:lvl>
+    <w:lvl w:ilvl="5" w:tentative="1">
+      <w:start w:val="1"/>
+      <w:numFmt w:val="decimal"/>
+      <w:lvlText w:val="%6."/>
+      <w:lvlJc w:val="left"/>
+      <w:pPr>
+        <w:tabs>
+          <w:tab w:val="num" w:pos="4320"/>
+        </w:tabs>
+        <w:ind w:left="4320" w:hanging="360"/>
+      </w:pPr>
+    </w:lvl>
+    <w:lvl w:ilvl="6" w:tentative="1">
+      <w:start w:val="1"/>
+      <w:numFmt w:val="decimal"/>
+      <w:lvlText w:val="%7."/>
+      <w:lvlJc w:val="left"/>
+      <w:pPr>
+        <w:tabs>
+          <w:tab w:val="num" w:pos="5040"/>
+        </w:tabs>
+        <w:ind w:left="5040" w:hanging="360"/>
+      </w:pPr>
+    </w:lvl>
+    <w:lvl w:ilvl="7" w:tentative="1">
+      <w:start w:val="1"/>
+      <w:numFmt w:val="decimal"/>
+      <w:lvlText w:val="%8."/>
+      <w:lvlJc w:val="left"/>
+      <w:pPr>
+        <w:tabs>
+          <w:tab w:val="num" w:pos="5760"/>
+        </w:tabs>
+        <w:ind w:left="5760" w:hanging="360"/>
+      </w:pPr>
+    </w:lvl>
+    <w:lvl w:ilvl="8" w:tentative="1">
+      <w:start w:val="1"/>
+      <w:numFmt w:val="decimal"/>
+      <w:lvlText w:val="%9."/>
+      <w:lvlJc w:val="left"/>
+      <w:pPr>
+        <w:tabs>
+          <w:tab w:val="num" w:pos="6480"/>
+        </w:tabs>
+        <w:ind w:left="6480" w:hanging="360"/>
+      </w:pPr>
+    </w:lvl>
+  </w:abstractNum>
   <w:num w:numId="1" w16cid:durableId="735129189">
+    <w:abstractNumId w:val="5"/>
+  </w:num>
+  <w:num w:numId="2" w16cid:durableId="1211381937">
     <w:abstractNumId w:val="1"/>
   </w:num>
-  <w:num w:numId="2" w16cid:durableId="1211381937">
+  <w:num w:numId="3" w16cid:durableId="602611421">
+    <w:abstractNumId w:val="9"/>
+  </w:num>
+  <w:num w:numId="4" w16cid:durableId="1578512499">
+    <w:abstractNumId w:val="11"/>
+  </w:num>
+  <w:num w:numId="5" w16cid:durableId="780535761">
+    <w:abstractNumId w:val="10"/>
+  </w:num>
+  <w:num w:numId="6" w16cid:durableId="1371151816">
+    <w:abstractNumId w:val="4"/>
+  </w:num>
+  <w:num w:numId="7" w16cid:durableId="1175266279">
+    <w:abstractNumId w:val="6"/>
+  </w:num>
+  <w:num w:numId="8" w16cid:durableId="713385920">
+    <w:abstractNumId w:val="2"/>
+  </w:num>
+  <w:num w:numId="9" w16cid:durableId="2027512826">
+    <w:abstractNumId w:val="3"/>
+  </w:num>
+  <w:num w:numId="10" w16cid:durableId="830289375">
+    <w:abstractNumId w:val="8"/>
+  </w:num>
+  <w:num w:numId="11" w16cid:durableId="751586166">
+    <w:abstractNumId w:val="12"/>
+  </w:num>
+  <w:num w:numId="12" w16cid:durableId="342902387">
+    <w:abstractNumId w:val="7"/>
+  </w:num>
+  <w:num w:numId="13" w16cid:durableId="552087345">
+    <w:abstractNumId w:val="13"/>
+  </w:num>
+  <w:num w:numId="14" w16cid:durableId="700321503">
     <w:abstractNumId w:val="0"/>
   </w:num>
 </w:numbering>
